--- a/projectWorkpiece/0.第2组_调研报告.docx
+++ b/projectWorkpiece/0.第2组_调研报告.docx
@@ -71,11 +71,7 @@
     </w:p>
     <w:p>
       <w:pPr>
-        <w:pStyle w:val="3"/>
-        <w:keepNext w:val="0"/>
-        <w:keepLines w:val="0"/>
-        <w:widowControl/>
-        <w:suppressLineNumbers w:val="0"/>
+        <w:ind w:firstLine="420" w:firstLineChars="200"/>
         <w:rPr>
           <w:rFonts w:hint="eastAsia" w:ascii="Tahoma" w:hAnsi="Tahoma" w:eastAsia="宋体" w:cs="Tahoma"/>
           <w:i w:val="0"/>
@@ -83,11 +79,10 @@
           <w:caps w:val="0"/>
           <w:color w:val="000000"/>
           <w:spacing w:val="0"/>
-          <w:kern w:val="2"/>
           <w:sz w:val="21"/>
           <w:szCs w:val="21"/>
           <w:shd w:val="clear" w:color="auto" w:fill="FFFFFF"/>
-          <w:lang w:val="en-US" w:eastAsia="zh-CN" w:bidi="ar-SA"/>
+          <w:lang w:val="en-US" w:eastAsia="zh-CN"/>
         </w:rPr>
       </w:pPr>
       <w:r>
@@ -98,22 +93,17 @@
           <w:caps w:val="0"/>
           <w:color w:val="000000"/>
           <w:spacing w:val="0"/>
-          <w:kern w:val="2"/>
           <w:sz w:val="21"/>
           <w:szCs w:val="21"/>
           <w:shd w:val="clear" w:color="auto" w:fill="FFFFFF"/>
-          <w:lang w:val="en-US" w:eastAsia="zh-CN" w:bidi="ar-SA"/>
-        </w:rPr>
-        <w:t>随着网络文学这个行业越来越成熟，还有移动阅读也相当普及，小说平台已从“多写多更”逐步转向“通过数据调查从而针对读者喜好的精细规划”。用户阅读行为、题材偏好、评论互动与人物设定等因素，正在直接影响作品热度、作品收益转化效率与平台内容生存，特别是在网络文学这个细分领域里，题材的分类会更加细致，用户给出的情绪反馈也更加密集。在网络文学中，故事里人物关系，感情线和剧情线对用户留存有关键影响。所以，对平台上的数据进行系统化的收集，并且做深入的分析，拥有较高的研究价值和商业价值。</w:t>
+          <w:lang w:val="en-US" w:eastAsia="zh-CN"/>
+        </w:rPr>
+        <w:t>随着网络文学这个行业越来越成熟，还有移动阅读也相当普及，小说平台已从“多写多更”逐步转向“通过数据调查从而针对读者喜好的精细规划”。用户阅读行为、题材偏好、评论互动与人物设定等因素，正在直接影响作品热度、作品收益转率与平台内容生存，特别是在网络文学这个细分领域里，题材的分类会更加细致，用户给出的情绪反馈也更加密集。在网络文学中，故事里人物关系，感情线和剧情线对用户留存有关键影响。所以，对平台上的数据进行系统化的收集，并且做深入的分析，拥有较高的研究价值和商业价值。</w:t>
       </w:r>
     </w:p>
     <w:p>
       <w:pPr>
-        <w:pStyle w:val="3"/>
-        <w:keepNext w:val="0"/>
-        <w:keepLines w:val="0"/>
-        <w:widowControl/>
-        <w:suppressLineNumbers w:val="0"/>
+        <w:ind w:firstLine="420" w:firstLineChars="200"/>
         <w:rPr>
           <w:rFonts w:hint="eastAsia" w:ascii="Tahoma" w:hAnsi="Tahoma" w:eastAsia="宋体" w:cs="Tahoma"/>
           <w:i w:val="0"/>
@@ -121,11 +111,10 @@
           <w:caps w:val="0"/>
           <w:color w:val="000000"/>
           <w:spacing w:val="0"/>
-          <w:kern w:val="2"/>
           <w:sz w:val="21"/>
           <w:szCs w:val="21"/>
           <w:shd w:val="clear" w:color="auto" w:fill="FFFFFF"/>
-          <w:lang w:val="en-US" w:eastAsia="zh-CN" w:bidi="ar-SA"/>
+          <w:lang w:val="en-US" w:eastAsia="zh-CN"/>
         </w:rPr>
       </w:pPr>
       <w:r>
@@ -136,13 +125,12 @@
           <w:caps w:val="0"/>
           <w:color w:val="000000"/>
           <w:spacing w:val="0"/>
-          <w:kern w:val="2"/>
           <w:sz w:val="21"/>
           <w:szCs w:val="21"/>
           <w:shd w:val="clear" w:color="auto" w:fill="FFFFFF"/>
-          <w:lang w:val="en-US" w:eastAsia="zh-CN" w:bidi="ar-SA"/>
-        </w:rPr>
-        <w:t>本调研报告致力于以番茄小说网的数据采集成果作为基础，来构造一套具备可复用性的小说数据分析框架以及相应的输出机制。最终目标在于对数据进行系统性的沉淀，具体产出的内容会包括详细的数据采集规范、明确的指标口径说明，以及基于数据的分析结论和业务建议。</w:t>
+          <w:lang w:val="en-US" w:eastAsia="zh-CN"/>
+        </w:rPr>
+        <w:t>本调研报告致力于以番茄小说网的数据采集成果作为基础，来构造一套具备可复用性的小说数据分析框架。具体产出的内容会包括详细的数据采集规范，以及基于数据的分析结论和相关建议。</w:t>
       </w:r>
     </w:p>
     <w:p>
@@ -198,11 +186,7 @@
     </w:p>
     <w:p>
       <w:pPr>
-        <w:pStyle w:val="3"/>
-        <w:keepNext w:val="0"/>
-        <w:keepLines w:val="0"/>
-        <w:widowControl/>
-        <w:suppressLineNumbers w:val="0"/>
+        <w:ind w:firstLine="210" w:firstLineChars="100"/>
         <w:rPr>
           <w:rFonts w:hint="eastAsia" w:ascii="Tahoma" w:hAnsi="Tahoma" w:eastAsia="宋体" w:cs="Tahoma"/>
           <w:i w:val="0"/>
@@ -210,11 +194,10 @@
           <w:caps w:val="0"/>
           <w:color w:val="000000"/>
           <w:spacing w:val="0"/>
-          <w:kern w:val="2"/>
           <w:sz w:val="21"/>
           <w:szCs w:val="21"/>
           <w:shd w:val="clear" w:color="auto" w:fill="FFFFFF"/>
-          <w:lang w:val="en-US" w:eastAsia="zh-CN" w:bidi="ar-SA"/>
+          <w:lang w:val="en-US" w:eastAsia="zh-CN"/>
         </w:rPr>
       </w:pPr>
       <w:r>
@@ -225,22 +208,17 @@
           <w:caps w:val="0"/>
           <w:color w:val="000000"/>
           <w:spacing w:val="0"/>
-          <w:kern w:val="2"/>
           <w:sz w:val="21"/>
           <w:szCs w:val="21"/>
           <w:shd w:val="clear" w:color="auto" w:fill="FFFFFF"/>
-          <w:lang w:val="en-US" w:eastAsia="zh-CN" w:bidi="ar-SA"/>
-        </w:rPr>
-        <w:t>使用用途方面，明确每部小说的核心题材定位与内容标签体系。这样一来，就能识别出其在平台内容生态中的角色定位，比方说，是“玄幻灵异”，还是“都市豪门”，或者是“穿越重生”、“成长逆袭”等等。这些经过识别得来的角色信息，将会用于后续的类型分布统计、作品热度对比分析，以及个性化推荐策略的制定工作。</w:t>
+          <w:lang w:val="en-US" w:eastAsia="zh-CN"/>
+        </w:rPr>
+        <w:t>使用用途：明确每部小说的核心题材定位与内容标签。这样一来，就能识别出其在平台内容生态中的角色定位，例如“玄幻灵异”类等等。这些经过我们平台识别得来的角色信息，将会用于后续的类型统计、作品热度对比，以及个性化推荐策略的制定工作。</w:t>
       </w:r>
     </w:p>
     <w:p>
       <w:pPr>
-        <w:pStyle w:val="3"/>
-        <w:keepNext w:val="0"/>
-        <w:keepLines w:val="0"/>
-        <w:widowControl/>
-        <w:suppressLineNumbers w:val="0"/>
+        <w:ind w:firstLine="210" w:firstLineChars="100"/>
         <w:rPr>
           <w:rFonts w:hint="eastAsia" w:ascii="Tahoma" w:hAnsi="Tahoma" w:eastAsia="宋体" w:cs="Tahoma"/>
           <w:i w:val="0"/>
@@ -248,11 +226,10 @@
           <w:caps w:val="0"/>
           <w:color w:val="000000"/>
           <w:spacing w:val="0"/>
-          <w:kern w:val="2"/>
           <w:sz w:val="21"/>
           <w:szCs w:val="21"/>
           <w:shd w:val="clear" w:color="auto" w:fill="FFFFFF"/>
-          <w:lang w:val="en-US" w:eastAsia="zh-CN" w:bidi="ar-SA"/>
+          <w:lang w:val="en-US" w:eastAsia="zh-CN"/>
         </w:rPr>
       </w:pPr>
       <w:r>
@@ -263,13 +240,29 @@
           <w:caps w:val="0"/>
           <w:color w:val="000000"/>
           <w:spacing w:val="0"/>
-          <w:kern w:val="2"/>
           <w:sz w:val="21"/>
           <w:szCs w:val="21"/>
           <w:shd w:val="clear" w:color="auto" w:fill="FFFFFF"/>
-          <w:lang w:val="en-US" w:eastAsia="zh-CN" w:bidi="ar-SA"/>
-        </w:rPr>
-        <w:t>作品状态： 记录小说当前状态与内容产出情况，用于判断作品热度周期与运营策略差异。具体来说会覆盖以下几个维度：首先是作品的连载状态，判断它正在连载中 还是已完结。其次是作品更新频率，更新频率可以通过调查作品近7/30天章节更新次数获得数据。然后是作品字数规模包含总字数和章节数。最后是作品上架时间或者是发布时间，这个时间点能够当作进行趋势分析时一个非常重要的时间锚点来使用。</w:t>
+          <w:lang w:val="en-US" w:eastAsia="zh-CN"/>
+        </w:rPr>
+        <w:t>作品状态：记录小说当前状态与内容产出情况。具体来说会覆盖以下几个维度：首先是作品的连载状态，判断它正在连载中还是已完结。其次是作品更新频率，更新频率可以通过调查作品近几天章节更新次数获得数据。然后是作品字数包含总字数和章节数。最后是作品上架时间，这个时间点能够当作进行趋势分析时一个非常重要的时间锚点</w:t>
+      </w:r>
+      <w:bookmarkStart w:id="0" w:name="_GoBack"/>
+      <w:bookmarkEnd w:id="0"/>
+      <w:r>
+        <w:rPr>
+          <w:rFonts w:hint="eastAsia" w:ascii="Tahoma" w:hAnsi="Tahoma" w:eastAsia="宋体" w:cs="Tahoma"/>
+          <w:i w:val="0"/>
+          <w:iCs w:val="0"/>
+          <w:caps w:val="0"/>
+          <w:color w:val="000000"/>
+          <w:spacing w:val="0"/>
+          <w:sz w:val="21"/>
+          <w:szCs w:val="21"/>
+          <w:shd w:val="clear" w:color="auto" w:fill="FFFFFF"/>
+          <w:lang w:val="en-US" w:eastAsia="zh-CN"/>
+        </w:rPr>
+        <w:t>来使用。</w:t>
       </w:r>
     </w:p>
     <w:p>
@@ -297,11 +290,7 @@
     </w:p>
     <w:p>
       <w:pPr>
-        <w:pStyle w:val="3"/>
-        <w:keepNext w:val="0"/>
-        <w:keepLines w:val="0"/>
-        <w:widowControl/>
-        <w:suppressLineNumbers w:val="0"/>
+        <w:ind w:firstLine="210" w:firstLineChars="100"/>
         <w:rPr>
           <w:rFonts w:hint="eastAsia" w:ascii="Tahoma" w:hAnsi="Tahoma" w:eastAsia="宋体" w:cs="Tahoma"/>
           <w:i w:val="0"/>
@@ -309,11 +298,10 @@
           <w:caps w:val="0"/>
           <w:color w:val="000000"/>
           <w:spacing w:val="0"/>
-          <w:kern w:val="2"/>
           <w:sz w:val="21"/>
           <w:szCs w:val="21"/>
           <w:shd w:val="clear" w:color="auto" w:fill="FFFFFF"/>
-          <w:lang w:val="en-US" w:eastAsia="zh-CN" w:bidi="ar-SA"/>
+          <w:lang w:val="en-US" w:eastAsia="zh-CN"/>
         </w:rPr>
       </w:pPr>
       <w:r>
@@ -324,22 +312,17 @@
           <w:caps w:val="0"/>
           <w:color w:val="000000"/>
           <w:spacing w:val="0"/>
-          <w:kern w:val="2"/>
           <w:sz w:val="21"/>
           <w:szCs w:val="21"/>
           <w:shd w:val="clear" w:color="auto" w:fill="FFFFFF"/>
-          <w:lang w:val="en-US" w:eastAsia="zh-CN" w:bidi="ar-SA"/>
-        </w:rPr>
-        <w:t>作者识别： 确定每部小说对应作者主体信息，构建有关于作者本人的数据资产，用于作者生态结构分析与头部作者识别。建议采集数据：作者名称（唯一标识）。作者主页标识/链接（便于后续追踪）。作者作品数（平台内累计）。作者粉丝/关注规模（若可获取）</w:t>
+          <w:lang w:val="en-US" w:eastAsia="zh-CN"/>
+        </w:rPr>
+        <w:t>作者识别：确定每部小说对应作者主体信息，用于头部作者识别。我们平台会采集数据：作者名称、作者主页标识、作者作品数、作者粉丝。</w:t>
       </w:r>
     </w:p>
     <w:p>
       <w:pPr>
-        <w:pStyle w:val="3"/>
-        <w:keepNext w:val="0"/>
-        <w:keepLines w:val="0"/>
-        <w:widowControl/>
-        <w:suppressLineNumbers w:val="0"/>
+        <w:ind w:firstLine="210" w:firstLineChars="100"/>
         <w:rPr>
           <w:rFonts w:hint="eastAsia" w:ascii="Tahoma" w:hAnsi="Tahoma" w:eastAsia="宋体" w:cs="Tahoma"/>
           <w:i w:val="0"/>
@@ -347,11 +330,10 @@
           <w:caps w:val="0"/>
           <w:color w:val="000000"/>
           <w:spacing w:val="0"/>
-          <w:kern w:val="2"/>
           <w:sz w:val="21"/>
           <w:szCs w:val="21"/>
           <w:shd w:val="clear" w:color="auto" w:fill="FFFFFF"/>
-          <w:lang w:val="en-US" w:eastAsia="zh-CN" w:bidi="ar-SA"/>
+          <w:lang w:val="en-US" w:eastAsia="zh-CN"/>
         </w:rPr>
       </w:pPr>
       <w:r>
@@ -362,13 +344,12 @@
           <w:caps w:val="0"/>
           <w:color w:val="000000"/>
           <w:spacing w:val="0"/>
-          <w:kern w:val="2"/>
           <w:sz w:val="21"/>
           <w:szCs w:val="21"/>
           <w:shd w:val="clear" w:color="auto" w:fill="FFFFFF"/>
-          <w:lang w:val="en-US" w:eastAsia="zh-CN" w:bidi="ar-SA"/>
-        </w:rPr>
-        <w:t>创作特征： 记录作者内容产出与作品质量表现的相关指标，主要目的在于对“作者产出”和“热度表现”这两者之间的关联去开展分析工作，包括：平均作品字数、平均完结率。连载作品更新稳定性（断更、爆更、稳定日更等特征）。作品题材集中度（一个作者是否长期专注于创作同类型作品）</w:t>
+          <w:lang w:val="en-US" w:eastAsia="zh-CN"/>
+        </w:rPr>
+        <w:t>创作特征：记录作者内容产出与作品质量表现的相关指标，主要目的在于对“作者产出”和“热度表现”这两者之间的关联去开展分析工作，包括：平均作品字数、平均完结率。</w:t>
       </w:r>
     </w:p>
     <w:p>
@@ -392,11 +373,7 @@
     </w:p>
     <w:p>
       <w:pPr>
-        <w:pStyle w:val="3"/>
-        <w:keepNext w:val="0"/>
-        <w:keepLines w:val="0"/>
-        <w:widowControl/>
-        <w:suppressLineNumbers w:val="0"/>
+        <w:ind w:firstLine="210" w:firstLineChars="100"/>
         <w:rPr>
           <w:rFonts w:hint="eastAsia" w:ascii="Tahoma" w:hAnsi="Tahoma" w:eastAsia="宋体" w:cs="Tahoma"/>
           <w:i w:val="0"/>
@@ -404,11 +381,10 @@
           <w:caps w:val="0"/>
           <w:color w:val="000000"/>
           <w:spacing w:val="0"/>
-          <w:kern w:val="2"/>
           <w:sz w:val="21"/>
           <w:szCs w:val="21"/>
           <w:shd w:val="clear" w:color="auto" w:fill="FFFFFF"/>
-          <w:lang w:val="en-US" w:eastAsia="zh-CN" w:bidi="ar-SA"/>
+          <w:lang w:val="en-US" w:eastAsia="zh-CN"/>
         </w:rPr>
       </w:pPr>
       <w:r>
@@ -419,22 +395,14 @@
           <w:caps w:val="0"/>
           <w:color w:val="000000"/>
           <w:spacing w:val="0"/>
-          <w:kern w:val="2"/>
           <w:sz w:val="21"/>
           <w:szCs w:val="21"/>
           <w:shd w:val="clear" w:color="auto" w:fill="FFFFFF"/>
-          <w:lang w:val="en-US" w:eastAsia="zh-CN" w:bidi="ar-SA"/>
-        </w:rPr>
-        <w:t>评论采集范围： 对小说详情页评论区、章节评论（若可获取）进行采集，形成用户反馈语料库，用于对读者情绪与关注点深入观察。建议采集数据有：首先是评论内容本身，其次是评论时间，时间信息可以用于时序分析与事件响应，然后是该评论热度，热度判断主要通过评论点赞数和回复数，最后是评论的层级关系比如主评论和其下方回复评论</w:t>
+          <w:lang w:val="en-US" w:eastAsia="zh-CN"/>
+        </w:rPr>
+        <w:t>评论</w:t>
       </w:r>
-    </w:p>
-    <w:p>
-      <w:pPr>
-        <w:pStyle w:val="3"/>
-        <w:keepNext w:val="0"/>
-        <w:keepLines w:val="0"/>
-        <w:widowControl/>
-        <w:suppressLineNumbers w:val="0"/>
+      <w:r>
         <w:rPr>
           <w:rFonts w:hint="eastAsia" w:ascii="Tahoma" w:hAnsi="Tahoma" w:eastAsia="宋体" w:cs="Tahoma"/>
           <w:i w:val="0"/>
@@ -442,14 +410,17 @@
           <w:caps w:val="0"/>
           <w:color w:val="000000"/>
           <w:spacing w:val="0"/>
-          <w:kern w:val="2"/>
           <w:sz w:val="21"/>
           <w:szCs w:val="21"/>
           <w:shd w:val="clear" w:color="auto" w:fill="FFFFFF"/>
-          <w:lang w:val="en-US" w:eastAsia="zh-CN" w:bidi="ar-SA"/>
-        </w:rPr>
-      </w:pPr>
-      <w:r>
+          <w:lang w:val="en-US" w:eastAsia="zh-CN"/>
+        </w:rPr>
+        <w:t>采集范围：对小说详情页评论区、章节评论进行采集，形成用户评论语料库，用于对读者情绪与关注点深入观察。我们平台采集数据有：首先是评论内容本身，其次是评论时间，最后是该评论热度，热度判断主要通过评论点赞数和回复数。</w:t>
+      </w:r>
+    </w:p>
+    <w:p>
+      <w:pPr>
+        <w:ind w:firstLine="210" w:firstLineChars="100"/>
         <w:rPr>
           <w:rFonts w:hint="eastAsia" w:ascii="Tahoma" w:hAnsi="Tahoma" w:eastAsia="宋体" w:cs="Tahoma"/>
           <w:i w:val="0"/>
@@ -457,41 +428,13 @@
           <w:caps w:val="0"/>
           <w:color w:val="000000"/>
           <w:spacing w:val="0"/>
-          <w:kern w:val="2"/>
           <w:sz w:val="21"/>
           <w:szCs w:val="21"/>
           <w:shd w:val="clear" w:color="auto" w:fill="FFFFFF"/>
-          <w:lang w:val="en-US" w:eastAsia="zh-CN" w:bidi="ar-SA"/>
-        </w:rPr>
-        <w:t>分析目标：对评论情绪倾向分析，识别评论内情绪正向，负向及中性比例权重，并且对情绪强度分布做量化评估。关注点提取：挖掘高频词、对主题聚类分析，通过对剧情节奏、人物设定、更新速度和文笔风格等判断读者关注的领域。风险与痛点识别：集中差评点（如“烂尾”“水”“断更”“人设崩”等），把集中出现的差评内容进行分析。</w:t>
-      </w:r>
-    </w:p>
-    <w:p>
-      <w:pPr>
-        <w:rPr>
-          <w:rFonts w:hint="eastAsia" w:ascii="宋体" w:hAnsi="宋体" w:eastAsia="宋体" w:cs="宋体"/>
-          <w:b/>
-          <w:bCs/>
           <w:lang w:val="en-US" w:eastAsia="zh-CN"/>
         </w:rPr>
       </w:pPr>
       <w:r>
-        <w:rPr>
-          <w:rFonts w:hint="eastAsia" w:ascii="宋体" w:hAnsi="宋体" w:eastAsia="宋体" w:cs="宋体"/>
-          <w:b/>
-          <w:bCs/>
-          <w:lang w:val="en-US" w:eastAsia="zh-CN"/>
-        </w:rPr>
-        <w:t>4.小说人物与设定信息</w:t>
-      </w:r>
-    </w:p>
-    <w:p>
-      <w:pPr>
-        <w:pStyle w:val="3"/>
-        <w:keepNext w:val="0"/>
-        <w:keepLines w:val="0"/>
-        <w:widowControl/>
-        <w:suppressLineNumbers w:val="0"/>
         <w:rPr>
           <w:rFonts w:hint="eastAsia" w:ascii="Tahoma" w:hAnsi="Tahoma" w:eastAsia="宋体" w:cs="Tahoma"/>
           <w:i w:val="0"/>
@@ -499,14 +442,36 @@
           <w:caps w:val="0"/>
           <w:color w:val="000000"/>
           <w:spacing w:val="0"/>
-          <w:kern w:val="2"/>
           <w:sz w:val="21"/>
           <w:szCs w:val="21"/>
           <w:shd w:val="clear" w:color="auto" w:fill="FFFFFF"/>
-          <w:lang w:val="en-US" w:eastAsia="zh-CN" w:bidi="ar-SA"/>
+          <w:lang w:val="en-US" w:eastAsia="zh-CN"/>
+        </w:rPr>
+        <w:t>分析目标：对评论情绪倾向分析，识别评论内情绪正向，负向及中性比例权重，并且对情绪强度分布做量化评估。关注点提取：挖掘高频词、对主题聚类分析。风险与痛点识别：集中差评点，把集中出现的差评内容进行分析。</w:t>
+      </w:r>
+    </w:p>
+    <w:p>
+      <w:pPr>
+        <w:rPr>
+          <w:rFonts w:hint="eastAsia" w:ascii="宋体" w:hAnsi="宋体" w:eastAsia="宋体" w:cs="宋体"/>
+          <w:b/>
+          <w:bCs/>
+          <w:lang w:val="en-US" w:eastAsia="zh-CN"/>
         </w:rPr>
       </w:pPr>
       <w:r>
+        <w:rPr>
+          <w:rFonts w:hint="eastAsia" w:ascii="宋体" w:hAnsi="宋体" w:eastAsia="宋体" w:cs="宋体"/>
+          <w:b/>
+          <w:bCs/>
+          <w:lang w:val="en-US" w:eastAsia="zh-CN"/>
+        </w:rPr>
+        <w:t>4.数据标识与可追溯性</w:t>
+      </w:r>
+    </w:p>
+    <w:p>
+      <w:pPr>
+        <w:ind w:firstLine="210" w:firstLineChars="100"/>
         <w:rPr>
           <w:rFonts w:hint="eastAsia" w:ascii="Tahoma" w:hAnsi="Tahoma" w:eastAsia="宋体" w:cs="Tahoma"/>
           <w:i w:val="0"/>
@@ -514,22 +479,13 @@
           <w:caps w:val="0"/>
           <w:color w:val="000000"/>
           <w:spacing w:val="0"/>
-          <w:kern w:val="2"/>
           <w:sz w:val="21"/>
           <w:szCs w:val="21"/>
           <w:shd w:val="clear" w:color="auto" w:fill="FFFFFF"/>
-          <w:lang w:val="en-US" w:eastAsia="zh-CN" w:bidi="ar-SA"/>
-        </w:rPr>
-        <w:t>人物信息提取： 围绕“人物与热度/评论”的核心关系，提取人物相关要素，进而支持人物设定分析与人物关系结构研究。提取人物主要因素为：人名与称谓抽取（主角、配角、常见称谓）。人物共现统计（构建人物关系网络基础）。人设关键词抽取（如“霸总”“高冷”“病娇”“穿越者”“双强”等典型标签）</w:t>
-      </w:r>
-    </w:p>
-    <w:p>
-      <w:pPr>
-        <w:pStyle w:val="3"/>
-        <w:keepNext w:val="0"/>
-        <w:keepLines w:val="0"/>
-        <w:widowControl/>
-        <w:suppressLineNumbers w:val="0"/>
+          <w:lang w:val="en-US" w:eastAsia="zh-CN"/>
+        </w:rPr>
+      </w:pPr>
+      <w:r>
         <w:rPr>
           <w:rFonts w:hint="eastAsia" w:ascii="Tahoma" w:hAnsi="Tahoma" w:eastAsia="宋体" w:cs="Tahoma"/>
           <w:i w:val="0"/>
@@ -537,13 +493,13 @@
           <w:caps w:val="0"/>
           <w:color w:val="000000"/>
           <w:spacing w:val="0"/>
-          <w:kern w:val="2"/>
           <w:sz w:val="21"/>
           <w:szCs w:val="21"/>
           <w:shd w:val="clear" w:color="auto" w:fill="FFFFFF"/>
-          <w:lang w:val="en-US" w:eastAsia="zh-CN" w:bidi="ar-SA"/>
-        </w:rPr>
-      </w:pPr>
+          <w:lang w:val="en-US" w:eastAsia="zh-CN"/>
+        </w:rPr>
+        <w:t>数据编码：为每部小说、作者、评论记录分配唯一标识（ID），确保追踪分析工作都能保持稳定并可重复使用。</w:t>
+      </w:r>
       <w:r>
         <w:rPr>
           <w:rFonts w:hint="eastAsia" w:ascii="Tahoma" w:hAnsi="Tahoma" w:eastAsia="宋体" w:cs="Tahoma"/>
@@ -552,41 +508,14 @@
           <w:caps w:val="0"/>
           <w:color w:val="000000"/>
           <w:spacing w:val="0"/>
-          <w:kern w:val="2"/>
           <w:sz w:val="21"/>
           <w:szCs w:val="21"/>
           <w:shd w:val="clear" w:color="auto" w:fill="FFFFFF"/>
-          <w:lang w:val="en-US" w:eastAsia="zh-CN" w:bidi="ar-SA"/>
-        </w:rPr>
-        <w:t>人物分析目标：不同题材中的人设偏好差异。探究人物设定以及人物关系复杂程度，与作品评论区体现的互动活跃度之间关联。进而识别并归纳那些具备较高热度潜质的作品，它们普遍拥有的典型人设组合与高热度作品的共性特征</w:t>
+          <w:lang w:val="en-US" w:eastAsia="zh-CN"/>
+        </w:rPr>
+        <w:br w:type="textWrapping"/>
       </w:r>
-    </w:p>
-    <w:p>
-      <w:pPr>
-        <w:rPr>
-          <w:rFonts w:hint="eastAsia" w:ascii="宋体" w:hAnsi="宋体" w:eastAsia="宋体" w:cs="宋体"/>
-          <w:b/>
-          <w:bCs/>
-          <w:lang w:val="en-US" w:eastAsia="zh-CN"/>
-        </w:rPr>
-      </w:pPr>
       <w:r>
-        <w:rPr>
-          <w:rFonts w:hint="eastAsia" w:ascii="宋体" w:hAnsi="宋体" w:eastAsia="宋体" w:cs="宋体"/>
-          <w:b/>
-          <w:bCs/>
-          <w:lang w:val="en-US" w:eastAsia="zh-CN"/>
-        </w:rPr>
-        <w:t>5.数据标识与可追溯性</w:t>
-      </w:r>
-    </w:p>
-    <w:p>
-      <w:pPr>
-        <w:pStyle w:val="3"/>
-        <w:keepNext w:val="0"/>
-        <w:keepLines w:val="0"/>
-        <w:widowControl/>
-        <w:suppressLineNumbers w:val="0"/>
         <w:rPr>
           <w:rFonts w:hint="eastAsia" w:ascii="Tahoma" w:hAnsi="Tahoma" w:eastAsia="宋体" w:cs="Tahoma"/>
           <w:i w:val="0"/>
@@ -594,14 +523,36 @@
           <w:caps w:val="0"/>
           <w:color w:val="000000"/>
           <w:spacing w:val="0"/>
-          <w:kern w:val="2"/>
           <w:sz w:val="21"/>
           <w:szCs w:val="21"/>
           <w:shd w:val="clear" w:color="auto" w:fill="FFFFFF"/>
-          <w:lang w:val="en-US" w:eastAsia="zh-CN" w:bidi="ar-SA"/>
+          <w:lang w:val="en-US" w:eastAsia="zh-CN"/>
+        </w:rPr>
+        <w:t xml:space="preserve">  口径统一：对关键指标（如热度、评论数等）制定统计标准确保来源于不同页面，或者不同采集批次的数据结果之间，具备可对比性。</w:t>
+      </w:r>
+    </w:p>
+    <w:p>
+      <w:pPr>
+        <w:rPr>
+          <w:rFonts w:hint="eastAsia" w:ascii="宋体" w:hAnsi="宋体" w:eastAsia="宋体" w:cs="宋体"/>
+          <w:b/>
+          <w:bCs/>
+          <w:lang w:val="en-US" w:eastAsia="zh-CN"/>
         </w:rPr>
       </w:pPr>
       <w:r>
+        <w:rPr>
+          <w:rFonts w:hint="eastAsia" w:ascii="宋体" w:hAnsi="宋体" w:eastAsia="宋体" w:cs="宋体"/>
+          <w:b/>
+          <w:bCs/>
+          <w:lang w:val="en-US" w:eastAsia="zh-CN"/>
+        </w:rPr>
+        <w:t>5. 数据安全性与修改</w:t>
+      </w:r>
+    </w:p>
+    <w:p>
+      <w:pPr>
+        <w:ind w:firstLine="210" w:firstLineChars="100"/>
         <w:rPr>
           <w:rFonts w:hint="eastAsia" w:ascii="Tahoma" w:hAnsi="Tahoma" w:eastAsia="宋体" w:cs="Tahoma"/>
           <w:i w:val="0"/>
@@ -609,14 +560,12 @@
           <w:caps w:val="0"/>
           <w:color w:val="000000"/>
           <w:spacing w:val="0"/>
-          <w:kern w:val="2"/>
           <w:sz w:val="21"/>
           <w:szCs w:val="21"/>
           <w:shd w:val="clear" w:color="auto" w:fill="FFFFFF"/>
-          <w:lang w:val="en-US" w:eastAsia="zh-CN" w:bidi="ar-SA"/>
-        </w:rPr>
-        <w:t>数据编码： 为每部小说、作者、评论记录分配唯一标识（ID），确保跨表关联与追踪分析工作都能保持稳定并可重复使用。</w:t>
-      </w:r>
+          <w:lang w:val="en-US" w:eastAsia="zh-CN"/>
+        </w:rPr>
+      </w:pPr>
       <w:r>
         <w:rPr>
           <w:rFonts w:hint="eastAsia" w:ascii="Tahoma" w:hAnsi="Tahoma" w:eastAsia="宋体" w:cs="Tahoma"/>
@@ -625,15 +574,17 @@
           <w:caps w:val="0"/>
           <w:color w:val="000000"/>
           <w:spacing w:val="0"/>
-          <w:kern w:val="2"/>
           <w:sz w:val="21"/>
           <w:szCs w:val="21"/>
           <w:shd w:val="clear" w:color="auto" w:fill="FFFFFF"/>
-          <w:lang w:val="en-US" w:eastAsia="zh-CN" w:bidi="ar-SA"/>
-        </w:rPr>
-        <w:br w:type="textWrapping"/>
+          <w:lang w:val="en-US" w:eastAsia="zh-CN"/>
+        </w:rPr>
+        <w:t>数据权限：所有数据的写入、更新、删除需在授权登录与权限控制下进行，确保数据资产安全。</w:t>
       </w:r>
-      <w:r>
+    </w:p>
+    <w:p>
+      <w:pPr>
+        <w:ind w:firstLine="210" w:firstLineChars="100"/>
         <w:rPr>
           <w:rFonts w:hint="eastAsia" w:ascii="Tahoma" w:hAnsi="Tahoma" w:eastAsia="宋体" w:cs="Tahoma"/>
           <w:i w:val="0"/>
@@ -641,14 +592,12 @@
           <w:caps w:val="0"/>
           <w:color w:val="000000"/>
           <w:spacing w:val="0"/>
-          <w:kern w:val="2"/>
           <w:sz w:val="21"/>
           <w:szCs w:val="21"/>
           <w:shd w:val="clear" w:color="auto" w:fill="FFFFFF"/>
-          <w:lang w:val="en-US" w:eastAsia="zh-CN" w:bidi="ar-SA"/>
-        </w:rPr>
-        <w:t>缩略图与基础展示： 保存小说封面、标题、分类等基础展示字段，支持可视化看板与分析报告配图的素材需求。</w:t>
-      </w:r>
+          <w:lang w:val="en-US" w:eastAsia="zh-CN"/>
+        </w:rPr>
+      </w:pPr>
       <w:r>
         <w:rPr>
           <w:rFonts w:hint="eastAsia" w:ascii="Tahoma" w:hAnsi="Tahoma" w:eastAsia="宋体" w:cs="Tahoma"/>
@@ -657,13 +606,12 @@
           <w:caps w:val="0"/>
           <w:color w:val="000000"/>
           <w:spacing w:val="0"/>
-          <w:kern w:val="2"/>
           <w:sz w:val="21"/>
           <w:szCs w:val="21"/>
           <w:shd w:val="clear" w:color="auto" w:fill="FFFFFF"/>
-          <w:lang w:val="en-US" w:eastAsia="zh-CN" w:bidi="ar-SA"/>
-        </w:rPr>
-        <w:br w:type="textWrapping"/>
+          <w:lang w:val="en-US" w:eastAsia="zh-CN"/>
+        </w:rPr>
+        <w:t>数据采集工具：使用自动化采集工具（爬虫）对番茄小说app页面进行结构化抓取；支持定时采集任务且只对新增内容更新。</w:t>
       </w:r>
       <w:r>
         <w:rPr>
@@ -673,41 +621,14 @@
           <w:caps w:val="0"/>
           <w:color w:val="000000"/>
           <w:spacing w:val="0"/>
-          <w:kern w:val="2"/>
           <w:sz w:val="21"/>
           <w:szCs w:val="21"/>
           <w:shd w:val="clear" w:color="auto" w:fill="FFFFFF"/>
-          <w:lang w:val="en-US" w:eastAsia="zh-CN" w:bidi="ar-SA"/>
-        </w:rPr>
-        <w:t>口径统一： 对关键指标（如热度、评论数、更新频率等）制定统计口径确保来源于不同页面，或者不同采集批次的数据结果之间，具备可对比性。</w:t>
+          <w:lang w:val="en-US" w:eastAsia="zh-CN"/>
+        </w:rPr>
+        <w:br w:type="textWrapping"/>
       </w:r>
-    </w:p>
-    <w:p>
-      <w:pPr>
-        <w:rPr>
-          <w:rFonts w:hint="eastAsia" w:ascii="宋体" w:hAnsi="宋体" w:eastAsia="宋体" w:cs="宋体"/>
-          <w:b/>
-          <w:bCs/>
-          <w:lang w:val="en-US" w:eastAsia="zh-CN"/>
-        </w:rPr>
-      </w:pPr>
       <w:r>
-        <w:rPr>
-          <w:rFonts w:hint="eastAsia" w:ascii="宋体" w:hAnsi="宋体" w:eastAsia="宋体" w:cs="宋体"/>
-          <w:b/>
-          <w:bCs/>
-          <w:lang w:val="en-US" w:eastAsia="zh-CN"/>
-        </w:rPr>
-        <w:t>6. 数据安全性与修改</w:t>
-      </w:r>
-    </w:p>
-    <w:p>
-      <w:pPr>
-        <w:pStyle w:val="3"/>
-        <w:keepNext w:val="0"/>
-        <w:keepLines w:val="0"/>
-        <w:widowControl/>
-        <w:suppressLineNumbers w:val="0"/>
         <w:rPr>
           <w:rFonts w:hint="eastAsia" w:ascii="Tahoma" w:hAnsi="Tahoma" w:eastAsia="宋体" w:cs="Tahoma"/>
           <w:i w:val="0"/>
@@ -715,13 +636,13 @@
           <w:caps w:val="0"/>
           <w:color w:val="000000"/>
           <w:spacing w:val="0"/>
-          <w:kern w:val="2"/>
           <w:sz w:val="21"/>
           <w:szCs w:val="21"/>
           <w:shd w:val="clear" w:color="auto" w:fill="FFFFFF"/>
-          <w:lang w:val="en-US" w:eastAsia="zh-CN" w:bidi="ar-SA"/>
-        </w:rPr>
-      </w:pPr>
+          <w:lang w:val="en-US" w:eastAsia="zh-CN"/>
+        </w:rPr>
+        <w:t xml:space="preserve">  数据分析软件：采用 Python进行清洗、分词、统计建模；必要时使用 Excel 进行快速核验与展示。</w:t>
+      </w:r>
       <w:r>
         <w:rPr>
           <w:rFonts w:hint="eastAsia" w:ascii="Tahoma" w:hAnsi="Tahoma" w:eastAsia="宋体" w:cs="Tahoma"/>
@@ -730,13 +651,12 @@
           <w:caps w:val="0"/>
           <w:color w:val="000000"/>
           <w:spacing w:val="0"/>
-          <w:kern w:val="2"/>
           <w:sz w:val="21"/>
           <w:szCs w:val="21"/>
           <w:shd w:val="clear" w:color="auto" w:fill="FFFFFF"/>
-          <w:lang w:val="en-US" w:eastAsia="zh-CN" w:bidi="ar-SA"/>
-        </w:rPr>
-        <w:t>数据权限： 所有数据的写入、更新、删除需在授权登录与权限控制下进行，保留操作日志，确保数据资产安全与可追溯。</w:t>
+          <w:lang w:val="en-US" w:eastAsia="zh-CN"/>
+        </w:rPr>
+        <w:br w:type="textWrapping"/>
       </w:r>
       <w:r>
         <w:rPr>
@@ -746,156 +666,52 @@
           <w:caps w:val="0"/>
           <w:color w:val="000000"/>
           <w:spacing w:val="0"/>
-          <w:kern w:val="2"/>
           <w:sz w:val="21"/>
           <w:szCs w:val="21"/>
           <w:shd w:val="clear" w:color="auto" w:fill="FFFFFF"/>
-          <w:lang w:val="en-US" w:eastAsia="zh-CN" w:bidi="ar-SA"/>
-        </w:rPr>
-        <w:br w:type="textWrapping"/>
-      </w:r>
-      <w:r>
-        <w:rPr>
-          <w:rFonts w:hint="eastAsia" w:ascii="Tahoma" w:hAnsi="Tahoma" w:eastAsia="宋体" w:cs="Tahoma"/>
-          <w:i w:val="0"/>
-          <w:iCs w:val="0"/>
-          <w:caps w:val="0"/>
-          <w:color w:val="000000"/>
-          <w:spacing w:val="0"/>
-          <w:kern w:val="2"/>
-          <w:sz w:val="21"/>
-          <w:szCs w:val="21"/>
-          <w:shd w:val="clear" w:color="auto" w:fill="FFFFFF"/>
-          <w:lang w:val="en-US" w:eastAsia="zh-CN" w:bidi="ar-SA"/>
-        </w:rPr>
-        <w:t>合规要求： 数据采集遵循目标站点的公开信息范围与访问频率控制策略，避免对网站造成压力；对于涉及个人信息的数据字段将会进行最小化采集与匿名化处理（仅保留分析必要字段）。</w:t>
+          <w:lang w:val="en-US" w:eastAsia="zh-CN"/>
+        </w:rPr>
+        <w:t xml:space="preserve">  数据可视化工具：使用 Matplotlib/ECharts/Power BI 输出：类型结构图、趋势图、作者分布图、情绪分布图、人物关系网络图等，确保结果直观可解释。</w:t>
       </w:r>
     </w:p>
     <w:p>
       <w:pPr>
-        <w:pStyle w:val="3"/>
-        <w:keepNext w:val="0"/>
-        <w:keepLines w:val="0"/>
-        <w:widowControl/>
-        <w:suppressLineNumbers w:val="0"/>
-        <w:rPr>
-          <w:rFonts w:hint="eastAsia" w:ascii="Tahoma" w:hAnsi="Tahoma" w:eastAsia="宋体" w:cs="Tahoma"/>
-          <w:i w:val="0"/>
-          <w:iCs w:val="0"/>
-          <w:caps w:val="0"/>
-          <w:color w:val="000000"/>
-          <w:spacing w:val="0"/>
-          <w:kern w:val="2"/>
-          <w:sz w:val="21"/>
-          <w:szCs w:val="21"/>
-          <w:shd w:val="clear" w:color="auto" w:fill="FFFFFF"/>
-          <w:lang w:val="en-US" w:eastAsia="zh-CN" w:bidi="ar-SA"/>
+        <w:spacing w:line="360" w:lineRule="exact"/>
+        <w:jc w:val="left"/>
+        <w:rPr>
+          <w:rFonts w:hint="eastAsia" w:ascii="宋体" w:hAnsi="宋体" w:eastAsia="宋体" w:cs="宋体"/>
+          <w:b/>
+          <w:sz w:val="24"/>
+          <w:lang w:val="en-US" w:eastAsia="zh-CN"/>
         </w:rPr>
       </w:pPr>
-      <w:bookmarkStart w:id="0" w:name="_GoBack"/>
-      <w:bookmarkEnd w:id="0"/>
-      <w:r>
-        <w:rPr>
-          <w:rFonts w:hint="eastAsia" w:ascii="Tahoma" w:hAnsi="Tahoma" w:eastAsia="宋体" w:cs="Tahoma"/>
-          <w:i w:val="0"/>
-          <w:iCs w:val="0"/>
-          <w:caps w:val="0"/>
-          <w:color w:val="000000"/>
-          <w:spacing w:val="0"/>
-          <w:kern w:val="2"/>
-          <w:sz w:val="21"/>
-          <w:szCs w:val="21"/>
-          <w:shd w:val="clear" w:color="auto" w:fill="FFFFFF"/>
-          <w:lang w:val="en-US" w:eastAsia="zh-CN" w:bidi="ar-SA"/>
-        </w:rPr>
-        <w:t>数据采集工具： 使用自动化采集工具（爬虫）对番茄公开页面进行结构化抓取；支持定时采集任务且只对新增内容更新。</w:t>
-      </w:r>
-      <w:r>
-        <w:rPr>
-          <w:rFonts w:hint="eastAsia" w:ascii="Tahoma" w:hAnsi="Tahoma" w:eastAsia="宋体" w:cs="Tahoma"/>
-          <w:i w:val="0"/>
-          <w:iCs w:val="0"/>
-          <w:caps w:val="0"/>
-          <w:color w:val="000000"/>
-          <w:spacing w:val="0"/>
-          <w:kern w:val="2"/>
-          <w:sz w:val="21"/>
-          <w:szCs w:val="21"/>
-          <w:shd w:val="clear" w:color="auto" w:fill="FFFFFF"/>
-          <w:lang w:val="en-US" w:eastAsia="zh-CN" w:bidi="ar-SA"/>
-        </w:rPr>
-        <w:br w:type="textWrapping"/>
-      </w:r>
-      <w:r>
-        <w:rPr>
-          <w:rFonts w:hint="eastAsia" w:ascii="Tahoma" w:hAnsi="Tahoma" w:eastAsia="宋体" w:cs="Tahoma"/>
-          <w:i w:val="0"/>
-          <w:iCs w:val="0"/>
-          <w:caps w:val="0"/>
-          <w:color w:val="000000"/>
-          <w:spacing w:val="0"/>
-          <w:kern w:val="2"/>
-          <w:sz w:val="21"/>
-          <w:szCs w:val="21"/>
-          <w:shd w:val="clear" w:color="auto" w:fill="FFFFFF"/>
-          <w:lang w:val="en-US" w:eastAsia="zh-CN" w:bidi="ar-SA"/>
-        </w:rPr>
-        <w:t>数据分析软件： 采用 Python（pandas、numpy、jieba 等）进行清洗、分词、统计建模；必要时使用 Excel 进行快速核验与展示。</w:t>
-      </w:r>
-      <w:r>
-        <w:rPr>
-          <w:rFonts w:hint="eastAsia" w:ascii="Tahoma" w:hAnsi="Tahoma" w:eastAsia="宋体" w:cs="Tahoma"/>
-          <w:i w:val="0"/>
-          <w:iCs w:val="0"/>
-          <w:caps w:val="0"/>
-          <w:color w:val="000000"/>
-          <w:spacing w:val="0"/>
-          <w:kern w:val="2"/>
-          <w:sz w:val="21"/>
-          <w:szCs w:val="21"/>
-          <w:shd w:val="clear" w:color="auto" w:fill="FFFFFF"/>
-          <w:lang w:val="en-US" w:eastAsia="zh-CN" w:bidi="ar-SA"/>
-        </w:rPr>
-        <w:br w:type="textWrapping"/>
-      </w:r>
-      <w:r>
-        <w:rPr>
-          <w:rFonts w:hint="eastAsia" w:ascii="Tahoma" w:hAnsi="Tahoma" w:eastAsia="宋体" w:cs="Tahoma"/>
-          <w:i w:val="0"/>
-          <w:iCs w:val="0"/>
-          <w:caps w:val="0"/>
-          <w:color w:val="000000"/>
-          <w:spacing w:val="0"/>
-          <w:kern w:val="2"/>
-          <w:sz w:val="21"/>
-          <w:szCs w:val="21"/>
-          <w:shd w:val="clear" w:color="auto" w:fill="FFFFFF"/>
-          <w:lang w:val="en-US" w:eastAsia="zh-CN" w:bidi="ar-SA"/>
-        </w:rPr>
-        <w:t>数据可视化工具： 使用 Matplotlib/ECharts/Power BI 输出：类型结构图、趋势图、作者分布图、情绪分布图、人物关系网络图等，确保结果直观可解释。</w:t>
-      </w:r>
     </w:p>
     <w:p>
       <w:pPr>
-        <w:pStyle w:val="3"/>
-        <w:keepNext w:val="0"/>
-        <w:keepLines w:val="0"/>
-        <w:widowControl/>
-        <w:suppressLineNumbers w:val="0"/>
-        <w:rPr>
-          <w:rFonts w:hint="eastAsia" w:ascii="Tahoma" w:hAnsi="Tahoma" w:eastAsia="宋体" w:cs="Tahoma"/>
-          <w:i w:val="0"/>
-          <w:iCs w:val="0"/>
-          <w:caps w:val="0"/>
-          <w:color w:val="000000"/>
-          <w:spacing w:val="0"/>
-          <w:kern w:val="2"/>
-          <w:sz w:val="21"/>
-          <w:szCs w:val="21"/>
-          <w:shd w:val="clear" w:color="auto" w:fill="FFFFFF"/>
-          <w:lang w:val="en-US" w:eastAsia="zh-CN" w:bidi="ar-SA"/>
+        <w:spacing w:line="360" w:lineRule="exact"/>
+        <w:jc w:val="left"/>
+        <w:rPr>
+          <w:rFonts w:hint="eastAsia"/>
+          <w:lang w:val="en-US" w:eastAsia="zh-CN"/>
         </w:rPr>
       </w:pPr>
+      <w:r>
+        <w:rPr>
+          <w:rFonts w:hint="eastAsia" w:ascii="宋体" w:hAnsi="宋体" w:eastAsia="宋体" w:cs="宋体"/>
+          <w:b/>
+          <w:sz w:val="24"/>
+          <w:lang w:val="en-US" w:eastAsia="zh-CN"/>
+        </w:rPr>
+        <w:t>小说大数据平台</w:t>
+      </w:r>
+      <w:r>
+        <w:rPr>
+          <w:rFonts w:hint="eastAsia" w:ascii="宋体" w:hAnsi="宋体" w:eastAsia="宋体" w:cs="宋体"/>
+          <w:b/>
+          <w:sz w:val="24"/>
+        </w:rPr>
+        <w:t>数据分析内容：</w:t>
+      </w:r>
     </w:p>
     <w:tbl>
       <w:tblPr>
@@ -948,13 +764,14 @@
           </w:tcPr>
           <w:p>
             <w:pPr>
-              <w:spacing w:after="0" w:line="240" w:lineRule="auto"/>
-              <w:jc w:val="center"/>
-            </w:pPr>
-            <w:r>
-              <w:rPr>
-                <w:rFonts w:ascii="Arial" w:hAnsi="Arial" w:eastAsia="微软雅黑"/>
-                <w:b/>
+              <w:spacing w:line="360" w:lineRule="exact"/>
+              <w:rPr>
+                <w:rFonts w:hint="eastAsia" w:ascii="宋体" w:hAnsi="宋体" w:eastAsia="宋体" w:cs="宋体"/>
+              </w:rPr>
+            </w:pPr>
+            <w:r>
+              <w:rPr>
+                <w:rFonts w:hint="eastAsia" w:ascii="宋体" w:hAnsi="宋体" w:eastAsia="宋体" w:cs="宋体"/>
               </w:rPr>
               <w:t>功能模块</w:t>
             </w:r>
@@ -967,13 +784,14 @@
           </w:tcPr>
           <w:p>
             <w:pPr>
-              <w:spacing w:after="0" w:line="240" w:lineRule="auto"/>
-              <w:jc w:val="center"/>
-            </w:pPr>
-            <w:r>
-              <w:rPr>
-                <w:rFonts w:ascii="Arial" w:hAnsi="Arial" w:eastAsia="微软雅黑"/>
-                <w:b/>
+              <w:spacing w:line="360" w:lineRule="exact"/>
+              <w:rPr>
+                <w:rFonts w:hint="eastAsia" w:ascii="宋体" w:hAnsi="宋体" w:eastAsia="宋体" w:cs="宋体"/>
+              </w:rPr>
+            </w:pPr>
+            <w:r>
+              <w:rPr>
+                <w:rFonts w:hint="eastAsia" w:ascii="宋体" w:hAnsi="宋体" w:eastAsia="宋体" w:cs="宋体"/>
               </w:rPr>
               <w:t>功能项</w:t>
             </w:r>
@@ -986,13 +804,14 @@
           </w:tcPr>
           <w:p>
             <w:pPr>
-              <w:spacing w:after="0" w:line="240" w:lineRule="auto"/>
-              <w:jc w:val="center"/>
-            </w:pPr>
-            <w:r>
-              <w:rPr>
-                <w:rFonts w:ascii="Arial" w:hAnsi="Arial" w:eastAsia="微软雅黑"/>
-                <w:b/>
+              <w:spacing w:line="360" w:lineRule="exact"/>
+              <w:rPr>
+                <w:rFonts w:hint="eastAsia" w:ascii="宋体" w:hAnsi="宋体" w:eastAsia="宋体" w:cs="宋体"/>
+              </w:rPr>
+            </w:pPr>
+            <w:r>
+              <w:rPr>
+                <w:rFonts w:hint="eastAsia" w:ascii="宋体" w:hAnsi="宋体" w:eastAsia="宋体" w:cs="宋体"/>
               </w:rPr>
               <w:t>模块</w:t>
             </w:r>
@@ -1005,13 +824,14 @@
           </w:tcPr>
           <w:p>
             <w:pPr>
-              <w:spacing w:after="0" w:line="240" w:lineRule="auto"/>
-              <w:jc w:val="center"/>
-            </w:pPr>
-            <w:r>
-              <w:rPr>
-                <w:rFonts w:ascii="Arial" w:hAnsi="Arial" w:eastAsia="微软雅黑"/>
-                <w:b/>
+              <w:spacing w:line="360" w:lineRule="exact"/>
+              <w:rPr>
+                <w:rFonts w:hint="eastAsia" w:ascii="宋体" w:hAnsi="宋体" w:eastAsia="宋体" w:cs="宋体"/>
+              </w:rPr>
+            </w:pPr>
+            <w:r>
+              <w:rPr>
+                <w:rFonts w:hint="eastAsia" w:ascii="宋体" w:hAnsi="宋体" w:eastAsia="宋体" w:cs="宋体"/>
               </w:rPr>
               <w:t>描述</w:t>
             </w:r>
@@ -1043,12 +863,14 @@
           </w:tcPr>
           <w:p>
             <w:pPr>
-              <w:spacing w:after="0" w:line="240" w:lineRule="auto"/>
-            </w:pPr>
-            <w:r>
-              <w:rPr>
-                <w:rFonts w:ascii="Arial" w:hAnsi="Arial" w:eastAsia="微软雅黑"/>
-                <w:sz w:val="20"/>
+              <w:spacing w:line="360" w:lineRule="exact"/>
+              <w:rPr>
+                <w:rFonts w:hint="eastAsia" w:ascii="宋体" w:hAnsi="宋体" w:eastAsia="宋体" w:cs="宋体"/>
+              </w:rPr>
+            </w:pPr>
+            <w:r>
+              <w:rPr>
+                <w:rFonts w:hint="eastAsia" w:ascii="宋体" w:hAnsi="宋体" w:eastAsia="宋体" w:cs="宋体"/>
               </w:rPr>
               <w:t>数据采集</w:t>
             </w:r>
@@ -1061,12 +883,14 @@
           </w:tcPr>
           <w:p>
             <w:pPr>
-              <w:spacing w:after="0" w:line="240" w:lineRule="auto"/>
-            </w:pPr>
-            <w:r>
-              <w:rPr>
-                <w:rFonts w:ascii="Arial" w:hAnsi="Arial" w:eastAsia="微软雅黑"/>
-                <w:sz w:val="20"/>
+              <w:spacing w:line="360" w:lineRule="exact"/>
+              <w:rPr>
+                <w:rFonts w:hint="eastAsia" w:ascii="宋体" w:hAnsi="宋体" w:eastAsia="宋体" w:cs="宋体"/>
+              </w:rPr>
+            </w:pPr>
+            <w:r>
+              <w:rPr>
+                <w:rFonts w:hint="eastAsia" w:ascii="宋体" w:hAnsi="宋体" w:eastAsia="宋体" w:cs="宋体"/>
               </w:rPr>
               <w:t>小说基础信息采集</w:t>
             </w:r>
@@ -1079,12 +903,14 @@
           </w:tcPr>
           <w:p>
             <w:pPr>
-              <w:spacing w:after="0" w:line="240" w:lineRule="auto"/>
-            </w:pPr>
-            <w:r>
-              <w:rPr>
-                <w:rFonts w:ascii="Arial" w:hAnsi="Arial" w:eastAsia="微软雅黑"/>
-                <w:sz w:val="20"/>
+              <w:spacing w:line="360" w:lineRule="exact"/>
+              <w:rPr>
+                <w:rFonts w:hint="eastAsia" w:ascii="宋体" w:hAnsi="宋体" w:eastAsia="宋体" w:cs="宋体"/>
+              </w:rPr>
+            </w:pPr>
+            <w:r>
+              <w:rPr>
+                <w:rFonts w:hint="eastAsia" w:ascii="宋体" w:hAnsi="宋体" w:eastAsia="宋体" w:cs="宋体"/>
               </w:rPr>
               <w:t>数据采集</w:t>
             </w:r>
@@ -1097,34 +923,32 @@
           </w:tcPr>
           <w:p>
             <w:pPr>
-              <w:spacing w:after="0" w:line="240" w:lineRule="auto"/>
-              <w:rPr>
-                <w:lang w:eastAsia="zh-CN"/>
-              </w:rPr>
-            </w:pPr>
-            <w:r>
-              <w:rPr>
-                <w:rFonts w:ascii="Arial" w:hAnsi="Arial" w:eastAsia="微软雅黑"/>
-                <w:sz w:val="20"/>
+              <w:spacing w:line="360" w:lineRule="exact"/>
+              <w:rPr>
+                <w:rFonts w:hint="eastAsia" w:ascii="宋体" w:hAnsi="宋体" w:eastAsia="宋体" w:cs="宋体"/>
+                <w:lang w:eastAsia="zh-CN"/>
+              </w:rPr>
+            </w:pPr>
+            <w:r>
+              <w:rPr>
+                <w:rFonts w:hint="eastAsia" w:ascii="宋体" w:hAnsi="宋体" w:eastAsia="宋体" w:cs="宋体"/>
                 <w:lang w:eastAsia="zh-CN"/>
               </w:rPr>
               <w:t>采集</w:t>
             </w:r>
             <w:r>
               <w:rPr>
-                <w:rFonts w:hint="eastAsia" w:ascii="Arial" w:hAnsi="Arial" w:eastAsia="微软雅黑"/>
-                <w:sz w:val="20"/>
+                <w:rFonts w:hint="eastAsia" w:ascii="宋体" w:hAnsi="宋体" w:eastAsia="宋体" w:cs="宋体"/>
                 <w:lang w:val="en-US" w:eastAsia="zh-CN"/>
               </w:rPr>
               <w:t>番茄</w:t>
             </w:r>
             <w:r>
               <w:rPr>
-                <w:rFonts w:ascii="Arial" w:hAnsi="Arial" w:eastAsia="微软雅黑"/>
-                <w:sz w:val="20"/>
-                <w:lang w:eastAsia="zh-CN"/>
-              </w:rPr>
-              <w:t>小说基础信息，包括小说名称、作者、分类、标签、简介、字数、连载状态、发布时间等。</w:t>
+                <w:rFonts w:hint="eastAsia" w:ascii="宋体" w:hAnsi="宋体" w:eastAsia="宋体" w:cs="宋体"/>
+                <w:lang w:eastAsia="zh-CN"/>
+              </w:rPr>
+              <w:t>小说基础信息，包括小说名称、作者、分类、标签、字数、连载状态、发布时间等。</w:t>
             </w:r>
           </w:p>
         </w:tc>
@@ -1154,8 +978,9 @@
           </w:tcPr>
           <w:p>
             <w:pPr>
-              <w:spacing w:after="0" w:line="240" w:lineRule="auto"/>
-              <w:rPr>
+              <w:spacing w:line="360" w:lineRule="exact"/>
+              <w:rPr>
+                <w:rFonts w:hint="eastAsia" w:ascii="宋体" w:hAnsi="宋体" w:eastAsia="宋体" w:cs="宋体"/>
                 <w:lang w:eastAsia="zh-CN"/>
               </w:rPr>
             </w:pPr>
@@ -1168,12 +993,14 @@
           </w:tcPr>
           <w:p>
             <w:pPr>
-              <w:spacing w:after="0" w:line="240" w:lineRule="auto"/>
-            </w:pPr>
-            <w:r>
-              <w:rPr>
-                <w:rFonts w:ascii="Arial" w:hAnsi="Arial" w:eastAsia="微软雅黑"/>
-                <w:sz w:val="20"/>
+              <w:spacing w:line="360" w:lineRule="exact"/>
+              <w:rPr>
+                <w:rFonts w:hint="eastAsia" w:ascii="宋体" w:hAnsi="宋体" w:eastAsia="宋体" w:cs="宋体"/>
+              </w:rPr>
+            </w:pPr>
+            <w:r>
+              <w:rPr>
+                <w:rFonts w:hint="eastAsia" w:ascii="宋体" w:hAnsi="宋体" w:eastAsia="宋体" w:cs="宋体"/>
               </w:rPr>
               <w:t>热度数据采集</w:t>
             </w:r>
@@ -1186,12 +1013,14 @@
           </w:tcPr>
           <w:p>
             <w:pPr>
-              <w:spacing w:after="0" w:line="240" w:lineRule="auto"/>
-            </w:pPr>
-            <w:r>
-              <w:rPr>
-                <w:rFonts w:ascii="Arial" w:hAnsi="Arial" w:eastAsia="微软雅黑"/>
-                <w:sz w:val="20"/>
+              <w:spacing w:line="360" w:lineRule="exact"/>
+              <w:rPr>
+                <w:rFonts w:hint="eastAsia" w:ascii="宋体" w:hAnsi="宋体" w:eastAsia="宋体" w:cs="宋体"/>
+              </w:rPr>
+            </w:pPr>
+            <w:r>
+              <w:rPr>
+                <w:rFonts w:hint="eastAsia" w:ascii="宋体" w:hAnsi="宋体" w:eastAsia="宋体" w:cs="宋体"/>
               </w:rPr>
               <w:t>数据采集</w:t>
             </w:r>
@@ -1204,18 +1033,18 @@
           </w:tcPr>
           <w:p>
             <w:pPr>
-              <w:spacing w:after="0" w:line="240" w:lineRule="auto"/>
-              <w:rPr>
-                <w:lang w:eastAsia="zh-CN"/>
-              </w:rPr>
-            </w:pPr>
-            <w:r>
-              <w:rPr>
-                <w:rFonts w:ascii="Arial" w:hAnsi="Arial" w:eastAsia="微软雅黑"/>
-                <w:sz w:val="20"/>
-                <w:lang w:eastAsia="zh-CN"/>
-              </w:rPr>
-              <w:t>收集小说的实时热度数据，包括点击量、收藏数、推荐票、评论数、打赏数和排行榜名次。</w:t>
+              <w:spacing w:line="360" w:lineRule="exact"/>
+              <w:rPr>
+                <w:rFonts w:hint="eastAsia" w:ascii="宋体" w:hAnsi="宋体" w:eastAsia="宋体" w:cs="宋体"/>
+                <w:lang w:eastAsia="zh-CN"/>
+              </w:rPr>
+            </w:pPr>
+            <w:r>
+              <w:rPr>
+                <w:rFonts w:hint="eastAsia" w:ascii="宋体" w:hAnsi="宋体" w:eastAsia="宋体" w:cs="宋体"/>
+                <w:lang w:eastAsia="zh-CN"/>
+              </w:rPr>
+              <w:t>收集小说的实时热度数据，包括点击量、收藏数、评论数、打赏数和排行榜名次。</w:t>
             </w:r>
           </w:p>
         </w:tc>
@@ -1245,8 +1074,9 @@
           </w:tcPr>
           <w:p>
             <w:pPr>
-              <w:spacing w:after="0" w:line="240" w:lineRule="auto"/>
-              <w:rPr>
+              <w:spacing w:line="360" w:lineRule="exact"/>
+              <w:rPr>
+                <w:rFonts w:hint="eastAsia" w:ascii="宋体" w:hAnsi="宋体" w:eastAsia="宋体" w:cs="宋体"/>
                 <w:lang w:eastAsia="zh-CN"/>
               </w:rPr>
             </w:pPr>
@@ -1259,12 +1089,14 @@
           </w:tcPr>
           <w:p>
             <w:pPr>
-              <w:spacing w:after="0" w:line="240" w:lineRule="auto"/>
-            </w:pPr>
-            <w:r>
-              <w:rPr>
-                <w:rFonts w:ascii="Arial" w:hAnsi="Arial" w:eastAsia="微软雅黑"/>
-                <w:sz w:val="20"/>
+              <w:spacing w:line="360" w:lineRule="exact"/>
+              <w:rPr>
+                <w:rFonts w:hint="eastAsia" w:ascii="宋体" w:hAnsi="宋体" w:eastAsia="宋体" w:cs="宋体"/>
+              </w:rPr>
+            </w:pPr>
+            <w:r>
+              <w:rPr>
+                <w:rFonts w:hint="eastAsia" w:ascii="宋体" w:hAnsi="宋体" w:eastAsia="宋体" w:cs="宋体"/>
               </w:rPr>
               <w:t>评论数据采集</w:t>
             </w:r>
@@ -1277,12 +1109,14 @@
           </w:tcPr>
           <w:p>
             <w:pPr>
-              <w:spacing w:after="0" w:line="240" w:lineRule="auto"/>
-            </w:pPr>
-            <w:r>
-              <w:rPr>
-                <w:rFonts w:ascii="Arial" w:hAnsi="Arial" w:eastAsia="微软雅黑"/>
-                <w:sz w:val="20"/>
+              <w:spacing w:line="360" w:lineRule="exact"/>
+              <w:rPr>
+                <w:rFonts w:hint="eastAsia" w:ascii="宋体" w:hAnsi="宋体" w:eastAsia="宋体" w:cs="宋体"/>
+              </w:rPr>
+            </w:pPr>
+            <w:r>
+              <w:rPr>
+                <w:rFonts w:hint="eastAsia" w:ascii="宋体" w:hAnsi="宋体" w:eastAsia="宋体" w:cs="宋体"/>
               </w:rPr>
               <w:t>数据采集</w:t>
             </w:r>
@@ -1295,18 +1129,18 @@
           </w:tcPr>
           <w:p>
             <w:pPr>
-              <w:spacing w:after="0" w:line="240" w:lineRule="auto"/>
-              <w:rPr>
-                <w:lang w:eastAsia="zh-CN"/>
-              </w:rPr>
-            </w:pPr>
-            <w:r>
-              <w:rPr>
-                <w:rFonts w:ascii="Arial" w:hAnsi="Arial" w:eastAsia="微软雅黑"/>
-                <w:sz w:val="20"/>
-                <w:lang w:eastAsia="zh-CN"/>
-              </w:rPr>
-              <w:t>从平台采集用户评论内容、评论时间、点赞数和用户等级等信息。</w:t>
+              <w:spacing w:line="360" w:lineRule="exact"/>
+              <w:rPr>
+                <w:rFonts w:hint="eastAsia" w:ascii="宋体" w:hAnsi="宋体" w:eastAsia="宋体" w:cs="宋体"/>
+                <w:lang w:eastAsia="zh-CN"/>
+              </w:rPr>
+            </w:pPr>
+            <w:r>
+              <w:rPr>
+                <w:rFonts w:hint="eastAsia" w:ascii="宋体" w:hAnsi="宋体" w:eastAsia="宋体" w:cs="宋体"/>
+                <w:lang w:eastAsia="zh-CN"/>
+              </w:rPr>
+              <w:t>从平台采集用户评论内容、评论时间、点赞数等信息。</w:t>
             </w:r>
           </w:p>
         </w:tc>
@@ -1336,12 +1170,14 @@
           </w:tcPr>
           <w:p>
             <w:pPr>
-              <w:spacing w:after="0" w:line="240" w:lineRule="auto"/>
-            </w:pPr>
-            <w:r>
-              <w:rPr>
-                <w:rFonts w:ascii="Arial" w:hAnsi="Arial" w:eastAsia="微软雅黑"/>
-                <w:sz w:val="20"/>
+              <w:spacing w:line="360" w:lineRule="exact"/>
+              <w:rPr>
+                <w:rFonts w:hint="eastAsia" w:ascii="宋体" w:hAnsi="宋体" w:eastAsia="宋体" w:cs="宋体"/>
+              </w:rPr>
+            </w:pPr>
+            <w:r>
+              <w:rPr>
+                <w:rFonts w:hint="eastAsia" w:ascii="宋体" w:hAnsi="宋体" w:eastAsia="宋体" w:cs="宋体"/>
               </w:rPr>
               <w:t>数据处理</w:t>
             </w:r>
@@ -1354,12 +1190,14 @@
           </w:tcPr>
           <w:p>
             <w:pPr>
-              <w:spacing w:after="0" w:line="240" w:lineRule="auto"/>
-            </w:pPr>
-            <w:r>
-              <w:rPr>
-                <w:rFonts w:ascii="Arial" w:hAnsi="Arial" w:eastAsia="微软雅黑"/>
-                <w:sz w:val="20"/>
+              <w:spacing w:line="360" w:lineRule="exact"/>
+              <w:rPr>
+                <w:rFonts w:hint="eastAsia" w:ascii="宋体" w:hAnsi="宋体" w:eastAsia="宋体" w:cs="宋体"/>
+              </w:rPr>
+            </w:pPr>
+            <w:r>
+              <w:rPr>
+                <w:rFonts w:hint="eastAsia" w:ascii="宋体" w:hAnsi="宋体" w:eastAsia="宋体" w:cs="宋体"/>
               </w:rPr>
               <w:t>数据清洗</w:t>
             </w:r>
@@ -1372,12 +1210,14 @@
           </w:tcPr>
           <w:p>
             <w:pPr>
-              <w:spacing w:after="0" w:line="240" w:lineRule="auto"/>
-            </w:pPr>
-            <w:r>
-              <w:rPr>
-                <w:rFonts w:ascii="Arial" w:hAnsi="Arial" w:eastAsia="微软雅黑"/>
-                <w:sz w:val="20"/>
+              <w:spacing w:line="360" w:lineRule="exact"/>
+              <w:rPr>
+                <w:rFonts w:hint="eastAsia" w:ascii="宋体" w:hAnsi="宋体" w:eastAsia="宋体" w:cs="宋体"/>
+              </w:rPr>
+            </w:pPr>
+            <w:r>
+              <w:rPr>
+                <w:rFonts w:hint="eastAsia" w:ascii="宋体" w:hAnsi="宋体" w:eastAsia="宋体" w:cs="宋体"/>
               </w:rPr>
               <w:t>数据处理</w:t>
             </w:r>
@@ -1390,18 +1230,18 @@
           </w:tcPr>
           <w:p>
             <w:pPr>
-              <w:spacing w:after="0" w:line="240" w:lineRule="auto"/>
-              <w:rPr>
-                <w:lang w:eastAsia="zh-CN"/>
-              </w:rPr>
-            </w:pPr>
-            <w:r>
-              <w:rPr>
-                <w:rFonts w:ascii="Arial" w:hAnsi="Arial" w:eastAsia="微软雅黑"/>
-                <w:sz w:val="20"/>
-                <w:lang w:eastAsia="zh-CN"/>
-              </w:rPr>
-              <w:t>去除HTML标签，进行数据去重和格式规范化处理。</w:t>
+              <w:spacing w:line="360" w:lineRule="exact"/>
+              <w:rPr>
+                <w:rFonts w:hint="eastAsia" w:ascii="宋体" w:hAnsi="宋体" w:eastAsia="宋体" w:cs="宋体"/>
+                <w:lang w:eastAsia="zh-CN"/>
+              </w:rPr>
+            </w:pPr>
+            <w:r>
+              <w:rPr>
+                <w:rFonts w:hint="eastAsia" w:ascii="宋体" w:hAnsi="宋体" w:eastAsia="宋体" w:cs="宋体"/>
+                <w:lang w:eastAsia="zh-CN"/>
+              </w:rPr>
+              <w:t>进行数据去重和格式规范化处理。</w:t>
             </w:r>
           </w:p>
         </w:tc>
@@ -1431,8 +1271,9 @@
           </w:tcPr>
           <w:p>
             <w:pPr>
-              <w:spacing w:after="0" w:line="240" w:lineRule="auto"/>
-              <w:rPr>
+              <w:spacing w:line="360" w:lineRule="exact"/>
+              <w:rPr>
+                <w:rFonts w:hint="eastAsia" w:ascii="宋体" w:hAnsi="宋体" w:eastAsia="宋体" w:cs="宋体"/>
                 <w:lang w:eastAsia="zh-CN"/>
               </w:rPr>
             </w:pPr>
@@ -1445,12 +1286,14 @@
           </w:tcPr>
           <w:p>
             <w:pPr>
-              <w:spacing w:after="0" w:line="240" w:lineRule="auto"/>
-            </w:pPr>
-            <w:r>
-              <w:rPr>
-                <w:rFonts w:ascii="Arial" w:hAnsi="Arial" w:eastAsia="微软雅黑"/>
-                <w:sz w:val="20"/>
+              <w:spacing w:line="360" w:lineRule="exact"/>
+              <w:rPr>
+                <w:rFonts w:hint="eastAsia" w:ascii="宋体" w:hAnsi="宋体" w:eastAsia="宋体" w:cs="宋体"/>
+              </w:rPr>
+            </w:pPr>
+            <w:r>
+              <w:rPr>
+                <w:rFonts w:hint="eastAsia" w:ascii="宋体" w:hAnsi="宋体" w:eastAsia="宋体" w:cs="宋体"/>
               </w:rPr>
               <w:t>中文分词</w:t>
             </w:r>
@@ -1463,12 +1306,14 @@
           </w:tcPr>
           <w:p>
             <w:pPr>
-              <w:spacing w:after="0" w:line="240" w:lineRule="auto"/>
-            </w:pPr>
-            <w:r>
-              <w:rPr>
-                <w:rFonts w:ascii="Arial" w:hAnsi="Arial" w:eastAsia="微软雅黑"/>
-                <w:sz w:val="20"/>
+              <w:spacing w:line="360" w:lineRule="exact"/>
+              <w:rPr>
+                <w:rFonts w:hint="eastAsia" w:ascii="宋体" w:hAnsi="宋体" w:eastAsia="宋体" w:cs="宋体"/>
+              </w:rPr>
+            </w:pPr>
+            <w:r>
+              <w:rPr>
+                <w:rFonts w:hint="eastAsia" w:ascii="宋体" w:hAnsi="宋体" w:eastAsia="宋体" w:cs="宋体"/>
               </w:rPr>
               <w:t>数据处理</w:t>
             </w:r>
@@ -1481,15 +1326,15 @@
           </w:tcPr>
           <w:p>
             <w:pPr>
-              <w:spacing w:after="0" w:line="240" w:lineRule="auto"/>
-              <w:rPr>
-                <w:lang w:eastAsia="zh-CN"/>
-              </w:rPr>
-            </w:pPr>
-            <w:r>
-              <w:rPr>
-                <w:rFonts w:ascii="Arial" w:hAnsi="Arial" w:eastAsia="微软雅黑"/>
-                <w:sz w:val="20"/>
+              <w:spacing w:line="360" w:lineRule="exact"/>
+              <w:rPr>
+                <w:rFonts w:hint="eastAsia" w:ascii="宋体" w:hAnsi="宋体" w:eastAsia="宋体" w:cs="宋体"/>
+                <w:lang w:eastAsia="zh-CN"/>
+              </w:rPr>
+            </w:pPr>
+            <w:r>
+              <w:rPr>
+                <w:rFonts w:hint="eastAsia" w:ascii="宋体" w:hAnsi="宋体" w:eastAsia="宋体" w:cs="宋体"/>
                 <w:lang w:eastAsia="zh-CN"/>
               </w:rPr>
               <w:t>使用jieba分词工具对文本内容进行中文分词和停用词过滤。</w:t>
@@ -1522,8 +1367,9 @@
           </w:tcPr>
           <w:p>
             <w:pPr>
-              <w:spacing w:after="0" w:line="240" w:lineRule="auto"/>
-              <w:rPr>
+              <w:spacing w:line="360" w:lineRule="exact"/>
+              <w:rPr>
+                <w:rFonts w:hint="eastAsia" w:ascii="宋体" w:hAnsi="宋体" w:eastAsia="宋体" w:cs="宋体"/>
                 <w:lang w:eastAsia="zh-CN"/>
               </w:rPr>
             </w:pPr>
@@ -1536,12 +1382,14 @@
           </w:tcPr>
           <w:p>
             <w:pPr>
-              <w:spacing w:after="0" w:line="240" w:lineRule="auto"/>
-            </w:pPr>
-            <w:r>
-              <w:rPr>
-                <w:rFonts w:ascii="Arial" w:hAnsi="Arial" w:eastAsia="微软雅黑"/>
-                <w:sz w:val="20"/>
+              <w:spacing w:line="360" w:lineRule="exact"/>
+              <w:rPr>
+                <w:rFonts w:hint="eastAsia" w:ascii="宋体" w:hAnsi="宋体" w:eastAsia="宋体" w:cs="宋体"/>
+              </w:rPr>
+            </w:pPr>
+            <w:r>
+              <w:rPr>
+                <w:rFonts w:hint="eastAsia" w:ascii="宋体" w:hAnsi="宋体" w:eastAsia="宋体" w:cs="宋体"/>
               </w:rPr>
               <w:t>关键词词典构建</w:t>
             </w:r>
@@ -1554,12 +1402,14 @@
           </w:tcPr>
           <w:p>
             <w:pPr>
-              <w:spacing w:after="0" w:line="240" w:lineRule="auto"/>
-            </w:pPr>
-            <w:r>
-              <w:rPr>
-                <w:rFonts w:ascii="Arial" w:hAnsi="Arial" w:eastAsia="微软雅黑"/>
-                <w:sz w:val="20"/>
+              <w:spacing w:line="360" w:lineRule="exact"/>
+              <w:rPr>
+                <w:rFonts w:hint="eastAsia" w:ascii="宋体" w:hAnsi="宋体" w:eastAsia="宋体" w:cs="宋体"/>
+              </w:rPr>
+            </w:pPr>
+            <w:r>
+              <w:rPr>
+                <w:rFonts w:hint="eastAsia" w:ascii="宋体" w:hAnsi="宋体" w:eastAsia="宋体" w:cs="宋体"/>
               </w:rPr>
               <w:t>数据处理</w:t>
             </w:r>
@@ -1572,15 +1422,15 @@
           </w:tcPr>
           <w:p>
             <w:pPr>
-              <w:spacing w:after="0" w:line="240" w:lineRule="auto"/>
-              <w:rPr>
-                <w:lang w:eastAsia="zh-CN"/>
-              </w:rPr>
-            </w:pPr>
-            <w:r>
-              <w:rPr>
-                <w:rFonts w:ascii="Arial" w:hAnsi="Arial" w:eastAsia="微软雅黑"/>
-                <w:sz w:val="20"/>
+              <w:spacing w:line="360" w:lineRule="exact"/>
+              <w:rPr>
+                <w:rFonts w:hint="eastAsia" w:ascii="宋体" w:hAnsi="宋体" w:eastAsia="宋体" w:cs="宋体"/>
+                <w:lang w:eastAsia="zh-CN"/>
+              </w:rPr>
+            </w:pPr>
+            <w:r>
+              <w:rPr>
+                <w:rFonts w:hint="eastAsia" w:ascii="宋体" w:hAnsi="宋体" w:eastAsia="宋体" w:cs="宋体"/>
                 <w:lang w:eastAsia="zh-CN"/>
               </w:rPr>
               <w:t>构建题材词典、情绪词典和商业价值词典，用于后续分析。</w:t>
@@ -1612,12 +1462,14 @@
           </w:tcPr>
           <w:p>
             <w:pPr>
-              <w:spacing w:after="0" w:line="240" w:lineRule="auto"/>
-            </w:pPr>
-            <w:r>
-              <w:rPr>
-                <w:rFonts w:ascii="Arial" w:hAnsi="Arial" w:eastAsia="微软雅黑"/>
-                <w:sz w:val="20"/>
+              <w:spacing w:line="360" w:lineRule="exact"/>
+              <w:rPr>
+                <w:rFonts w:hint="eastAsia" w:ascii="宋体" w:hAnsi="宋体" w:eastAsia="宋体" w:cs="宋体"/>
+              </w:rPr>
+            </w:pPr>
+            <w:r>
+              <w:rPr>
+                <w:rFonts w:hint="eastAsia" w:ascii="宋体" w:hAnsi="宋体" w:eastAsia="宋体" w:cs="宋体"/>
               </w:rPr>
               <w:t>题材分析</w:t>
             </w:r>
@@ -1630,12 +1482,14 @@
           </w:tcPr>
           <w:p>
             <w:pPr>
-              <w:spacing w:after="0" w:line="240" w:lineRule="auto"/>
-            </w:pPr>
-            <w:r>
-              <w:rPr>
-                <w:rFonts w:ascii="Arial" w:hAnsi="Arial" w:eastAsia="微软雅黑"/>
-                <w:sz w:val="20"/>
+              <w:spacing w:line="360" w:lineRule="exact"/>
+              <w:rPr>
+                <w:rFonts w:hint="eastAsia" w:ascii="宋体" w:hAnsi="宋体" w:eastAsia="宋体" w:cs="宋体"/>
+              </w:rPr>
+            </w:pPr>
+            <w:r>
+              <w:rPr>
+                <w:rFonts w:hint="eastAsia" w:ascii="宋体" w:hAnsi="宋体" w:eastAsia="宋体" w:cs="宋体"/>
               </w:rPr>
               <w:t>题材分布分析</w:t>
             </w:r>
@@ -1648,12 +1502,14 @@
           </w:tcPr>
           <w:p>
             <w:pPr>
-              <w:spacing w:after="0" w:line="240" w:lineRule="auto"/>
-            </w:pPr>
-            <w:r>
-              <w:rPr>
-                <w:rFonts w:ascii="Arial" w:hAnsi="Arial" w:eastAsia="微软雅黑"/>
-                <w:sz w:val="20"/>
+              <w:spacing w:line="360" w:lineRule="exact"/>
+              <w:rPr>
+                <w:rFonts w:hint="eastAsia" w:ascii="宋体" w:hAnsi="宋体" w:eastAsia="宋体" w:cs="宋体"/>
+              </w:rPr>
+            </w:pPr>
+            <w:r>
+              <w:rPr>
+                <w:rFonts w:hint="eastAsia" w:ascii="宋体" w:hAnsi="宋体" w:eastAsia="宋体" w:cs="宋体"/>
               </w:rPr>
               <w:t>内容维度</w:t>
             </w:r>
@@ -1666,18 +1522,18 @@
           </w:tcPr>
           <w:p>
             <w:pPr>
-              <w:spacing w:after="0" w:line="240" w:lineRule="auto"/>
-              <w:rPr>
-                <w:lang w:eastAsia="zh-CN"/>
-              </w:rPr>
-            </w:pPr>
-            <w:r>
-              <w:rPr>
-                <w:rFonts w:ascii="Arial" w:hAnsi="Arial" w:eastAsia="微软雅黑"/>
-                <w:sz w:val="20"/>
-                <w:lang w:eastAsia="zh-CN"/>
-              </w:rPr>
-              <w:t>分析不同题材占比、平台题材差异和热门标签组合关系。</w:t>
+              <w:spacing w:line="360" w:lineRule="exact"/>
+              <w:rPr>
+                <w:rFonts w:hint="eastAsia" w:ascii="宋体" w:hAnsi="宋体" w:eastAsia="宋体" w:cs="宋体"/>
+                <w:lang w:eastAsia="zh-CN"/>
+              </w:rPr>
+            </w:pPr>
+            <w:r>
+              <w:rPr>
+                <w:rFonts w:hint="eastAsia" w:ascii="宋体" w:hAnsi="宋体" w:eastAsia="宋体" w:cs="宋体"/>
+                <w:lang w:eastAsia="zh-CN"/>
+              </w:rPr>
+              <w:t>分析不同题材占比、热门标签组合关系。</w:t>
             </w:r>
           </w:p>
         </w:tc>
@@ -1706,12 +1562,14 @@
           </w:tcPr>
           <w:p>
             <w:pPr>
-              <w:spacing w:after="0" w:line="240" w:lineRule="auto"/>
-            </w:pPr>
-            <w:r>
-              <w:rPr>
-                <w:rFonts w:ascii="Arial" w:hAnsi="Arial" w:eastAsia="微软雅黑"/>
-                <w:sz w:val="20"/>
+              <w:spacing w:line="360" w:lineRule="exact"/>
+              <w:rPr>
+                <w:rFonts w:hint="eastAsia" w:ascii="宋体" w:hAnsi="宋体" w:eastAsia="宋体" w:cs="宋体"/>
+              </w:rPr>
+            </w:pPr>
+            <w:r>
+              <w:rPr>
+                <w:rFonts w:hint="eastAsia" w:ascii="宋体" w:hAnsi="宋体" w:eastAsia="宋体" w:cs="宋体"/>
               </w:rPr>
               <w:t>趋势分析</w:t>
             </w:r>
@@ -1724,12 +1582,14 @@
           </w:tcPr>
           <w:p>
             <w:pPr>
-              <w:spacing w:after="0" w:line="240" w:lineRule="auto"/>
-            </w:pPr>
-            <w:r>
-              <w:rPr>
-                <w:rFonts w:ascii="Arial" w:hAnsi="Arial" w:eastAsia="微软雅黑"/>
-                <w:sz w:val="20"/>
+              <w:spacing w:line="360" w:lineRule="exact"/>
+              <w:rPr>
+                <w:rFonts w:hint="eastAsia" w:ascii="宋体" w:hAnsi="宋体" w:eastAsia="宋体" w:cs="宋体"/>
+              </w:rPr>
+            </w:pPr>
+            <w:r>
+              <w:rPr>
+                <w:rFonts w:hint="eastAsia" w:ascii="宋体" w:hAnsi="宋体" w:eastAsia="宋体" w:cs="宋体"/>
               </w:rPr>
               <w:t>热门趋势分析</w:t>
             </w:r>
@@ -1742,12 +1602,14 @@
           </w:tcPr>
           <w:p>
             <w:pPr>
-              <w:spacing w:after="0" w:line="240" w:lineRule="auto"/>
-            </w:pPr>
-            <w:r>
-              <w:rPr>
-                <w:rFonts w:ascii="Arial" w:hAnsi="Arial" w:eastAsia="微软雅黑"/>
-                <w:sz w:val="20"/>
+              <w:spacing w:line="360" w:lineRule="exact"/>
+              <w:rPr>
+                <w:rFonts w:hint="eastAsia" w:ascii="宋体" w:hAnsi="宋体" w:eastAsia="宋体" w:cs="宋体"/>
+              </w:rPr>
+            </w:pPr>
+            <w:r>
+              <w:rPr>
+                <w:rFonts w:hint="eastAsia" w:ascii="宋体" w:hAnsi="宋体" w:eastAsia="宋体" w:cs="宋体"/>
               </w:rPr>
               <w:t>时间维度</w:t>
             </w:r>
@@ -1760,15 +1622,15 @@
           </w:tcPr>
           <w:p>
             <w:pPr>
-              <w:spacing w:after="0" w:line="240" w:lineRule="auto"/>
-              <w:rPr>
-                <w:lang w:eastAsia="zh-CN"/>
-              </w:rPr>
-            </w:pPr>
-            <w:r>
-              <w:rPr>
-                <w:rFonts w:ascii="Arial" w:hAnsi="Arial" w:eastAsia="微软雅黑"/>
-                <w:sz w:val="20"/>
+              <w:spacing w:line="360" w:lineRule="exact"/>
+              <w:rPr>
+                <w:rFonts w:hint="eastAsia" w:ascii="宋体" w:hAnsi="宋体" w:eastAsia="宋体" w:cs="宋体"/>
+                <w:lang w:eastAsia="zh-CN"/>
+              </w:rPr>
+            </w:pPr>
+            <w:r>
+              <w:rPr>
+                <w:rFonts w:hint="eastAsia" w:ascii="宋体" w:hAnsi="宋体" w:eastAsia="宋体" w:cs="宋体"/>
                 <w:lang w:eastAsia="zh-CN"/>
               </w:rPr>
               <w:t>分析时间维度的趋势变化，识别不同题材热度增长率和新兴题材。</w:t>
@@ -1800,12 +1662,14 @@
           </w:tcPr>
           <w:p>
             <w:pPr>
-              <w:spacing w:after="0" w:line="240" w:lineRule="auto"/>
-            </w:pPr>
-            <w:r>
-              <w:rPr>
-                <w:rFonts w:ascii="Arial" w:hAnsi="Arial" w:eastAsia="微软雅黑"/>
-                <w:sz w:val="20"/>
+              <w:spacing w:line="360" w:lineRule="exact"/>
+              <w:rPr>
+                <w:rFonts w:hint="eastAsia" w:ascii="宋体" w:hAnsi="宋体" w:eastAsia="宋体" w:cs="宋体"/>
+              </w:rPr>
+            </w:pPr>
+            <w:r>
+              <w:rPr>
+                <w:rFonts w:hint="eastAsia" w:ascii="宋体" w:hAnsi="宋体" w:eastAsia="宋体" w:cs="宋体"/>
               </w:rPr>
               <w:t>特征分析</w:t>
             </w:r>
@@ -1818,12 +1682,14 @@
           </w:tcPr>
           <w:p>
             <w:pPr>
-              <w:spacing w:after="0" w:line="240" w:lineRule="auto"/>
-            </w:pPr>
-            <w:r>
-              <w:rPr>
-                <w:rFonts w:ascii="Arial" w:hAnsi="Arial" w:eastAsia="微软雅黑"/>
-                <w:sz w:val="20"/>
+              <w:spacing w:line="360" w:lineRule="exact"/>
+              <w:rPr>
+                <w:rFonts w:hint="eastAsia" w:ascii="宋体" w:hAnsi="宋体" w:eastAsia="宋体" w:cs="宋体"/>
+              </w:rPr>
+            </w:pPr>
+            <w:r>
+              <w:rPr>
+                <w:rFonts w:hint="eastAsia" w:ascii="宋体" w:hAnsi="宋体" w:eastAsia="宋体" w:cs="宋体"/>
               </w:rPr>
               <w:t>爆款特征分析</w:t>
             </w:r>
@@ -1836,12 +1702,14 @@
           </w:tcPr>
           <w:p>
             <w:pPr>
-              <w:spacing w:after="0" w:line="240" w:lineRule="auto"/>
-            </w:pPr>
-            <w:r>
-              <w:rPr>
-                <w:rFonts w:ascii="Arial" w:hAnsi="Arial" w:eastAsia="微软雅黑"/>
-                <w:sz w:val="20"/>
+              <w:spacing w:line="360" w:lineRule="exact"/>
+              <w:rPr>
+                <w:rFonts w:hint="eastAsia" w:ascii="宋体" w:hAnsi="宋体" w:eastAsia="宋体" w:cs="宋体"/>
+              </w:rPr>
+            </w:pPr>
+            <w:r>
+              <w:rPr>
+                <w:rFonts w:hint="eastAsia" w:ascii="宋体" w:hAnsi="宋体" w:eastAsia="宋体" w:cs="宋体"/>
               </w:rPr>
               <w:t>内容维度</w:t>
             </w:r>
@@ -1854,15 +1722,15 @@
           </w:tcPr>
           <w:p>
             <w:pPr>
-              <w:spacing w:after="0" w:line="240" w:lineRule="auto"/>
-              <w:rPr>
-                <w:lang w:eastAsia="zh-CN"/>
-              </w:rPr>
-            </w:pPr>
-            <w:r>
-              <w:rPr>
-                <w:rFonts w:ascii="Arial" w:hAnsi="Arial" w:eastAsia="微软雅黑"/>
-                <w:sz w:val="20"/>
+              <w:spacing w:line="360" w:lineRule="exact"/>
+              <w:rPr>
+                <w:rFonts w:hint="eastAsia" w:ascii="宋体" w:hAnsi="宋体" w:eastAsia="宋体" w:cs="宋体"/>
+                <w:lang w:eastAsia="zh-CN"/>
+              </w:rPr>
+            </w:pPr>
+            <w:r>
+              <w:rPr>
+                <w:rFonts w:hint="eastAsia" w:ascii="宋体" w:hAnsi="宋体" w:eastAsia="宋体" w:cs="宋体"/>
                 <w:lang w:eastAsia="zh-CN"/>
               </w:rPr>
               <w:t>分析爆款小说的字数区间、更新频率、标签组合和评论情绪特征。</w:t>
@@ -1894,12 +1762,14 @@
           </w:tcPr>
           <w:p>
             <w:pPr>
-              <w:spacing w:after="0" w:line="240" w:lineRule="auto"/>
-            </w:pPr>
-            <w:r>
-              <w:rPr>
-                <w:rFonts w:ascii="Arial" w:hAnsi="Arial" w:eastAsia="微软雅黑"/>
-                <w:sz w:val="20"/>
+              <w:spacing w:line="360" w:lineRule="exact"/>
+              <w:rPr>
+                <w:rFonts w:hint="eastAsia" w:ascii="宋体" w:hAnsi="宋体" w:eastAsia="宋体" w:cs="宋体"/>
+              </w:rPr>
+            </w:pPr>
+            <w:r>
+              <w:rPr>
+                <w:rFonts w:hint="eastAsia" w:ascii="宋体" w:hAnsi="宋体" w:eastAsia="宋体" w:cs="宋体"/>
               </w:rPr>
               <w:t>情感分析</w:t>
             </w:r>
@@ -1912,12 +1782,14 @@
           </w:tcPr>
           <w:p>
             <w:pPr>
-              <w:spacing w:after="0" w:line="240" w:lineRule="auto"/>
-            </w:pPr>
-            <w:r>
-              <w:rPr>
-                <w:rFonts w:ascii="Arial" w:hAnsi="Arial" w:eastAsia="微软雅黑"/>
-                <w:sz w:val="20"/>
+              <w:spacing w:line="360" w:lineRule="exact"/>
+              <w:rPr>
+                <w:rFonts w:hint="eastAsia" w:ascii="宋体" w:hAnsi="宋体" w:eastAsia="宋体" w:cs="宋体"/>
+              </w:rPr>
+            </w:pPr>
+            <w:r>
+              <w:rPr>
+                <w:rFonts w:hint="eastAsia" w:ascii="宋体" w:hAnsi="宋体" w:eastAsia="宋体" w:cs="宋体"/>
               </w:rPr>
               <w:t>评论情感分析</w:t>
             </w:r>
@@ -1930,12 +1802,14 @@
           </w:tcPr>
           <w:p>
             <w:pPr>
-              <w:spacing w:after="0" w:line="240" w:lineRule="auto"/>
-            </w:pPr>
-            <w:r>
-              <w:rPr>
-                <w:rFonts w:ascii="Arial" w:hAnsi="Arial" w:eastAsia="微软雅黑"/>
-                <w:sz w:val="20"/>
+              <w:spacing w:line="360" w:lineRule="exact"/>
+              <w:rPr>
+                <w:rFonts w:hint="eastAsia" w:ascii="宋体" w:hAnsi="宋体" w:eastAsia="宋体" w:cs="宋体"/>
+              </w:rPr>
+            </w:pPr>
+            <w:r>
+              <w:rPr>
+                <w:rFonts w:hint="eastAsia" w:ascii="宋体" w:hAnsi="宋体" w:eastAsia="宋体" w:cs="宋体"/>
               </w:rPr>
               <w:t>用户维度</w:t>
             </w:r>
@@ -1948,18 +1822,18 @@
           </w:tcPr>
           <w:p>
             <w:pPr>
-              <w:spacing w:after="0" w:line="240" w:lineRule="auto"/>
-              <w:rPr>
-                <w:lang w:eastAsia="zh-CN"/>
-              </w:rPr>
-            </w:pPr>
-            <w:r>
-              <w:rPr>
-                <w:rFonts w:ascii="Arial" w:hAnsi="Arial" w:eastAsia="微软雅黑"/>
-                <w:sz w:val="20"/>
-                <w:lang w:eastAsia="zh-CN"/>
-              </w:rPr>
-              <w:t>运用SnowNLP等工具分析用户评论，识别正负面比例和高频情绪词。</w:t>
+              <w:spacing w:line="360" w:lineRule="exact"/>
+              <w:rPr>
+                <w:rFonts w:hint="eastAsia" w:ascii="宋体" w:hAnsi="宋体" w:eastAsia="宋体" w:cs="宋体"/>
+                <w:lang w:eastAsia="zh-CN"/>
+              </w:rPr>
+            </w:pPr>
+            <w:r>
+              <w:rPr>
+                <w:rFonts w:hint="eastAsia" w:ascii="宋体" w:hAnsi="宋体" w:eastAsia="宋体" w:cs="宋体"/>
+                <w:lang w:eastAsia="zh-CN"/>
+              </w:rPr>
+              <w:t>分析用户评论，识别正负面比例和高频情绪词。</w:t>
             </w:r>
           </w:p>
         </w:tc>
@@ -1988,12 +1862,14 @@
           </w:tcPr>
           <w:p>
             <w:pPr>
-              <w:spacing w:after="0" w:line="240" w:lineRule="auto"/>
-            </w:pPr>
-            <w:r>
-              <w:rPr>
-                <w:rFonts w:ascii="Arial" w:hAnsi="Arial" w:eastAsia="微软雅黑"/>
-                <w:sz w:val="20"/>
+              <w:spacing w:line="360" w:lineRule="exact"/>
+              <w:rPr>
+                <w:rFonts w:hint="eastAsia" w:ascii="宋体" w:hAnsi="宋体" w:eastAsia="宋体" w:cs="宋体"/>
+              </w:rPr>
+            </w:pPr>
+            <w:r>
+              <w:rPr>
+                <w:rFonts w:hint="eastAsia" w:ascii="宋体" w:hAnsi="宋体" w:eastAsia="宋体" w:cs="宋体"/>
               </w:rPr>
               <w:t>推荐系统</w:t>
             </w:r>
@@ -2006,12 +1882,14 @@
           </w:tcPr>
           <w:p>
             <w:pPr>
-              <w:spacing w:after="0" w:line="240" w:lineRule="auto"/>
-            </w:pPr>
-            <w:r>
-              <w:rPr>
-                <w:rFonts w:ascii="Arial" w:hAnsi="Arial" w:eastAsia="微软雅黑"/>
-                <w:sz w:val="20"/>
+              <w:spacing w:line="360" w:lineRule="exact"/>
+              <w:rPr>
+                <w:rFonts w:hint="eastAsia" w:ascii="宋体" w:hAnsi="宋体" w:eastAsia="宋体" w:cs="宋体"/>
+              </w:rPr>
+            </w:pPr>
+            <w:r>
+              <w:rPr>
+                <w:rFonts w:hint="eastAsia" w:ascii="宋体" w:hAnsi="宋体" w:eastAsia="宋体" w:cs="宋体"/>
               </w:rPr>
               <w:t>智能推荐</w:t>
             </w:r>
@@ -2024,12 +1902,14 @@
           </w:tcPr>
           <w:p>
             <w:pPr>
-              <w:spacing w:after="0" w:line="240" w:lineRule="auto"/>
-            </w:pPr>
-            <w:r>
-              <w:rPr>
-                <w:rFonts w:ascii="Arial" w:hAnsi="Arial" w:eastAsia="微软雅黑"/>
-                <w:sz w:val="20"/>
+              <w:spacing w:line="360" w:lineRule="exact"/>
+              <w:rPr>
+                <w:rFonts w:hint="eastAsia" w:ascii="宋体" w:hAnsi="宋体" w:eastAsia="宋体" w:cs="宋体"/>
+              </w:rPr>
+            </w:pPr>
+            <w:r>
+              <w:rPr>
+                <w:rFonts w:hint="eastAsia" w:ascii="宋体" w:hAnsi="宋体" w:eastAsia="宋体" w:cs="宋体"/>
               </w:rPr>
               <w:t>算法模块</w:t>
             </w:r>
@@ -2042,15 +1922,15 @@
           </w:tcPr>
           <w:p>
             <w:pPr>
-              <w:spacing w:after="0" w:line="240" w:lineRule="auto"/>
-              <w:rPr>
-                <w:lang w:eastAsia="zh-CN"/>
-              </w:rPr>
-            </w:pPr>
-            <w:r>
-              <w:rPr>
-                <w:rFonts w:ascii="Arial" w:hAnsi="Arial" w:eastAsia="微软雅黑"/>
-                <w:sz w:val="20"/>
+              <w:spacing w:line="360" w:lineRule="exact"/>
+              <w:rPr>
+                <w:rFonts w:hint="eastAsia" w:ascii="宋体" w:hAnsi="宋体" w:eastAsia="宋体" w:cs="宋体"/>
+                <w:lang w:eastAsia="zh-CN"/>
+              </w:rPr>
+            </w:pPr>
+            <w:r>
+              <w:rPr>
+                <w:rFonts w:hint="eastAsia" w:ascii="宋体" w:hAnsi="宋体" w:eastAsia="宋体" w:cs="宋体"/>
                 <w:lang w:eastAsia="zh-CN"/>
               </w:rPr>
               <w:t>基于内容相似度、标签匹配和协同过滤实现智能推荐模型。</w:t>
@@ -2078,17 +1958,18 @@
         <w:tc>
           <w:tcPr>
             <w:tcW w:w="1119" w:type="dxa"/>
-            <w:vMerge w:val="restart"/>
-            <w:vAlign w:val="center"/>
-          </w:tcPr>
-          <w:p>
-            <w:pPr>
-              <w:spacing w:after="0" w:line="240" w:lineRule="auto"/>
-            </w:pPr>
-            <w:r>
-              <w:rPr>
-                <w:rFonts w:ascii="Arial" w:hAnsi="Arial" w:eastAsia="微软雅黑"/>
-                <w:sz w:val="20"/>
+            <w:vAlign w:val="center"/>
+          </w:tcPr>
+          <w:p>
+            <w:pPr>
+              <w:spacing w:line="360" w:lineRule="exact"/>
+              <w:rPr>
+                <w:rFonts w:hint="eastAsia" w:ascii="宋体" w:hAnsi="宋体" w:eastAsia="宋体" w:cs="宋体"/>
+              </w:rPr>
+            </w:pPr>
+            <w:r>
+              <w:rPr>
+                <w:rFonts w:hint="eastAsia" w:ascii="宋体" w:hAnsi="宋体" w:eastAsia="宋体" w:cs="宋体"/>
               </w:rPr>
               <w:t>数据展示</w:t>
             </w:r>
@@ -2101,12 +1982,14 @@
           </w:tcPr>
           <w:p>
             <w:pPr>
-              <w:spacing w:after="0" w:line="240" w:lineRule="auto"/>
-            </w:pPr>
-            <w:r>
-              <w:rPr>
-                <w:rFonts w:ascii="Arial" w:hAnsi="Arial" w:eastAsia="微软雅黑"/>
-                <w:sz w:val="20"/>
+              <w:spacing w:line="360" w:lineRule="exact"/>
+              <w:rPr>
+                <w:rFonts w:hint="eastAsia" w:ascii="宋体" w:hAnsi="宋体" w:eastAsia="宋体" w:cs="宋体"/>
+              </w:rPr>
+            </w:pPr>
+            <w:r>
+              <w:rPr>
+                <w:rFonts w:hint="eastAsia" w:ascii="宋体" w:hAnsi="宋体" w:eastAsia="宋体" w:cs="宋体"/>
               </w:rPr>
               <w:t>数据可视化</w:t>
             </w:r>
@@ -2119,12 +2002,14 @@
           </w:tcPr>
           <w:p>
             <w:pPr>
-              <w:spacing w:after="0" w:line="240" w:lineRule="auto"/>
-            </w:pPr>
-            <w:r>
-              <w:rPr>
-                <w:rFonts w:ascii="Arial" w:hAnsi="Arial" w:eastAsia="微软雅黑"/>
-                <w:sz w:val="20"/>
+              <w:spacing w:line="360" w:lineRule="exact"/>
+              <w:rPr>
+                <w:rFonts w:hint="eastAsia" w:ascii="宋体" w:hAnsi="宋体" w:eastAsia="宋体" w:cs="宋体"/>
+              </w:rPr>
+            </w:pPr>
+            <w:r>
+              <w:rPr>
+                <w:rFonts w:hint="eastAsia" w:ascii="宋体" w:hAnsi="宋体" w:eastAsia="宋体" w:cs="宋体"/>
               </w:rPr>
               <w:t>数据展示</w:t>
             </w:r>
@@ -2137,15 +2022,15 @@
           </w:tcPr>
           <w:p>
             <w:pPr>
-              <w:spacing w:after="0" w:line="240" w:lineRule="auto"/>
-              <w:rPr>
-                <w:lang w:eastAsia="zh-CN"/>
-              </w:rPr>
-            </w:pPr>
-            <w:r>
-              <w:rPr>
-                <w:rFonts w:ascii="Arial" w:hAnsi="Arial" w:eastAsia="微软雅黑"/>
-                <w:sz w:val="20"/>
+              <w:spacing w:line="360" w:lineRule="exact"/>
+              <w:rPr>
+                <w:rFonts w:hint="eastAsia" w:ascii="宋体" w:hAnsi="宋体" w:eastAsia="宋体" w:cs="宋体"/>
+                <w:lang w:eastAsia="zh-CN"/>
+              </w:rPr>
+            </w:pPr>
+            <w:r>
+              <w:rPr>
+                <w:rFonts w:hint="eastAsia" w:ascii="宋体" w:hAnsi="宋体" w:eastAsia="宋体" w:cs="宋体"/>
                 <w:lang w:eastAsia="zh-CN"/>
               </w:rPr>
               <w:t>使用Matplotlib、词云等工具，展示题材分布、热度趋势和爆款特征分析结果。</w:t>
@@ -2173,16 +2058,21 @@
         <w:tc>
           <w:tcPr>
             <w:tcW w:w="1119" w:type="dxa"/>
-            <w:vMerge w:val="continue"/>
-            <w:vAlign w:val="center"/>
-          </w:tcPr>
-          <w:p>
-            <w:pPr>
-              <w:spacing w:after="0" w:line="240" w:lineRule="auto"/>
-              <w:rPr>
-                <w:lang w:eastAsia="zh-CN"/>
-              </w:rPr>
-            </w:pPr>
+            <w:vAlign w:val="center"/>
+          </w:tcPr>
+          <w:p>
+            <w:pPr>
+              <w:spacing w:line="360" w:lineRule="exact"/>
+              <w:rPr>
+                <w:rFonts w:hint="eastAsia" w:ascii="宋体" w:hAnsi="宋体" w:eastAsia="宋体" w:cs="宋体"/>
+              </w:rPr>
+            </w:pPr>
+            <w:r>
+              <w:rPr>
+                <w:rFonts w:hint="eastAsia" w:ascii="宋体" w:hAnsi="宋体" w:eastAsia="宋体" w:cs="宋体"/>
+              </w:rPr>
+              <w:t>用户洞察</w:t>
+            </w:r>
           </w:p>
         </w:tc>
         <w:tc>
@@ -2192,14 +2082,16 @@
           </w:tcPr>
           <w:p>
             <w:pPr>
-              <w:spacing w:after="0" w:line="240" w:lineRule="auto"/>
-            </w:pPr>
-            <w:r>
-              <w:rPr>
-                <w:rFonts w:ascii="Arial" w:hAnsi="Arial" w:eastAsia="微软雅黑"/>
-                <w:sz w:val="20"/>
-              </w:rPr>
-              <w:t>平台对比分析</w:t>
+              <w:spacing w:line="360" w:lineRule="exact"/>
+              <w:rPr>
+                <w:rFonts w:hint="eastAsia" w:ascii="宋体" w:hAnsi="宋体" w:eastAsia="宋体" w:cs="宋体"/>
+              </w:rPr>
+            </w:pPr>
+            <w:r>
+              <w:rPr>
+                <w:rFonts w:hint="eastAsia" w:ascii="宋体" w:hAnsi="宋体" w:eastAsia="宋体" w:cs="宋体"/>
+              </w:rPr>
+              <w:t>用户需求分析</w:t>
             </w:r>
           </w:p>
         </w:tc>
@@ -2210,14 +2102,16 @@
           </w:tcPr>
           <w:p>
             <w:pPr>
-              <w:spacing w:after="0" w:line="240" w:lineRule="auto"/>
-            </w:pPr>
-            <w:r>
-              <w:rPr>
-                <w:rFonts w:ascii="Arial" w:hAnsi="Arial" w:eastAsia="微软雅黑"/>
-                <w:sz w:val="20"/>
-              </w:rPr>
-              <w:t>数据展示</w:t>
+              <w:spacing w:line="360" w:lineRule="exact"/>
+              <w:rPr>
+                <w:rFonts w:hint="eastAsia" w:ascii="宋体" w:hAnsi="宋体" w:eastAsia="宋体" w:cs="宋体"/>
+              </w:rPr>
+            </w:pPr>
+            <w:r>
+              <w:rPr>
+                <w:rFonts w:hint="eastAsia" w:ascii="宋体" w:hAnsi="宋体" w:eastAsia="宋体" w:cs="宋体"/>
+              </w:rPr>
+              <w:t>用户交互</w:t>
             </w:r>
           </w:p>
         </w:tc>
@@ -2228,18 +2122,18 @@
           </w:tcPr>
           <w:p>
             <w:pPr>
-              <w:spacing w:after="0" w:line="240" w:lineRule="auto"/>
-              <w:rPr>
-                <w:lang w:eastAsia="zh-CN"/>
-              </w:rPr>
-            </w:pPr>
-            <w:r>
-              <w:rPr>
-                <w:rFonts w:ascii="Arial" w:hAnsi="Arial" w:eastAsia="微软雅黑"/>
-                <w:sz w:val="20"/>
-                <w:lang w:eastAsia="zh-CN"/>
-              </w:rPr>
-              <w:t>对比分析多个小说平台的题材偏好、运营策略和用户活跃度差异。</w:t>
+              <w:spacing w:line="360" w:lineRule="exact"/>
+              <w:rPr>
+                <w:rFonts w:hint="eastAsia" w:ascii="宋体" w:hAnsi="宋体" w:eastAsia="宋体" w:cs="宋体"/>
+                <w:lang w:eastAsia="zh-CN"/>
+              </w:rPr>
+            </w:pPr>
+            <w:r>
+              <w:rPr>
+                <w:rFonts w:hint="eastAsia" w:ascii="宋体" w:hAnsi="宋体" w:eastAsia="宋体" w:cs="宋体"/>
+                <w:lang w:eastAsia="zh-CN"/>
+              </w:rPr>
+              <w:t>分析用户阅读偏好、互动行为，提供用户满意度和需求改进建议。</w:t>
             </w:r>
           </w:p>
         </w:tc>
@@ -2264,18 +2158,21 @@
         <w:tc>
           <w:tcPr>
             <w:tcW w:w="1119" w:type="dxa"/>
-            <w:vAlign w:val="center"/>
-          </w:tcPr>
-          <w:p>
-            <w:pPr>
-              <w:spacing w:after="0" w:line="240" w:lineRule="auto"/>
-            </w:pPr>
-            <w:r>
-              <w:rPr>
-                <w:rFonts w:ascii="Arial" w:hAnsi="Arial" w:eastAsia="微软雅黑"/>
-                <w:sz w:val="20"/>
-              </w:rPr>
-              <w:t>用户洞察</w:t>
+            <w:vMerge w:val="restart"/>
+            <w:vAlign w:val="center"/>
+          </w:tcPr>
+          <w:p>
+            <w:pPr>
+              <w:spacing w:line="360" w:lineRule="exact"/>
+              <w:rPr>
+                <w:rFonts w:hint="eastAsia" w:ascii="宋体" w:hAnsi="宋体" w:eastAsia="宋体" w:cs="宋体"/>
+              </w:rPr>
+            </w:pPr>
+            <w:r>
+              <w:rPr>
+                <w:rFonts w:hint="eastAsia" w:ascii="宋体" w:hAnsi="宋体" w:eastAsia="宋体" w:cs="宋体"/>
+              </w:rPr>
+              <w:t>市场策略</w:t>
             </w:r>
           </w:p>
         </w:tc>
@@ -2286,14 +2183,16 @@
           </w:tcPr>
           <w:p>
             <w:pPr>
-              <w:spacing w:after="0" w:line="240" w:lineRule="auto"/>
-            </w:pPr>
-            <w:r>
-              <w:rPr>
-                <w:rFonts w:ascii="Arial" w:hAnsi="Arial" w:eastAsia="微软雅黑"/>
-                <w:sz w:val="20"/>
-              </w:rPr>
-              <w:t>用户需求分析</w:t>
+              <w:spacing w:line="360" w:lineRule="exact"/>
+              <w:rPr>
+                <w:rFonts w:hint="eastAsia" w:ascii="宋体" w:hAnsi="宋体" w:eastAsia="宋体" w:cs="宋体"/>
+              </w:rPr>
+            </w:pPr>
+            <w:r>
+              <w:rPr>
+                <w:rFonts w:hint="eastAsia" w:ascii="宋体" w:hAnsi="宋体" w:eastAsia="宋体" w:cs="宋体"/>
+              </w:rPr>
+              <w:t>趋势预测</w:t>
             </w:r>
           </w:p>
         </w:tc>
@@ -2304,14 +2203,16 @@
           </w:tcPr>
           <w:p>
             <w:pPr>
-              <w:spacing w:after="0" w:line="240" w:lineRule="auto"/>
-            </w:pPr>
-            <w:r>
-              <w:rPr>
-                <w:rFonts w:ascii="Arial" w:hAnsi="Arial" w:eastAsia="微软雅黑"/>
-                <w:sz w:val="20"/>
-              </w:rPr>
-              <w:t>用户交互</w:t>
+              <w:spacing w:line="360" w:lineRule="exact"/>
+              <w:rPr>
+                <w:rFonts w:hint="eastAsia" w:ascii="宋体" w:hAnsi="宋体" w:eastAsia="宋体" w:cs="宋体"/>
+              </w:rPr>
+            </w:pPr>
+            <w:r>
+              <w:rPr>
+                <w:rFonts w:hint="eastAsia" w:ascii="宋体" w:hAnsi="宋体" w:eastAsia="宋体" w:cs="宋体"/>
+              </w:rPr>
+              <w:t>市场策略</w:t>
             </w:r>
           </w:p>
         </w:tc>
@@ -2322,18 +2223,18 @@
           </w:tcPr>
           <w:p>
             <w:pPr>
-              <w:spacing w:after="0" w:line="240" w:lineRule="auto"/>
-              <w:rPr>
-                <w:lang w:eastAsia="zh-CN"/>
-              </w:rPr>
-            </w:pPr>
-            <w:r>
-              <w:rPr>
-                <w:rFonts w:ascii="Arial" w:hAnsi="Arial" w:eastAsia="微软雅黑"/>
-                <w:sz w:val="20"/>
-                <w:lang w:eastAsia="zh-CN"/>
-              </w:rPr>
-              <w:t>分析用户阅读偏好、互动行为，提供用户满意度和需求改进建议。</w:t>
+              <w:spacing w:line="360" w:lineRule="exact"/>
+              <w:rPr>
+                <w:rFonts w:hint="eastAsia" w:ascii="宋体" w:hAnsi="宋体" w:eastAsia="宋体" w:cs="宋体"/>
+                <w:lang w:eastAsia="zh-CN"/>
+              </w:rPr>
+            </w:pPr>
+            <w:r>
+              <w:rPr>
+                <w:rFonts w:hint="eastAsia" w:ascii="宋体" w:hAnsi="宋体" w:eastAsia="宋体" w:cs="宋体"/>
+                <w:lang w:eastAsia="zh-CN"/>
+              </w:rPr>
+              <w:t>根据数据分析结果，预测小说市场未来题材趋势。</w:t>
             </w:r>
           </w:p>
         </w:tc>
@@ -2358,17 +2259,54 @@
         <w:tc>
           <w:tcPr>
             <w:tcW w:w="1119" w:type="dxa"/>
-            <w:vMerge w:val="restart"/>
-            <w:vAlign w:val="center"/>
-          </w:tcPr>
-          <w:p>
-            <w:pPr>
-              <w:spacing w:after="0" w:line="240" w:lineRule="auto"/>
-            </w:pPr>
-            <w:r>
-              <w:rPr>
-                <w:rFonts w:ascii="Arial" w:hAnsi="Arial" w:eastAsia="微软雅黑"/>
-                <w:sz w:val="20"/>
+            <w:vMerge w:val="continue"/>
+            <w:vAlign w:val="center"/>
+          </w:tcPr>
+          <w:p>
+            <w:pPr>
+              <w:spacing w:line="360" w:lineRule="exact"/>
+              <w:rPr>
+                <w:rFonts w:hint="eastAsia" w:ascii="宋体" w:hAnsi="宋体" w:eastAsia="宋体" w:cs="宋体"/>
+                <w:lang w:eastAsia="zh-CN"/>
+              </w:rPr>
+            </w:pPr>
+          </w:p>
+        </w:tc>
+        <w:tc>
+          <w:tcPr>
+            <w:tcW w:w="1997" w:type="dxa"/>
+            <w:vAlign w:val="center"/>
+          </w:tcPr>
+          <w:p>
+            <w:pPr>
+              <w:spacing w:line="360" w:lineRule="exact"/>
+              <w:rPr>
+                <w:rFonts w:hint="eastAsia" w:ascii="宋体" w:hAnsi="宋体" w:eastAsia="宋体" w:cs="宋体"/>
+              </w:rPr>
+            </w:pPr>
+            <w:r>
+              <w:rPr>
+                <w:rFonts w:hint="eastAsia" w:ascii="宋体" w:hAnsi="宋体" w:eastAsia="宋体" w:cs="宋体"/>
+              </w:rPr>
+              <w:t>内容推荐</w:t>
+            </w:r>
+          </w:p>
+        </w:tc>
+        <w:tc>
+          <w:tcPr>
+            <w:tcW w:w="1297" w:type="dxa"/>
+            <w:vAlign w:val="center"/>
+          </w:tcPr>
+          <w:p>
+            <w:pPr>
+              <w:spacing w:line="360" w:lineRule="exact"/>
+              <w:rPr>
+                <w:rFonts w:hint="eastAsia" w:ascii="宋体" w:hAnsi="宋体" w:eastAsia="宋体" w:cs="宋体"/>
+              </w:rPr>
+            </w:pPr>
+            <w:r>
+              <w:rPr>
+                <w:rFonts w:hint="eastAsia" w:ascii="宋体" w:hAnsi="宋体" w:eastAsia="宋体" w:cs="宋体"/>
               </w:rPr>
               <w:t>市场策略</w:t>
             </w:r>
@@ -2376,241 +2314,23 @@
         </w:tc>
         <w:tc>
           <w:tcPr>
-            <w:tcW w:w="1997" w:type="dxa"/>
-            <w:vAlign w:val="center"/>
-          </w:tcPr>
-          <w:p>
-            <w:pPr>
-              <w:spacing w:after="0" w:line="240" w:lineRule="auto"/>
-            </w:pPr>
-            <w:r>
-              <w:rPr>
-                <w:rFonts w:ascii="Arial" w:hAnsi="Arial" w:eastAsia="微软雅黑"/>
-                <w:sz w:val="20"/>
-              </w:rPr>
-              <w:t>趋势预测</w:t>
-            </w:r>
-          </w:p>
-        </w:tc>
-        <w:tc>
-          <w:tcPr>
-            <w:tcW w:w="1297" w:type="dxa"/>
-            <w:vAlign w:val="center"/>
-          </w:tcPr>
-          <w:p>
-            <w:pPr>
-              <w:spacing w:after="0" w:line="240" w:lineRule="auto"/>
-            </w:pPr>
-            <w:r>
-              <w:rPr>
-                <w:rFonts w:ascii="Arial" w:hAnsi="Arial" w:eastAsia="微软雅黑"/>
-                <w:sz w:val="20"/>
-              </w:rPr>
-              <w:t>市场策略</w:t>
-            </w:r>
-          </w:p>
-        </w:tc>
-        <w:tc>
-          <w:tcPr>
             <w:tcW w:w="4109" w:type="dxa"/>
             <w:vAlign w:val="center"/>
           </w:tcPr>
           <w:p>
             <w:pPr>
-              <w:spacing w:after="0" w:line="240" w:lineRule="auto"/>
-              <w:rPr>
-                <w:lang w:eastAsia="zh-CN"/>
-              </w:rPr>
-            </w:pPr>
-            <w:r>
-              <w:rPr>
-                <w:rFonts w:ascii="Arial" w:hAnsi="Arial" w:eastAsia="微软雅黑"/>
-                <w:sz w:val="20"/>
-                <w:lang w:eastAsia="zh-CN"/>
-              </w:rPr>
-              <w:t>根据数据分析结果，预测小说市场未来题材趋势和潜在IP价值。</w:t>
-            </w:r>
-          </w:p>
-        </w:tc>
-      </w:tr>
-      <w:tr>
-        <w:tblPrEx>
-          <w:tblBorders>
-            <w:top w:val="single" w:color="auto" w:sz="4" w:space="0"/>
-            <w:left w:val="single" w:color="auto" w:sz="4" w:space="0"/>
-            <w:bottom w:val="single" w:color="auto" w:sz="4" w:space="0"/>
-            <w:right w:val="single" w:color="auto" w:sz="4" w:space="0"/>
-            <w:insideH w:val="single" w:color="auto" w:sz="4" w:space="0"/>
-            <w:insideV w:val="single" w:color="auto" w:sz="4" w:space="0"/>
-          </w:tblBorders>
-          <w:tblCellMar>
-            <w:top w:w="0" w:type="dxa"/>
-            <w:left w:w="108" w:type="dxa"/>
-            <w:bottom w:w="0" w:type="dxa"/>
-            <w:right w:w="108" w:type="dxa"/>
-          </w:tblCellMar>
-        </w:tblPrEx>
-        <w:tc>
-          <w:tcPr>
-            <w:tcW w:w="1119" w:type="dxa"/>
-            <w:vMerge w:val="continue"/>
-            <w:vAlign w:val="center"/>
-          </w:tcPr>
-          <w:p>
-            <w:pPr>
-              <w:spacing w:after="0" w:line="240" w:lineRule="auto"/>
-              <w:rPr>
-                <w:lang w:eastAsia="zh-CN"/>
-              </w:rPr>
-            </w:pPr>
-          </w:p>
-        </w:tc>
-        <w:tc>
-          <w:tcPr>
-            <w:tcW w:w="1997" w:type="dxa"/>
-            <w:vAlign w:val="center"/>
-          </w:tcPr>
-          <w:p>
-            <w:pPr>
-              <w:spacing w:after="0" w:line="240" w:lineRule="auto"/>
-            </w:pPr>
-            <w:r>
-              <w:rPr>
-                <w:rFonts w:ascii="Arial" w:hAnsi="Arial" w:eastAsia="微软雅黑"/>
-                <w:sz w:val="20"/>
-              </w:rPr>
-              <w:t>内容推荐</w:t>
-            </w:r>
-          </w:p>
-        </w:tc>
-        <w:tc>
-          <w:tcPr>
-            <w:tcW w:w="1297" w:type="dxa"/>
-            <w:vAlign w:val="center"/>
-          </w:tcPr>
-          <w:p>
-            <w:pPr>
-              <w:spacing w:after="0" w:line="240" w:lineRule="auto"/>
-            </w:pPr>
-            <w:r>
-              <w:rPr>
-                <w:rFonts w:ascii="Arial" w:hAnsi="Arial" w:eastAsia="微软雅黑"/>
-                <w:sz w:val="20"/>
-              </w:rPr>
-              <w:t>市场策略</w:t>
-            </w:r>
-          </w:p>
-        </w:tc>
-        <w:tc>
-          <w:tcPr>
-            <w:tcW w:w="4109" w:type="dxa"/>
-            <w:vAlign w:val="center"/>
-          </w:tcPr>
-          <w:p>
-            <w:pPr>
-              <w:spacing w:after="0" w:line="240" w:lineRule="auto"/>
-              <w:rPr>
-                <w:lang w:eastAsia="zh-CN"/>
-              </w:rPr>
-            </w:pPr>
-            <w:r>
-              <w:rPr>
-                <w:rFonts w:ascii="Arial" w:hAnsi="Arial" w:eastAsia="微软雅黑"/>
-                <w:sz w:val="20"/>
+              <w:spacing w:line="360" w:lineRule="exact"/>
+              <w:rPr>
+                <w:rFonts w:hint="eastAsia" w:ascii="宋体" w:hAnsi="宋体" w:eastAsia="宋体" w:cs="宋体"/>
+                <w:lang w:eastAsia="zh-CN"/>
+              </w:rPr>
+            </w:pPr>
+            <w:r>
+              <w:rPr>
+                <w:rFonts w:hint="eastAsia" w:ascii="宋体" w:hAnsi="宋体" w:eastAsia="宋体" w:cs="宋体"/>
                 <w:lang w:eastAsia="zh-CN"/>
               </w:rPr>
               <w:t>基于爆款特征分析，推荐具有商业价值的题材和标签组合。</w:t>
-            </w:r>
-          </w:p>
-        </w:tc>
-      </w:tr>
-      <w:tr>
-        <w:tblPrEx>
-          <w:tblBorders>
-            <w:top w:val="single" w:color="auto" w:sz="4" w:space="0"/>
-            <w:left w:val="single" w:color="auto" w:sz="4" w:space="0"/>
-            <w:bottom w:val="single" w:color="auto" w:sz="4" w:space="0"/>
-            <w:right w:val="single" w:color="auto" w:sz="4" w:space="0"/>
-            <w:insideH w:val="single" w:color="auto" w:sz="4" w:space="0"/>
-            <w:insideV w:val="single" w:color="auto" w:sz="4" w:space="0"/>
-          </w:tblBorders>
-          <w:tblCellMar>
-            <w:top w:w="0" w:type="dxa"/>
-            <w:left w:w="108" w:type="dxa"/>
-            <w:bottom w:w="0" w:type="dxa"/>
-            <w:right w:w="108" w:type="dxa"/>
-          </w:tblCellMar>
-        </w:tblPrEx>
-        <w:tc>
-          <w:tcPr>
-            <w:tcW w:w="1119" w:type="dxa"/>
-            <w:vMerge w:val="continue"/>
-            <w:vAlign w:val="center"/>
-          </w:tcPr>
-          <w:p>
-            <w:pPr>
-              <w:spacing w:after="0" w:line="240" w:lineRule="auto"/>
-              <w:rPr>
-                <w:lang w:eastAsia="zh-CN"/>
-              </w:rPr>
-            </w:pPr>
-          </w:p>
-        </w:tc>
-        <w:tc>
-          <w:tcPr>
-            <w:tcW w:w="1997" w:type="dxa"/>
-            <w:vAlign w:val="center"/>
-          </w:tcPr>
-          <w:p>
-            <w:pPr>
-              <w:spacing w:after="0" w:line="240" w:lineRule="auto"/>
-            </w:pPr>
-            <w:r>
-              <w:rPr>
-                <w:rFonts w:ascii="Arial" w:hAnsi="Arial" w:eastAsia="微软雅黑"/>
-                <w:sz w:val="20"/>
-              </w:rPr>
-              <w:t>运营策略优化</w:t>
-            </w:r>
-          </w:p>
-        </w:tc>
-        <w:tc>
-          <w:tcPr>
-            <w:tcW w:w="1297" w:type="dxa"/>
-            <w:vAlign w:val="center"/>
-          </w:tcPr>
-          <w:p>
-            <w:pPr>
-              <w:spacing w:after="0" w:line="240" w:lineRule="auto"/>
-            </w:pPr>
-            <w:r>
-              <w:rPr>
-                <w:rFonts w:ascii="Arial" w:hAnsi="Arial" w:eastAsia="微软雅黑"/>
-                <w:sz w:val="20"/>
-              </w:rPr>
-              <w:t>市场策略</w:t>
-            </w:r>
-          </w:p>
-        </w:tc>
-        <w:tc>
-          <w:tcPr>
-            <w:tcW w:w="4109" w:type="dxa"/>
-            <w:vAlign w:val="center"/>
-          </w:tcPr>
-          <w:p>
-            <w:pPr>
-              <w:spacing w:after="0" w:line="240" w:lineRule="auto"/>
-              <w:rPr>
-                <w:lang w:eastAsia="zh-CN"/>
-              </w:rPr>
-            </w:pPr>
-            <w:r>
-              <w:rPr>
-                <w:rFonts w:ascii="Arial" w:hAnsi="Arial" w:eastAsia="微软雅黑"/>
-                <w:sz w:val="20"/>
-                <w:lang w:eastAsia="zh-CN"/>
-              </w:rPr>
-              <w:t>根据热度和情感分析，优化平台运营策略，提升用户活跃度和留存率。</w:t>
             </w:r>
           </w:p>
         </w:tc>
@@ -2618,11 +2338,18 @@
     </w:tbl>
     <w:p>
       <w:pPr>
-        <w:pStyle w:val="3"/>
-        <w:keepNext w:val="0"/>
-        <w:keepLines w:val="0"/>
-        <w:widowControl/>
-        <w:suppressLineNumbers w:val="0"/>
+        <w:spacing w:line="360" w:lineRule="exact"/>
+        <w:rPr>
+          <w:rFonts w:hint="eastAsia" w:ascii="宋体" w:hAnsi="宋体" w:eastAsia="宋体" w:cs="宋体"/>
+          <w:b/>
+          <w:sz w:val="24"/>
+          <w:lang w:val="en-US" w:eastAsia="zh-CN"/>
+        </w:rPr>
+      </w:pPr>
+    </w:p>
+    <w:p>
+      <w:pPr>
+        <w:spacing w:line="360" w:lineRule="exact"/>
         <w:rPr>
           <w:rFonts w:hint="eastAsia" w:ascii="Tahoma" w:hAnsi="Tahoma" w:eastAsia="宋体" w:cs="Tahoma"/>
           <w:i w:val="0"/>
@@ -2637,138 +2364,40 @@
           <w:lang w:val="en-US" w:eastAsia="zh-CN" w:bidi="ar-SA"/>
         </w:rPr>
       </w:pPr>
-    </w:p>
-    <w:p>
-      <w:pPr>
-        <w:pStyle w:val="3"/>
-        <w:keepNext w:val="0"/>
-        <w:keepLines w:val="0"/>
-        <w:widowControl/>
-        <w:suppressLineNumbers w:val="0"/>
-        <w:rPr>
-          <w:rFonts w:hint="eastAsia" w:ascii="Tahoma" w:hAnsi="Tahoma" w:eastAsia="宋体" w:cs="Tahoma"/>
-          <w:i w:val="0"/>
-          <w:iCs w:val="0"/>
-          <w:caps w:val="0"/>
-          <w:color w:val="000000"/>
-          <w:spacing w:val="0"/>
-          <w:kern w:val="2"/>
-          <w:sz w:val="21"/>
-          <w:szCs w:val="21"/>
-          <w:shd w:val="clear" w:color="auto" w:fill="FFFFFF"/>
-          <w:lang w:val="en-US" w:eastAsia="zh-CN" w:bidi="ar-SA"/>
-        </w:rPr>
-      </w:pPr>
-    </w:p>
-    <w:p>
-      <w:pPr>
-        <w:pStyle w:val="3"/>
-        <w:keepNext w:val="0"/>
-        <w:keepLines w:val="0"/>
-        <w:widowControl/>
-        <w:suppressLineNumbers w:val="0"/>
-        <w:rPr>
-          <w:rFonts w:hint="eastAsia" w:ascii="Tahoma" w:hAnsi="Tahoma" w:eastAsia="宋体" w:cs="Tahoma"/>
-          <w:i w:val="0"/>
-          <w:iCs w:val="0"/>
-          <w:caps w:val="0"/>
-          <w:color w:val="000000"/>
-          <w:spacing w:val="0"/>
-          <w:kern w:val="2"/>
-          <w:sz w:val="21"/>
-          <w:szCs w:val="21"/>
-          <w:shd w:val="clear" w:color="auto" w:fill="FFFFFF"/>
-          <w:lang w:val="en-US" w:eastAsia="zh-CN" w:bidi="ar-SA"/>
-        </w:rPr>
-      </w:pPr>
-    </w:p>
-    <w:p>
-      <w:pPr>
-        <w:pStyle w:val="3"/>
-        <w:keepNext w:val="0"/>
-        <w:keepLines w:val="0"/>
-        <w:widowControl/>
-        <w:suppressLineNumbers w:val="0"/>
-        <w:rPr>
-          <w:rFonts w:hint="eastAsia" w:ascii="Tahoma" w:hAnsi="Tahoma" w:eastAsia="宋体" w:cs="Tahoma"/>
-          <w:i w:val="0"/>
-          <w:iCs w:val="0"/>
-          <w:caps w:val="0"/>
-          <w:color w:val="000000"/>
-          <w:spacing w:val="0"/>
-          <w:kern w:val="2"/>
-          <w:sz w:val="21"/>
-          <w:szCs w:val="21"/>
-          <w:shd w:val="clear" w:color="auto" w:fill="FFFFFF"/>
-          <w:lang w:val="en-US" w:eastAsia="zh-CN" w:bidi="ar-SA"/>
-        </w:rPr>
-      </w:pPr>
-    </w:p>
-    <w:p>
-      <w:pPr>
-        <w:pStyle w:val="3"/>
-        <w:keepNext w:val="0"/>
-        <w:keepLines w:val="0"/>
-        <w:widowControl/>
-        <w:suppressLineNumbers w:val="0"/>
-        <w:rPr>
-          <w:rFonts w:hint="eastAsia" w:ascii="Tahoma" w:hAnsi="Tahoma" w:eastAsia="宋体" w:cs="Tahoma"/>
-          <w:i w:val="0"/>
-          <w:iCs w:val="0"/>
-          <w:caps w:val="0"/>
-          <w:color w:val="000000"/>
-          <w:spacing w:val="0"/>
-          <w:kern w:val="2"/>
-          <w:sz w:val="21"/>
-          <w:szCs w:val="21"/>
-          <w:shd w:val="clear" w:color="auto" w:fill="FFFFFF"/>
-          <w:lang w:val="en-US" w:eastAsia="zh-CN" w:bidi="ar-SA"/>
-        </w:rPr>
-      </w:pPr>
-    </w:p>
-    <w:p>
-      <w:pPr>
-        <w:pStyle w:val="3"/>
-        <w:keepNext w:val="0"/>
-        <w:keepLines w:val="0"/>
-        <w:widowControl/>
-        <w:suppressLineNumbers w:val="0"/>
-        <w:rPr>
-          <w:rFonts w:hint="eastAsia" w:ascii="Tahoma" w:hAnsi="Tahoma" w:eastAsia="宋体" w:cs="Tahoma"/>
-          <w:i w:val="0"/>
-          <w:iCs w:val="0"/>
-          <w:caps w:val="0"/>
-          <w:color w:val="000000"/>
-          <w:spacing w:val="0"/>
-          <w:kern w:val="2"/>
-          <w:sz w:val="21"/>
-          <w:szCs w:val="21"/>
-          <w:shd w:val="clear" w:color="auto" w:fill="FFFFFF"/>
-          <w:lang w:val="en-US" w:eastAsia="zh-CN" w:bidi="ar-SA"/>
-        </w:rPr>
-      </w:pPr>
-    </w:p>
-    <w:p>
-      <w:pPr>
-        <w:pStyle w:val="3"/>
-        <w:keepNext w:val="0"/>
-        <w:keepLines w:val="0"/>
-        <w:widowControl/>
-        <w:suppressLineNumbers w:val="0"/>
-        <w:rPr>
-          <w:rFonts w:hint="eastAsia" w:ascii="Tahoma" w:hAnsi="Tahoma" w:eastAsia="宋体" w:cs="Tahoma"/>
-          <w:i w:val="0"/>
-          <w:iCs w:val="0"/>
-          <w:caps w:val="0"/>
-          <w:color w:val="000000"/>
-          <w:spacing w:val="0"/>
-          <w:kern w:val="2"/>
-          <w:sz w:val="21"/>
-          <w:szCs w:val="21"/>
-          <w:shd w:val="clear" w:color="auto" w:fill="FFFFFF"/>
-          <w:lang w:val="en-US" w:eastAsia="zh-CN" w:bidi="ar-SA"/>
-        </w:rPr>
-      </w:pPr>
+      <w:r>
+        <w:rPr>
+          <w:rFonts w:hint="eastAsia" w:ascii="宋体" w:hAnsi="宋体" w:eastAsia="宋体" w:cs="宋体"/>
+          <w:b/>
+          <w:sz w:val="24"/>
+          <w:lang w:val="en-US" w:eastAsia="zh-CN"/>
+        </w:rPr>
+        <w:t>小说大数据</w:t>
+      </w:r>
+      <w:r>
+        <w:rPr>
+          <w:rFonts w:hint="eastAsia" w:ascii="宋体" w:hAnsi="宋体" w:eastAsia="宋体" w:cs="宋体"/>
+          <w:b/>
+          <w:sz w:val="24"/>
+        </w:rPr>
+        <w:t>分析</w:t>
+      </w:r>
+      <w:r>
+        <w:rPr>
+          <w:rFonts w:hint="eastAsia" w:ascii="宋体" w:hAnsi="宋体" w:eastAsia="宋体" w:cs="宋体"/>
+          <w:b/>
+          <w:sz w:val="24"/>
+          <w:lang w:val="en-US" w:eastAsia="zh-CN"/>
+        </w:rPr>
+        <w:t>平台</w:t>
+      </w:r>
+      <w:r>
+        <w:rPr>
+          <w:rFonts w:hint="eastAsia" w:ascii="宋体" w:hAnsi="宋体" w:eastAsia="宋体" w:cs="宋体"/>
+          <w:b/>
+          <w:sz w:val="24"/>
+        </w:rPr>
+        <w:t>后台功能：</w:t>
+      </w:r>
     </w:p>
     <w:tbl>
       <w:tblPr>
@@ -2821,13 +2450,14 @@
           </w:tcPr>
           <w:p>
             <w:pPr>
-              <w:spacing w:after="0" w:line="240" w:lineRule="auto"/>
-              <w:jc w:val="center"/>
-            </w:pPr>
-            <w:r>
-              <w:rPr>
-                <w:rFonts w:ascii="Arial" w:hAnsi="Arial" w:eastAsia="微软雅黑"/>
-                <w:b/>
+              <w:spacing w:line="360" w:lineRule="exact"/>
+              <w:rPr>
+                <w:rFonts w:hint="eastAsia" w:ascii="宋体" w:hAnsi="宋体" w:eastAsia="宋体" w:cs="宋体"/>
+              </w:rPr>
+            </w:pPr>
+            <w:r>
+              <w:rPr>
+                <w:rFonts w:hint="eastAsia" w:ascii="宋体" w:hAnsi="宋体" w:eastAsia="宋体" w:cs="宋体"/>
               </w:rPr>
               <w:t>功能模块</w:t>
             </w:r>
@@ -2840,13 +2470,14 @@
           </w:tcPr>
           <w:p>
             <w:pPr>
-              <w:spacing w:after="0" w:line="240" w:lineRule="auto"/>
-              <w:jc w:val="center"/>
-            </w:pPr>
-            <w:r>
-              <w:rPr>
-                <w:rFonts w:ascii="Arial" w:hAnsi="Arial" w:eastAsia="微软雅黑"/>
-                <w:b/>
+              <w:spacing w:line="360" w:lineRule="exact"/>
+              <w:rPr>
+                <w:rFonts w:hint="eastAsia" w:ascii="宋体" w:hAnsi="宋体" w:eastAsia="宋体" w:cs="宋体"/>
+              </w:rPr>
+            </w:pPr>
+            <w:r>
+              <w:rPr>
+                <w:rFonts w:hint="eastAsia" w:ascii="宋体" w:hAnsi="宋体" w:eastAsia="宋体" w:cs="宋体"/>
               </w:rPr>
               <w:t>功能项</w:t>
             </w:r>
@@ -2859,18 +2490,15 @@
           </w:tcPr>
           <w:p>
             <w:pPr>
-              <w:spacing w:after="0" w:line="240" w:lineRule="auto"/>
-              <w:jc w:val="center"/>
-              <w:rPr>
-                <w:rFonts w:hint="eastAsia" w:ascii="Arial" w:hAnsi="Arial" w:eastAsia="微软雅黑"/>
-                <w:b/>
-                <w:lang w:val="en-US" w:eastAsia="zh-CN"/>
-              </w:rPr>
-            </w:pPr>
-            <w:r>
-              <w:rPr>
-                <w:rFonts w:hint="eastAsia" w:ascii="Arial" w:hAnsi="Arial" w:eastAsia="微软雅黑"/>
-                <w:b/>
+              <w:spacing w:line="360" w:lineRule="exact"/>
+              <w:rPr>
+                <w:rFonts w:hint="eastAsia" w:ascii="宋体" w:hAnsi="宋体" w:eastAsia="宋体" w:cs="宋体"/>
+                <w:lang w:val="en-US" w:eastAsia="zh-CN"/>
+              </w:rPr>
+            </w:pPr>
+            <w:r>
+              <w:rPr>
+                <w:rFonts w:hint="eastAsia" w:ascii="宋体" w:hAnsi="宋体" w:eastAsia="宋体" w:cs="宋体"/>
                 <w:lang w:val="en-US" w:eastAsia="zh-CN"/>
               </w:rPr>
               <w:t>用户</w:t>
@@ -2884,17 +2512,14 @@
           </w:tcPr>
           <w:p>
             <w:pPr>
-              <w:spacing w:after="0" w:line="240" w:lineRule="auto"/>
-              <w:jc w:val="center"/>
-              <w:rPr>
-                <w:rFonts w:ascii="Arial" w:hAnsi="Arial" w:eastAsia="微软雅黑"/>
-                <w:b/>
-              </w:rPr>
-            </w:pPr>
-            <w:r>
-              <w:rPr>
-                <w:rFonts w:ascii="Arial" w:hAnsi="Arial" w:eastAsia="微软雅黑"/>
-                <w:b/>
+              <w:spacing w:line="360" w:lineRule="exact"/>
+              <w:rPr>
+                <w:rFonts w:hint="eastAsia" w:ascii="宋体" w:hAnsi="宋体" w:eastAsia="宋体" w:cs="宋体"/>
+              </w:rPr>
+            </w:pPr>
+            <w:r>
+              <w:rPr>
+                <w:rFonts w:hint="eastAsia" w:ascii="宋体" w:hAnsi="宋体" w:eastAsia="宋体" w:cs="宋体"/>
               </w:rPr>
               <w:t>描述</w:t>
             </w:r>
@@ -2926,16 +2551,14 @@
           </w:tcPr>
           <w:p>
             <w:pPr>
-              <w:spacing w:after="0" w:line="240" w:lineRule="auto"/>
-              <w:rPr>
-                <w:rFonts w:ascii="Arial" w:hAnsi="Arial" w:eastAsia="微软雅黑"/>
-                <w:sz w:val="20"/>
-              </w:rPr>
-            </w:pPr>
-            <w:r>
-              <w:rPr>
-                <w:rFonts w:ascii="Arial" w:hAnsi="Arial" w:eastAsia="微软雅黑"/>
-                <w:sz w:val="20"/>
+              <w:spacing w:line="360" w:lineRule="exact"/>
+              <w:rPr>
+                <w:rFonts w:hint="eastAsia" w:ascii="宋体" w:hAnsi="宋体" w:eastAsia="宋体" w:cs="宋体"/>
+              </w:rPr>
+            </w:pPr>
+            <w:r>
+              <w:rPr>
+                <w:rFonts w:hint="eastAsia" w:ascii="宋体" w:hAnsi="宋体" w:eastAsia="宋体" w:cs="宋体"/>
                 <w:lang w:val="en-US" w:eastAsia="zh-CN"/>
               </w:rPr>
               <w:t>后台管理</w:t>
@@ -2949,17 +2572,15 @@
           </w:tcPr>
           <w:p>
             <w:pPr>
-              <w:spacing w:after="0" w:line="240" w:lineRule="auto"/>
-              <w:rPr>
-                <w:rFonts w:hint="default" w:ascii="Arial" w:hAnsi="Arial" w:eastAsia="微软雅黑"/>
-                <w:sz w:val="20"/>
-                <w:lang w:val="en-US" w:eastAsia="zh-CN"/>
-              </w:rPr>
-            </w:pPr>
-            <w:r>
-              <w:rPr>
-                <w:rFonts w:hint="eastAsia" w:ascii="Arial" w:hAnsi="Arial" w:eastAsia="微软雅黑"/>
-                <w:sz w:val="20"/>
+              <w:spacing w:line="360" w:lineRule="exact"/>
+              <w:rPr>
+                <w:rFonts w:hint="default" w:ascii="宋体" w:hAnsi="宋体" w:eastAsia="宋体" w:cs="宋体"/>
+                <w:lang w:val="en-US" w:eastAsia="zh-CN"/>
+              </w:rPr>
+            </w:pPr>
+            <w:r>
+              <w:rPr>
+                <w:rFonts w:hint="eastAsia" w:ascii="宋体" w:hAnsi="宋体" w:eastAsia="宋体" w:cs="宋体"/>
                 <w:lang w:val="en-US" w:eastAsia="zh-CN"/>
               </w:rPr>
               <w:t>角色管理</w:t>
@@ -2973,16 +2594,14 @@
           </w:tcPr>
           <w:p>
             <w:pPr>
-              <w:spacing w:after="0" w:line="240" w:lineRule="auto"/>
-              <w:rPr>
-                <w:rFonts w:ascii="Arial" w:hAnsi="Arial" w:eastAsia="微软雅黑"/>
-                <w:sz w:val="20"/>
-              </w:rPr>
-            </w:pPr>
-            <w:r>
-              <w:rPr>
-                <w:rFonts w:ascii="Arial" w:hAnsi="Arial" w:eastAsia="微软雅黑"/>
-                <w:sz w:val="20"/>
+              <w:spacing w:line="360" w:lineRule="exact"/>
+              <w:rPr>
+                <w:rFonts w:hint="eastAsia" w:ascii="宋体" w:hAnsi="宋体" w:eastAsia="宋体" w:cs="宋体"/>
+              </w:rPr>
+            </w:pPr>
+            <w:r>
+              <w:rPr>
+                <w:rFonts w:hint="eastAsia" w:ascii="宋体" w:hAnsi="宋体" w:eastAsia="宋体" w:cs="宋体"/>
                 <w:lang w:val="en-US" w:eastAsia="zh-CN"/>
               </w:rPr>
               <w:t>系统管理员</w:t>
@@ -2996,20 +2615,18 @@
           </w:tcPr>
           <w:p>
             <w:pPr>
-              <w:spacing w:after="0" w:line="240" w:lineRule="auto"/>
-              <w:rPr>
-                <w:rFonts w:ascii="Arial" w:hAnsi="Arial" w:eastAsia="微软雅黑"/>
-                <w:sz w:val="20"/>
-                <w:lang w:eastAsia="zh-CN"/>
-              </w:rPr>
-            </w:pPr>
-            <w:r>
-              <w:rPr>
-                <w:rFonts w:ascii="Arial" w:hAnsi="Arial" w:eastAsia="微软雅黑"/>
-                <w:sz w:val="20"/>
-                <w:lang w:val="en-US" w:eastAsia="zh-CN"/>
-              </w:rPr>
-              <w:t>系统管理员可新增、删除或调整后台用户角色与权限，确保不同岗位拥有对应操作权限。</w:t>
+              <w:spacing w:line="360" w:lineRule="exact"/>
+              <w:rPr>
+                <w:rFonts w:hint="eastAsia" w:ascii="宋体" w:hAnsi="宋体" w:eastAsia="宋体" w:cs="宋体"/>
+                <w:lang w:eastAsia="zh-CN"/>
+              </w:rPr>
+            </w:pPr>
+            <w:r>
+              <w:rPr>
+                <w:rFonts w:hint="eastAsia" w:ascii="宋体" w:hAnsi="宋体" w:eastAsia="宋体" w:cs="宋体"/>
+                <w:lang w:val="en-US" w:eastAsia="zh-CN"/>
+              </w:rPr>
+              <w:t>系统管理员可新增、删除或调整后台用户角色。</w:t>
             </w:r>
           </w:p>
         </w:tc>
@@ -3039,10 +2656,9 @@
           </w:tcPr>
           <w:p>
             <w:pPr>
-              <w:spacing w:after="0" w:line="240" w:lineRule="auto"/>
-              <w:rPr>
-                <w:rFonts w:ascii="Arial" w:hAnsi="Arial" w:eastAsia="微软雅黑"/>
-                <w:sz w:val="20"/>
+              <w:spacing w:line="360" w:lineRule="exact"/>
+              <w:rPr>
+                <w:rFonts w:hint="eastAsia" w:ascii="宋体" w:hAnsi="宋体" w:eastAsia="宋体" w:cs="宋体"/>
                 <w:lang w:eastAsia="zh-CN"/>
               </w:rPr>
             </w:pPr>
@@ -3055,16 +2671,14 @@
           </w:tcPr>
           <w:p>
             <w:pPr>
-              <w:spacing w:after="0" w:line="240" w:lineRule="auto"/>
-              <w:rPr>
-                <w:rFonts w:ascii="Arial" w:hAnsi="Arial" w:eastAsia="微软雅黑"/>
-                <w:sz w:val="20"/>
-              </w:rPr>
-            </w:pPr>
-            <w:r>
-              <w:rPr>
-                <w:rFonts w:ascii="Arial" w:hAnsi="Arial" w:eastAsia="微软雅黑"/>
-                <w:sz w:val="20"/>
+              <w:spacing w:line="360" w:lineRule="exact"/>
+              <w:rPr>
+                <w:rFonts w:hint="eastAsia" w:ascii="宋体" w:hAnsi="宋体" w:eastAsia="宋体" w:cs="宋体"/>
+              </w:rPr>
+            </w:pPr>
+            <w:r>
+              <w:rPr>
+                <w:rFonts w:hint="eastAsia" w:ascii="宋体" w:hAnsi="宋体" w:eastAsia="宋体" w:cs="宋体"/>
                 <w:lang w:val="en-US" w:eastAsia="zh-CN"/>
               </w:rPr>
               <w:t>用户管理</w:t>
@@ -3078,16 +2692,14 @@
           </w:tcPr>
           <w:p>
             <w:pPr>
-              <w:spacing w:after="0" w:line="240" w:lineRule="auto"/>
-              <w:rPr>
-                <w:rFonts w:ascii="Arial" w:hAnsi="Arial" w:eastAsia="微软雅黑"/>
-                <w:sz w:val="20"/>
-              </w:rPr>
-            </w:pPr>
-            <w:r>
-              <w:rPr>
-                <w:rFonts w:ascii="Arial" w:hAnsi="Arial" w:eastAsia="微软雅黑"/>
-                <w:sz w:val="20"/>
+              <w:spacing w:line="360" w:lineRule="exact"/>
+              <w:rPr>
+                <w:rFonts w:hint="eastAsia" w:ascii="宋体" w:hAnsi="宋体" w:eastAsia="宋体" w:cs="宋体"/>
+              </w:rPr>
+            </w:pPr>
+            <w:r>
+              <w:rPr>
+                <w:rFonts w:hint="eastAsia" w:ascii="宋体" w:hAnsi="宋体" w:eastAsia="宋体" w:cs="宋体"/>
                 <w:lang w:val="en-US" w:eastAsia="zh-CN"/>
               </w:rPr>
               <w:t>系统管理员</w:t>
@@ -3101,20 +2713,18 @@
           </w:tcPr>
           <w:p>
             <w:pPr>
-              <w:spacing w:after="0" w:line="240" w:lineRule="auto"/>
-              <w:rPr>
-                <w:rFonts w:ascii="Arial" w:hAnsi="Arial" w:eastAsia="微软雅黑"/>
-                <w:sz w:val="20"/>
-                <w:lang w:eastAsia="zh-CN"/>
-              </w:rPr>
-            </w:pPr>
-            <w:r>
-              <w:rPr>
-                <w:rFonts w:ascii="Arial" w:hAnsi="Arial" w:eastAsia="微软雅黑"/>
-                <w:sz w:val="20"/>
-                <w:lang w:val="en-US" w:eastAsia="zh-CN"/>
-              </w:rPr>
-              <w:t>管理后台账号，包括启用、禁用、密码重置及权限调整等操作。</w:t>
+              <w:spacing w:line="360" w:lineRule="exact"/>
+              <w:rPr>
+                <w:rFonts w:hint="eastAsia" w:ascii="宋体" w:hAnsi="宋体" w:eastAsia="宋体" w:cs="宋体"/>
+                <w:lang w:eastAsia="zh-CN"/>
+              </w:rPr>
+            </w:pPr>
+            <w:r>
+              <w:rPr>
+                <w:rFonts w:hint="eastAsia" w:ascii="宋体" w:hAnsi="宋体" w:eastAsia="宋体" w:cs="宋体"/>
+                <w:lang w:val="en-US" w:eastAsia="zh-CN"/>
+              </w:rPr>
+              <w:t>管理后台账号，包括启用、禁用、密码重置等操作。</w:t>
             </w:r>
           </w:p>
         </w:tc>
@@ -3144,10 +2754,9 @@
           </w:tcPr>
           <w:p>
             <w:pPr>
-              <w:spacing w:after="0" w:line="240" w:lineRule="auto"/>
-              <w:rPr>
-                <w:rFonts w:ascii="Arial" w:hAnsi="Arial" w:eastAsia="微软雅黑"/>
-                <w:sz w:val="20"/>
+              <w:spacing w:line="360" w:lineRule="exact"/>
+              <w:rPr>
+                <w:rFonts w:hint="eastAsia" w:ascii="宋体" w:hAnsi="宋体" w:eastAsia="宋体" w:cs="宋体"/>
                 <w:lang w:eastAsia="zh-CN"/>
               </w:rPr>
             </w:pPr>
@@ -3160,16 +2769,14 @@
           </w:tcPr>
           <w:p>
             <w:pPr>
-              <w:spacing w:after="0" w:line="240" w:lineRule="auto"/>
-              <w:rPr>
-                <w:rFonts w:ascii="Arial" w:hAnsi="Arial" w:eastAsia="微软雅黑"/>
-                <w:sz w:val="20"/>
-              </w:rPr>
-            </w:pPr>
-            <w:r>
-              <w:rPr>
-                <w:rFonts w:ascii="Arial" w:hAnsi="Arial" w:eastAsia="微软雅黑"/>
-                <w:sz w:val="20"/>
+              <w:spacing w:line="360" w:lineRule="exact"/>
+              <w:rPr>
+                <w:rFonts w:hint="eastAsia" w:ascii="宋体" w:hAnsi="宋体" w:eastAsia="宋体" w:cs="宋体"/>
+              </w:rPr>
+            </w:pPr>
+            <w:r>
+              <w:rPr>
+                <w:rFonts w:hint="eastAsia" w:ascii="宋体" w:hAnsi="宋体" w:eastAsia="宋体" w:cs="宋体"/>
               </w:rPr>
               <w:t>评论数据采集</w:t>
             </w:r>
@@ -3182,16 +2789,14 @@
           </w:tcPr>
           <w:p>
             <w:pPr>
-              <w:spacing w:after="0" w:line="240" w:lineRule="auto"/>
-              <w:rPr>
-                <w:rFonts w:ascii="Arial" w:hAnsi="Arial" w:eastAsia="微软雅黑"/>
-                <w:sz w:val="20"/>
-              </w:rPr>
-            </w:pPr>
-            <w:r>
-              <w:rPr>
-                <w:rFonts w:ascii="Arial" w:hAnsi="Arial" w:eastAsia="微软雅黑"/>
-                <w:sz w:val="20"/>
+              <w:spacing w:line="360" w:lineRule="exact"/>
+              <w:rPr>
+                <w:rFonts w:hint="eastAsia" w:ascii="宋体" w:hAnsi="宋体" w:eastAsia="宋体" w:cs="宋体"/>
+              </w:rPr>
+            </w:pPr>
+            <w:r>
+              <w:rPr>
+                <w:rFonts w:hint="eastAsia" w:ascii="宋体" w:hAnsi="宋体" w:eastAsia="宋体" w:cs="宋体"/>
               </w:rPr>
               <w:t>数据采集</w:t>
             </w:r>
@@ -3204,17 +2809,15 @@
           </w:tcPr>
           <w:p>
             <w:pPr>
-              <w:spacing w:after="0" w:line="240" w:lineRule="auto"/>
-              <w:rPr>
-                <w:rFonts w:ascii="Arial" w:hAnsi="Arial" w:eastAsia="微软雅黑"/>
-                <w:sz w:val="20"/>
-                <w:lang w:eastAsia="zh-CN"/>
-              </w:rPr>
-            </w:pPr>
-            <w:r>
-              <w:rPr>
-                <w:rFonts w:ascii="Arial" w:hAnsi="Arial" w:eastAsia="微软雅黑"/>
-                <w:sz w:val="20"/>
+              <w:spacing w:line="360" w:lineRule="exact"/>
+              <w:rPr>
+                <w:rFonts w:hint="eastAsia" w:ascii="宋体" w:hAnsi="宋体" w:eastAsia="宋体" w:cs="宋体"/>
+                <w:lang w:eastAsia="zh-CN"/>
+              </w:rPr>
+            </w:pPr>
+            <w:r>
+              <w:rPr>
+                <w:rFonts w:hint="eastAsia" w:ascii="宋体" w:hAnsi="宋体" w:eastAsia="宋体" w:cs="宋体"/>
                 <w:lang w:eastAsia="zh-CN"/>
               </w:rPr>
               <w:t>从平台采集用户评论内容、评论时间、点赞数和用户等级等信息。</w:t>
@@ -3247,17 +2850,15 @@
           </w:tcPr>
           <w:p>
             <w:pPr>
-              <w:spacing w:after="0" w:line="240" w:lineRule="auto"/>
-              <w:rPr>
-                <w:rFonts w:hint="default" w:ascii="Arial" w:hAnsi="Arial" w:eastAsia="微软雅黑"/>
-                <w:sz w:val="20"/>
-                <w:lang w:val="en-US" w:eastAsia="zh-CN"/>
-              </w:rPr>
-            </w:pPr>
-            <w:r>
-              <w:rPr>
-                <w:rFonts w:hint="eastAsia" w:ascii="Arial" w:hAnsi="Arial" w:eastAsia="微软雅黑"/>
-                <w:sz w:val="20"/>
+              <w:spacing w:line="360" w:lineRule="exact"/>
+              <w:rPr>
+                <w:rFonts w:hint="default" w:ascii="宋体" w:hAnsi="宋体" w:eastAsia="宋体" w:cs="宋体"/>
+                <w:lang w:val="en-US" w:eastAsia="zh-CN"/>
+              </w:rPr>
+            </w:pPr>
+            <w:r>
+              <w:rPr>
+                <w:rFonts w:hint="eastAsia" w:ascii="宋体" w:hAnsi="宋体" w:eastAsia="宋体" w:cs="宋体"/>
                 <w:lang w:val="en-US" w:eastAsia="zh-CN"/>
               </w:rPr>
               <w:t>数据管理</w:t>
@@ -3271,17 +2872,15 @@
           </w:tcPr>
           <w:p>
             <w:pPr>
-              <w:spacing w:after="0" w:line="240" w:lineRule="auto"/>
-              <w:rPr>
-                <w:rFonts w:hint="default" w:ascii="Arial" w:hAnsi="Arial" w:eastAsia="微软雅黑"/>
-                <w:sz w:val="20"/>
-                <w:lang w:val="en-US" w:eastAsia="zh-CN"/>
-              </w:rPr>
-            </w:pPr>
-            <w:r>
-              <w:rPr>
-                <w:rFonts w:hint="eastAsia" w:ascii="Arial" w:hAnsi="Arial" w:eastAsia="微软雅黑"/>
-                <w:sz w:val="20"/>
+              <w:spacing w:line="360" w:lineRule="exact"/>
+              <w:rPr>
+                <w:rFonts w:hint="default" w:ascii="宋体" w:hAnsi="宋体" w:eastAsia="宋体" w:cs="宋体"/>
+                <w:lang w:val="en-US" w:eastAsia="zh-CN"/>
+              </w:rPr>
+            </w:pPr>
+            <w:r>
+              <w:rPr>
+                <w:rFonts w:hint="eastAsia" w:ascii="宋体" w:hAnsi="宋体" w:eastAsia="宋体" w:cs="宋体"/>
                 <w:lang w:val="en-US" w:eastAsia="zh-CN"/>
               </w:rPr>
               <w:t>作者数据管理</w:t>
@@ -3295,17 +2894,15 @@
           </w:tcPr>
           <w:p>
             <w:pPr>
-              <w:spacing w:after="0" w:line="240" w:lineRule="auto"/>
-              <w:rPr>
-                <w:rFonts w:hint="default" w:ascii="Arial" w:hAnsi="Arial" w:eastAsia="微软雅黑"/>
-                <w:sz w:val="20"/>
-                <w:lang w:val="en-US" w:eastAsia="zh-CN"/>
-              </w:rPr>
-            </w:pPr>
-            <w:r>
-              <w:rPr>
-                <w:rFonts w:hint="eastAsia" w:ascii="Arial" w:hAnsi="Arial" w:eastAsia="微软雅黑"/>
-                <w:sz w:val="20"/>
+              <w:spacing w:line="360" w:lineRule="exact"/>
+              <w:rPr>
+                <w:rFonts w:hint="default" w:ascii="宋体" w:hAnsi="宋体" w:eastAsia="宋体" w:cs="宋体"/>
+                <w:lang w:val="en-US" w:eastAsia="zh-CN"/>
+              </w:rPr>
+            </w:pPr>
+            <w:r>
+              <w:rPr>
+                <w:rFonts w:hint="eastAsia" w:ascii="宋体" w:hAnsi="宋体" w:eastAsia="宋体" w:cs="宋体"/>
                 <w:lang w:val="en-US" w:eastAsia="zh-CN"/>
               </w:rPr>
               <w:t>数据管理员</w:t>
@@ -3319,20 +2916,18 @@
           </w:tcPr>
           <w:p>
             <w:pPr>
-              <w:spacing w:after="0" w:line="240" w:lineRule="auto"/>
-              <w:rPr>
-                <w:rFonts w:hint="default" w:ascii="Arial" w:hAnsi="Arial" w:eastAsia="微软雅黑"/>
-                <w:sz w:val="20"/>
-                <w:lang w:val="en-US" w:eastAsia="zh-CN"/>
-              </w:rPr>
-            </w:pPr>
-            <w:r>
-              <w:rPr>
-                <w:rFonts w:hint="eastAsia" w:ascii="Arial" w:hAnsi="Arial" w:eastAsia="微软雅黑"/>
-                <w:sz w:val="20"/>
-                <w:lang w:val="en-US" w:eastAsia="zh-CN"/>
-              </w:rPr>
-              <w:t>对采集到的小说基础信息进行查看、编辑、删除与校验操作。维护作者信息数据，支持数据修正与关联调整</w:t>
+              <w:spacing w:line="360" w:lineRule="exact"/>
+              <w:rPr>
+                <w:rFonts w:hint="default" w:ascii="宋体" w:hAnsi="宋体" w:eastAsia="宋体" w:cs="宋体"/>
+                <w:lang w:val="en-US" w:eastAsia="zh-CN"/>
+              </w:rPr>
+            </w:pPr>
+            <w:r>
+              <w:rPr>
+                <w:rFonts w:hint="eastAsia" w:ascii="宋体" w:hAnsi="宋体" w:eastAsia="宋体" w:cs="宋体"/>
+                <w:lang w:val="en-US" w:eastAsia="zh-CN"/>
+              </w:rPr>
+              <w:t>对采集到的小说基础信息进行查看、编辑、删除操作。维护作者信息数据，支持数据修正与关联调整</w:t>
             </w:r>
           </w:p>
         </w:tc>
@@ -3362,10 +2957,9 @@
           </w:tcPr>
           <w:p>
             <w:pPr>
-              <w:spacing w:after="0" w:line="240" w:lineRule="auto"/>
-              <w:rPr>
-                <w:rFonts w:hint="default" w:ascii="Arial" w:hAnsi="Arial" w:eastAsia="微软雅黑"/>
-                <w:sz w:val="20"/>
+              <w:spacing w:line="360" w:lineRule="exact"/>
+              <w:rPr>
+                <w:rFonts w:hint="default" w:ascii="宋体" w:hAnsi="宋体" w:eastAsia="宋体" w:cs="宋体"/>
                 <w:lang w:val="en-US" w:eastAsia="zh-CN"/>
               </w:rPr>
             </w:pPr>
@@ -3378,17 +2972,15 @@
           </w:tcPr>
           <w:p>
             <w:pPr>
-              <w:spacing w:after="0" w:line="240" w:lineRule="auto"/>
-              <w:rPr>
-                <w:rFonts w:hint="default" w:ascii="Arial" w:hAnsi="Arial" w:eastAsia="微软雅黑"/>
-                <w:sz w:val="20"/>
-                <w:lang w:val="en-US" w:eastAsia="zh-CN"/>
-              </w:rPr>
-            </w:pPr>
-            <w:r>
-              <w:rPr>
-                <w:rFonts w:hint="eastAsia" w:ascii="Arial" w:hAnsi="Arial" w:eastAsia="微软雅黑"/>
-                <w:sz w:val="20"/>
+              <w:spacing w:line="360" w:lineRule="exact"/>
+              <w:rPr>
+                <w:rFonts w:hint="default" w:ascii="宋体" w:hAnsi="宋体" w:eastAsia="宋体" w:cs="宋体"/>
+                <w:lang w:val="en-US" w:eastAsia="zh-CN"/>
+              </w:rPr>
+            </w:pPr>
+            <w:r>
+              <w:rPr>
+                <w:rFonts w:hint="eastAsia" w:ascii="宋体" w:hAnsi="宋体" w:eastAsia="宋体" w:cs="宋体"/>
                 <w:lang w:val="en-US" w:eastAsia="zh-CN"/>
               </w:rPr>
               <w:t>评论数据管理</w:t>
@@ -3402,17 +2994,15 @@
           </w:tcPr>
           <w:p>
             <w:pPr>
-              <w:spacing w:after="0" w:line="240" w:lineRule="auto"/>
-              <w:rPr>
-                <w:rFonts w:hint="default" w:ascii="Arial" w:hAnsi="Arial" w:eastAsia="微软雅黑"/>
-                <w:sz w:val="20"/>
-                <w:lang w:val="en-US" w:eastAsia="zh-CN"/>
-              </w:rPr>
-            </w:pPr>
-            <w:r>
-              <w:rPr>
-                <w:rFonts w:hint="eastAsia" w:ascii="Arial" w:hAnsi="Arial" w:eastAsia="微软雅黑"/>
-                <w:sz w:val="20"/>
+              <w:spacing w:line="360" w:lineRule="exact"/>
+              <w:rPr>
+                <w:rFonts w:hint="default" w:ascii="宋体" w:hAnsi="宋体" w:eastAsia="宋体" w:cs="宋体"/>
+                <w:lang w:val="en-US" w:eastAsia="zh-CN"/>
+              </w:rPr>
+            </w:pPr>
+            <w:r>
+              <w:rPr>
+                <w:rFonts w:hint="eastAsia" w:ascii="宋体" w:hAnsi="宋体" w:eastAsia="宋体" w:cs="宋体"/>
                 <w:lang w:val="en-US" w:eastAsia="zh-CN"/>
               </w:rPr>
               <w:t>数据分析师</w:t>
@@ -3426,20 +3016,18 @@
           </w:tcPr>
           <w:p>
             <w:pPr>
-              <w:spacing w:after="0" w:line="240" w:lineRule="auto"/>
-              <w:rPr>
-                <w:rFonts w:hint="default" w:ascii="Arial" w:hAnsi="Arial" w:eastAsia="微软雅黑"/>
-                <w:sz w:val="20"/>
-                <w:lang w:val="en-US" w:eastAsia="zh-CN"/>
-              </w:rPr>
-            </w:pPr>
-            <w:r>
-              <w:rPr>
-                <w:rFonts w:hint="eastAsia" w:ascii="Arial" w:hAnsi="Arial" w:eastAsia="微软雅黑"/>
-                <w:sz w:val="20"/>
-                <w:lang w:val="en-US" w:eastAsia="zh-CN"/>
-              </w:rPr>
-              <w:t>审核评论数据，支持数据筛选，批量处理与异常值标记</w:t>
+              <w:spacing w:line="360" w:lineRule="exact"/>
+              <w:rPr>
+                <w:rFonts w:hint="default" w:ascii="宋体" w:hAnsi="宋体" w:eastAsia="宋体" w:cs="宋体"/>
+                <w:lang w:val="en-US" w:eastAsia="zh-CN"/>
+              </w:rPr>
+            </w:pPr>
+            <w:r>
+              <w:rPr>
+                <w:rFonts w:hint="eastAsia" w:ascii="宋体" w:hAnsi="宋体" w:eastAsia="宋体" w:cs="宋体"/>
+                <w:lang w:val="en-US" w:eastAsia="zh-CN"/>
+              </w:rPr>
+              <w:t>支持数据筛选，批量处理与异常值标记</w:t>
             </w:r>
           </w:p>
         </w:tc>
@@ -3468,17 +3056,15 @@
           </w:tcPr>
           <w:p>
             <w:pPr>
-              <w:spacing w:after="0" w:line="240" w:lineRule="auto"/>
-              <w:rPr>
-                <w:rFonts w:hint="default" w:ascii="Arial" w:hAnsi="Arial" w:eastAsia="微软雅黑"/>
-                <w:sz w:val="20"/>
-                <w:lang w:val="en-US" w:eastAsia="zh-CN"/>
-              </w:rPr>
-            </w:pPr>
-            <w:r>
-              <w:rPr>
-                <w:rFonts w:hint="eastAsia" w:ascii="Arial" w:hAnsi="Arial" w:eastAsia="微软雅黑"/>
-                <w:sz w:val="20"/>
+              <w:spacing w:line="360" w:lineRule="exact"/>
+              <w:rPr>
+                <w:rFonts w:hint="default" w:ascii="宋体" w:hAnsi="宋体" w:eastAsia="宋体" w:cs="宋体"/>
+                <w:lang w:val="en-US" w:eastAsia="zh-CN"/>
+              </w:rPr>
+            </w:pPr>
+            <w:r>
+              <w:rPr>
+                <w:rFonts w:hint="eastAsia" w:ascii="宋体" w:hAnsi="宋体" w:eastAsia="宋体" w:cs="宋体"/>
                 <w:lang w:val="en-US" w:eastAsia="zh-CN"/>
               </w:rPr>
               <w:t>数据统计</w:t>
@@ -3492,17 +3078,15 @@
           </w:tcPr>
           <w:p>
             <w:pPr>
-              <w:spacing w:after="0" w:line="240" w:lineRule="auto"/>
-              <w:rPr>
-                <w:rFonts w:hint="default" w:ascii="Arial" w:hAnsi="Arial" w:eastAsia="微软雅黑"/>
-                <w:sz w:val="20"/>
-                <w:lang w:val="en-US" w:eastAsia="zh-CN"/>
-              </w:rPr>
-            </w:pPr>
-            <w:r>
-              <w:rPr>
-                <w:rFonts w:hint="eastAsia" w:ascii="Arial" w:hAnsi="Arial" w:eastAsia="微软雅黑"/>
-                <w:sz w:val="20"/>
+              <w:spacing w:line="360" w:lineRule="exact"/>
+              <w:rPr>
+                <w:rFonts w:hint="default" w:ascii="宋体" w:hAnsi="宋体" w:eastAsia="宋体" w:cs="宋体"/>
+                <w:lang w:val="en-US" w:eastAsia="zh-CN"/>
+              </w:rPr>
+            </w:pPr>
+            <w:r>
+              <w:rPr>
+                <w:rFonts w:hint="eastAsia" w:ascii="宋体" w:hAnsi="宋体" w:eastAsia="宋体" w:cs="宋体"/>
                 <w:lang w:val="en-US" w:eastAsia="zh-CN"/>
               </w:rPr>
               <w:t>数据概览统计</w:t>
@@ -3516,17 +3100,15 @@
           </w:tcPr>
           <w:p>
             <w:pPr>
-              <w:spacing w:after="0" w:line="240" w:lineRule="auto"/>
-              <w:rPr>
-                <w:rFonts w:hint="default" w:ascii="Arial" w:hAnsi="Arial" w:eastAsia="微软雅黑"/>
-                <w:sz w:val="20"/>
-                <w:lang w:val="en-US" w:eastAsia="zh-CN"/>
-              </w:rPr>
-            </w:pPr>
-            <w:r>
-              <w:rPr>
-                <w:rFonts w:hint="eastAsia" w:ascii="Arial" w:hAnsi="Arial" w:eastAsia="微软雅黑"/>
-                <w:sz w:val="20"/>
+              <w:spacing w:line="360" w:lineRule="exact"/>
+              <w:rPr>
+                <w:rFonts w:hint="default" w:ascii="宋体" w:hAnsi="宋体" w:eastAsia="宋体" w:cs="宋体"/>
+                <w:lang w:val="en-US" w:eastAsia="zh-CN"/>
+              </w:rPr>
+            </w:pPr>
+            <w:r>
+              <w:rPr>
+                <w:rFonts w:hint="eastAsia" w:ascii="宋体" w:hAnsi="宋体" w:eastAsia="宋体" w:cs="宋体"/>
                 <w:lang w:val="en-US" w:eastAsia="zh-CN"/>
               </w:rPr>
               <w:t>数据分析师</w:t>
@@ -3540,17 +3122,15 @@
           </w:tcPr>
           <w:p>
             <w:pPr>
-              <w:spacing w:after="0" w:line="240" w:lineRule="auto"/>
-              <w:rPr>
-                <w:rFonts w:hint="eastAsia" w:ascii="Arial" w:hAnsi="Arial" w:eastAsia="微软雅黑"/>
-                <w:sz w:val="20"/>
-                <w:lang w:val="en-US" w:eastAsia="zh-CN"/>
-              </w:rPr>
-            </w:pPr>
-            <w:r>
-              <w:rPr>
-                <w:rFonts w:ascii="Arial" w:hAnsi="Arial" w:eastAsia="微软雅黑"/>
-                <w:sz w:val="20"/>
+              <w:spacing w:line="360" w:lineRule="exact"/>
+              <w:rPr>
+                <w:rFonts w:hint="eastAsia" w:ascii="宋体" w:hAnsi="宋体" w:eastAsia="宋体" w:cs="宋体"/>
+                <w:lang w:val="en-US" w:eastAsia="zh-CN"/>
+              </w:rPr>
+            </w:pPr>
+            <w:r>
+              <w:rPr>
+                <w:rFonts w:hint="eastAsia" w:ascii="宋体" w:hAnsi="宋体" w:eastAsia="宋体" w:cs="宋体"/>
                 <w:lang w:val="en-US" w:eastAsia="zh-CN"/>
               </w:rPr>
               <w:t>统计小说总数、作者数量、评论总量、题材分布情况等整体数据指标。</w:t>
@@ -3578,25 +3158,22 @@
         <w:tc>
           <w:tcPr>
             <w:tcW w:w="1119" w:type="dxa"/>
-            <w:vMerge w:val="restart"/>
-            <w:vAlign w:val="center"/>
-          </w:tcPr>
-          <w:p>
-            <w:pPr>
-              <w:spacing w:after="0" w:line="240" w:lineRule="auto"/>
-              <w:rPr>
-                <w:rFonts w:hint="default" w:ascii="Arial" w:hAnsi="Arial" w:eastAsia="微软雅黑"/>
-                <w:sz w:val="20"/>
-                <w:lang w:val="en-US" w:eastAsia="zh-CN"/>
-              </w:rPr>
-            </w:pPr>
-            <w:r>
-              <w:rPr>
-                <w:rFonts w:hint="eastAsia" w:ascii="Arial" w:hAnsi="Arial" w:eastAsia="微软雅黑"/>
-                <w:sz w:val="20"/>
-                <w:lang w:val="en-US" w:eastAsia="zh-CN"/>
-              </w:rPr>
-              <w:t>日志管理</w:t>
+            <w:vAlign w:val="center"/>
+          </w:tcPr>
+          <w:p>
+            <w:pPr>
+              <w:spacing w:line="360" w:lineRule="exact"/>
+              <w:rPr>
+                <w:rFonts w:hint="default" w:ascii="宋体" w:hAnsi="宋体" w:eastAsia="宋体" w:cs="宋体"/>
+                <w:lang w:val="en-US" w:eastAsia="zh-CN"/>
+              </w:rPr>
+            </w:pPr>
+            <w:r>
+              <w:rPr>
+                <w:rFonts w:hint="eastAsia" w:ascii="宋体" w:hAnsi="宋体" w:eastAsia="宋体" w:cs="宋体"/>
+                <w:lang w:val="en-US" w:eastAsia="zh-CN"/>
+              </w:rPr>
+              <w:t>系统设置</w:t>
             </w:r>
           </w:p>
         </w:tc>
@@ -3607,20 +3184,18 @@
           </w:tcPr>
           <w:p>
             <w:pPr>
-              <w:spacing w:after="0" w:line="240" w:lineRule="auto"/>
-              <w:rPr>
-                <w:rFonts w:hint="default" w:ascii="Arial" w:hAnsi="Arial" w:eastAsia="微软雅黑"/>
-                <w:sz w:val="20"/>
-                <w:lang w:val="en-US" w:eastAsia="zh-CN"/>
-              </w:rPr>
-            </w:pPr>
-            <w:r>
-              <w:rPr>
-                <w:rFonts w:hint="eastAsia" w:ascii="Arial" w:hAnsi="Arial" w:eastAsia="微软雅黑"/>
-                <w:sz w:val="20"/>
-                <w:lang w:val="en-US" w:eastAsia="zh-CN"/>
-              </w:rPr>
-              <w:t>操作日志</w:t>
+              <w:spacing w:line="360" w:lineRule="exact"/>
+              <w:rPr>
+                <w:rFonts w:hint="default" w:ascii="宋体" w:hAnsi="宋体" w:eastAsia="宋体" w:cs="宋体"/>
+                <w:lang w:val="en-US" w:eastAsia="zh-CN"/>
+              </w:rPr>
+            </w:pPr>
+            <w:r>
+              <w:rPr>
+                <w:rFonts w:hint="eastAsia" w:ascii="宋体" w:hAnsi="宋体" w:eastAsia="宋体" w:cs="宋体"/>
+                <w:lang w:val="en-US" w:eastAsia="zh-CN"/>
+              </w:rPr>
+              <w:t>数据更新策略</w:t>
             </w:r>
           </w:p>
         </w:tc>
@@ -3631,17 +3206,15 @@
           </w:tcPr>
           <w:p>
             <w:pPr>
-              <w:spacing w:after="0" w:line="240" w:lineRule="auto"/>
-              <w:rPr>
-                <w:rFonts w:hint="default" w:ascii="Arial" w:hAnsi="Arial" w:eastAsia="微软雅黑"/>
-                <w:sz w:val="20"/>
-                <w:lang w:val="en-US" w:eastAsia="zh-CN"/>
-              </w:rPr>
-            </w:pPr>
-            <w:r>
-              <w:rPr>
-                <w:rFonts w:hint="eastAsia" w:ascii="Arial" w:hAnsi="Arial" w:eastAsia="微软雅黑"/>
-                <w:sz w:val="20"/>
+              <w:spacing w:line="360" w:lineRule="exact"/>
+              <w:rPr>
+                <w:rFonts w:hint="default" w:ascii="宋体" w:hAnsi="宋体" w:eastAsia="宋体" w:cs="宋体"/>
+                <w:lang w:val="en-US" w:eastAsia="zh-CN"/>
+              </w:rPr>
+            </w:pPr>
+            <w:r>
+              <w:rPr>
+                <w:rFonts w:hint="eastAsia" w:ascii="宋体" w:hAnsi="宋体" w:eastAsia="宋体" w:cs="宋体"/>
                 <w:lang w:val="en-US" w:eastAsia="zh-CN"/>
               </w:rPr>
               <w:t>系统管理员</w:t>
@@ -3655,20 +3228,18 @@
           </w:tcPr>
           <w:p>
             <w:pPr>
-              <w:spacing w:after="0" w:line="240" w:lineRule="auto"/>
-              <w:rPr>
-                <w:rFonts w:ascii="Arial" w:hAnsi="Arial" w:eastAsia="微软雅黑"/>
-                <w:sz w:val="20"/>
-                <w:lang w:val="en-US" w:eastAsia="zh-CN"/>
-              </w:rPr>
-            </w:pPr>
-            <w:r>
-              <w:rPr>
-                <w:rFonts w:ascii="Arial" w:hAnsi="Arial" w:eastAsia="微软雅黑"/>
-                <w:sz w:val="20"/>
-                <w:lang w:val="en-US" w:eastAsia="zh-CN"/>
-              </w:rPr>
-              <w:t>记录所有后台操作行为，确保数据变更可追溯。</w:t>
+              <w:spacing w:line="360" w:lineRule="exact"/>
+              <w:rPr>
+                <w:rFonts w:hint="eastAsia" w:ascii="宋体" w:hAnsi="宋体" w:eastAsia="宋体" w:cs="宋体"/>
+                <w:lang w:val="en-US" w:eastAsia="zh-CN"/>
+              </w:rPr>
+            </w:pPr>
+            <w:r>
+              <w:rPr>
+                <w:rFonts w:hint="eastAsia" w:ascii="宋体" w:hAnsi="宋体" w:eastAsia="宋体" w:cs="宋体"/>
+                <w:lang w:val="en-US" w:eastAsia="zh-CN"/>
+              </w:rPr>
+              <w:t>设置数据更新频率，支持增量更新与定时采集。</w:t>
             </w:r>
           </w:p>
         </w:tc>
@@ -3693,18 +3264,23 @@
         <w:tc>
           <w:tcPr>
             <w:tcW w:w="1119" w:type="dxa"/>
-            <w:vMerge w:val="continue"/>
-            <w:vAlign w:val="center"/>
-          </w:tcPr>
-          <w:p>
-            <w:pPr>
-              <w:spacing w:after="0" w:line="240" w:lineRule="auto"/>
-              <w:rPr>
-                <w:rFonts w:hint="eastAsia" w:ascii="Arial" w:hAnsi="Arial" w:eastAsia="微软雅黑"/>
-                <w:sz w:val="20"/>
-                <w:lang w:val="en-US" w:eastAsia="zh-CN"/>
-              </w:rPr>
-            </w:pPr>
+            <w:vAlign w:val="center"/>
+          </w:tcPr>
+          <w:p>
+            <w:pPr>
+              <w:spacing w:line="360" w:lineRule="exact"/>
+              <w:rPr>
+                <w:rFonts w:hint="default" w:ascii="宋体" w:hAnsi="宋体" w:eastAsia="宋体" w:cs="宋体"/>
+                <w:lang w:val="en-US" w:eastAsia="zh-CN"/>
+              </w:rPr>
+            </w:pPr>
+            <w:r>
+              <w:rPr>
+                <w:rFonts w:hint="eastAsia" w:ascii="宋体" w:hAnsi="宋体" w:eastAsia="宋体" w:cs="宋体"/>
+                <w:lang w:val="en-US" w:eastAsia="zh-CN"/>
+              </w:rPr>
+              <w:t>扩展管理</w:t>
+            </w:r>
           </w:p>
         </w:tc>
         <w:tc>
@@ -3714,20 +3290,18 @@
           </w:tcPr>
           <w:p>
             <w:pPr>
-              <w:spacing w:after="0" w:line="240" w:lineRule="auto"/>
-              <w:rPr>
-                <w:rFonts w:hint="default" w:ascii="Arial" w:hAnsi="Arial" w:eastAsia="微软雅黑"/>
-                <w:sz w:val="20"/>
-                <w:lang w:val="en-US" w:eastAsia="zh-CN"/>
-              </w:rPr>
-            </w:pPr>
-            <w:r>
-              <w:rPr>
-                <w:rFonts w:hint="eastAsia" w:ascii="Arial" w:hAnsi="Arial" w:eastAsia="微软雅黑"/>
-                <w:sz w:val="20"/>
-                <w:lang w:val="en-US" w:eastAsia="zh-CN"/>
-              </w:rPr>
-              <w:t>采集日志</w:t>
+              <w:spacing w:line="360" w:lineRule="exact"/>
+              <w:rPr>
+                <w:rFonts w:hint="default" w:ascii="宋体" w:hAnsi="宋体" w:eastAsia="宋体" w:cs="宋体"/>
+                <w:lang w:val="en-US" w:eastAsia="zh-CN"/>
+              </w:rPr>
+            </w:pPr>
+            <w:r>
+              <w:rPr>
+                <w:rFonts w:hint="eastAsia" w:ascii="宋体" w:hAnsi="宋体" w:eastAsia="宋体" w:cs="宋体"/>
+                <w:lang w:val="en-US" w:eastAsia="zh-CN"/>
+              </w:rPr>
+              <w:t>模型管理</w:t>
             </w:r>
           </w:p>
         </w:tc>
@@ -3738,20 +3312,18 @@
           </w:tcPr>
           <w:p>
             <w:pPr>
-              <w:spacing w:after="0" w:line="240" w:lineRule="auto"/>
-              <w:rPr>
-                <w:rFonts w:hint="default" w:ascii="Arial" w:hAnsi="Arial" w:eastAsia="微软雅黑"/>
-                <w:sz w:val="20"/>
-                <w:lang w:val="en-US" w:eastAsia="zh-CN"/>
-              </w:rPr>
-            </w:pPr>
-            <w:r>
-              <w:rPr>
-                <w:rFonts w:hint="eastAsia" w:ascii="Arial" w:hAnsi="Arial" w:eastAsia="微软雅黑"/>
-                <w:sz w:val="20"/>
-                <w:lang w:val="en-US" w:eastAsia="zh-CN"/>
-              </w:rPr>
-              <w:t>系统管理员</w:t>
+              <w:spacing w:line="360" w:lineRule="exact"/>
+              <w:rPr>
+                <w:rFonts w:hint="default" w:ascii="宋体" w:hAnsi="宋体" w:eastAsia="宋体" w:cs="宋体"/>
+                <w:lang w:val="en-US" w:eastAsia="zh-CN"/>
+              </w:rPr>
+            </w:pPr>
+            <w:r>
+              <w:rPr>
+                <w:rFonts w:hint="eastAsia" w:ascii="宋体" w:hAnsi="宋体" w:eastAsia="宋体" w:cs="宋体"/>
+                <w:lang w:val="en-US" w:eastAsia="zh-CN"/>
+              </w:rPr>
+              <w:t>数据分析师</w:t>
             </w:r>
           </w:p>
         </w:tc>
@@ -3762,362 +3334,18 @@
           </w:tcPr>
           <w:p>
             <w:pPr>
-              <w:spacing w:after="0" w:line="240" w:lineRule="auto"/>
-              <w:rPr>
-                <w:rFonts w:ascii="Arial" w:hAnsi="Arial" w:eastAsia="微软雅黑"/>
-                <w:sz w:val="20"/>
-                <w:lang w:val="en-US" w:eastAsia="zh-CN"/>
-              </w:rPr>
-            </w:pPr>
-            <w:r>
-              <w:rPr>
-                <w:rFonts w:ascii="Arial" w:hAnsi="Arial" w:eastAsia="微软雅黑"/>
-                <w:sz w:val="20"/>
-                <w:lang w:val="en-US" w:eastAsia="zh-CN"/>
-              </w:rPr>
-              <w:t>记录爬虫运行状态、采集成功/失败记录及异常信息。</w:t>
-            </w:r>
-          </w:p>
-        </w:tc>
-      </w:tr>
-      <w:tr>
-        <w:tblPrEx>
-          <w:tblBorders>
-            <w:top w:val="single" w:color="auto" w:sz="4" w:space="0"/>
-            <w:left w:val="single" w:color="auto" w:sz="4" w:space="0"/>
-            <w:bottom w:val="single" w:color="auto" w:sz="4" w:space="0"/>
-            <w:right w:val="single" w:color="auto" w:sz="4" w:space="0"/>
-            <w:insideH w:val="single" w:color="auto" w:sz="4" w:space="0"/>
-            <w:insideV w:val="single" w:color="auto" w:sz="4" w:space="0"/>
-          </w:tblBorders>
-          <w:tblCellMar>
-            <w:top w:w="0" w:type="dxa"/>
-            <w:left w:w="108" w:type="dxa"/>
-            <w:bottom w:w="0" w:type="dxa"/>
-            <w:right w:w="108" w:type="dxa"/>
-          </w:tblCellMar>
-        </w:tblPrEx>
-        <w:tc>
-          <w:tcPr>
-            <w:tcW w:w="1119" w:type="dxa"/>
-            <w:vAlign w:val="center"/>
-          </w:tcPr>
-          <w:p>
-            <w:pPr>
-              <w:spacing w:after="0" w:line="240" w:lineRule="auto"/>
-              <w:rPr>
-                <w:rFonts w:hint="default" w:ascii="Arial" w:hAnsi="Arial" w:eastAsia="微软雅黑"/>
-                <w:sz w:val="20"/>
-                <w:lang w:val="en-US" w:eastAsia="zh-CN"/>
-              </w:rPr>
-            </w:pPr>
-            <w:r>
-              <w:rPr>
-                <w:rFonts w:hint="eastAsia" w:ascii="Arial" w:hAnsi="Arial" w:eastAsia="微软雅黑"/>
-                <w:sz w:val="20"/>
-                <w:lang w:val="en-US" w:eastAsia="zh-CN"/>
-              </w:rPr>
-              <w:t>系统设置</w:t>
-            </w:r>
-          </w:p>
-        </w:tc>
-        <w:tc>
-          <w:tcPr>
-            <w:tcW w:w="1523" w:type="dxa"/>
-            <w:vAlign w:val="center"/>
-          </w:tcPr>
-          <w:p>
-            <w:pPr>
-              <w:spacing w:after="0" w:line="240" w:lineRule="auto"/>
-              <w:rPr>
-                <w:rFonts w:hint="default" w:ascii="Arial" w:hAnsi="Arial" w:eastAsia="微软雅黑"/>
-                <w:sz w:val="20"/>
-                <w:lang w:val="en-US" w:eastAsia="zh-CN"/>
-              </w:rPr>
-            </w:pPr>
-            <w:r>
-              <w:rPr>
-                <w:rFonts w:hint="eastAsia" w:ascii="Arial" w:hAnsi="Arial" w:eastAsia="微软雅黑"/>
-                <w:sz w:val="20"/>
-                <w:lang w:val="en-US" w:eastAsia="zh-CN"/>
-              </w:rPr>
-              <w:t>数据更新策略</w:t>
-            </w:r>
-          </w:p>
-        </w:tc>
-        <w:tc>
-          <w:tcPr>
-            <w:tcW w:w="1524" w:type="dxa"/>
-            <w:vAlign w:val="center"/>
-          </w:tcPr>
-          <w:p>
-            <w:pPr>
-              <w:spacing w:after="0" w:line="240" w:lineRule="auto"/>
-              <w:rPr>
-                <w:rFonts w:hint="default" w:ascii="Arial" w:hAnsi="Arial" w:eastAsia="微软雅黑"/>
-                <w:sz w:val="20"/>
-                <w:lang w:val="en-US" w:eastAsia="zh-CN"/>
-              </w:rPr>
-            </w:pPr>
-            <w:r>
-              <w:rPr>
-                <w:rFonts w:hint="eastAsia" w:ascii="Arial" w:hAnsi="Arial" w:eastAsia="微软雅黑"/>
-                <w:sz w:val="20"/>
-                <w:lang w:val="en-US" w:eastAsia="zh-CN"/>
-              </w:rPr>
-              <w:t>系统管理员</w:t>
-            </w:r>
-          </w:p>
-        </w:tc>
-        <w:tc>
-          <w:tcPr>
-            <w:tcW w:w="4356" w:type="dxa"/>
-            <w:vAlign w:val="center"/>
-          </w:tcPr>
-          <w:p>
-            <w:pPr>
-              <w:spacing w:after="0" w:line="240" w:lineRule="auto"/>
-              <w:rPr>
-                <w:rFonts w:ascii="Arial" w:hAnsi="Arial" w:eastAsia="微软雅黑"/>
-                <w:sz w:val="20"/>
-                <w:lang w:val="en-US" w:eastAsia="zh-CN"/>
-              </w:rPr>
-            </w:pPr>
-            <w:r>
-              <w:rPr>
-                <w:rFonts w:ascii="Arial" w:hAnsi="Arial" w:eastAsia="微软雅黑"/>
-                <w:sz w:val="20"/>
-                <w:lang w:val="en-US" w:eastAsia="zh-CN"/>
-              </w:rPr>
-              <w:t>设置数据更新频率（每日/每周），支持增量更新与定时采集。</w:t>
-            </w:r>
-          </w:p>
-        </w:tc>
-      </w:tr>
-      <w:tr>
-        <w:tblPrEx>
-          <w:tblBorders>
-            <w:top w:val="single" w:color="auto" w:sz="4" w:space="0"/>
-            <w:left w:val="single" w:color="auto" w:sz="4" w:space="0"/>
-            <w:bottom w:val="single" w:color="auto" w:sz="4" w:space="0"/>
-            <w:right w:val="single" w:color="auto" w:sz="4" w:space="0"/>
-            <w:insideH w:val="single" w:color="auto" w:sz="4" w:space="0"/>
-            <w:insideV w:val="single" w:color="auto" w:sz="4" w:space="0"/>
-          </w:tblBorders>
-          <w:tblCellMar>
-            <w:top w:w="0" w:type="dxa"/>
-            <w:left w:w="108" w:type="dxa"/>
-            <w:bottom w:w="0" w:type="dxa"/>
-            <w:right w:w="108" w:type="dxa"/>
-          </w:tblCellMar>
-        </w:tblPrEx>
-        <w:tc>
-          <w:tcPr>
-            <w:tcW w:w="1119" w:type="dxa"/>
-            <w:vAlign w:val="center"/>
-          </w:tcPr>
-          <w:p>
-            <w:pPr>
-              <w:spacing w:after="0" w:line="240" w:lineRule="auto"/>
-              <w:rPr>
-                <w:rFonts w:hint="default" w:ascii="Arial" w:hAnsi="Arial" w:eastAsia="微软雅黑"/>
-                <w:sz w:val="20"/>
-                <w:lang w:val="en-US" w:eastAsia="zh-CN"/>
-              </w:rPr>
-            </w:pPr>
-            <w:r>
-              <w:rPr>
-                <w:rFonts w:hint="eastAsia" w:ascii="Arial" w:hAnsi="Arial" w:eastAsia="微软雅黑"/>
-                <w:sz w:val="20"/>
-                <w:lang w:val="en-US" w:eastAsia="zh-CN"/>
-              </w:rPr>
-              <w:t>扩展管理</w:t>
-            </w:r>
-          </w:p>
-        </w:tc>
-        <w:tc>
-          <w:tcPr>
-            <w:tcW w:w="1523" w:type="dxa"/>
-            <w:vAlign w:val="center"/>
-          </w:tcPr>
-          <w:p>
-            <w:pPr>
-              <w:spacing w:after="0" w:line="240" w:lineRule="auto"/>
-              <w:rPr>
-                <w:rFonts w:hint="default" w:ascii="Arial" w:hAnsi="Arial" w:eastAsia="微软雅黑"/>
-                <w:sz w:val="20"/>
-                <w:lang w:val="en-US" w:eastAsia="zh-CN"/>
-              </w:rPr>
-            </w:pPr>
-            <w:r>
-              <w:rPr>
-                <w:rFonts w:hint="eastAsia" w:ascii="Arial" w:hAnsi="Arial" w:eastAsia="微软雅黑"/>
-                <w:sz w:val="20"/>
-                <w:lang w:val="en-US" w:eastAsia="zh-CN"/>
-              </w:rPr>
-              <w:t>模型管理</w:t>
-            </w:r>
-          </w:p>
-        </w:tc>
-        <w:tc>
-          <w:tcPr>
-            <w:tcW w:w="1524" w:type="dxa"/>
-            <w:vAlign w:val="center"/>
-          </w:tcPr>
-          <w:p>
-            <w:pPr>
-              <w:spacing w:after="0" w:line="240" w:lineRule="auto"/>
-              <w:rPr>
-                <w:rFonts w:hint="default" w:ascii="Arial" w:hAnsi="Arial" w:eastAsia="微软雅黑"/>
-                <w:sz w:val="20"/>
-                <w:lang w:val="en-US" w:eastAsia="zh-CN"/>
-              </w:rPr>
-            </w:pPr>
-            <w:r>
-              <w:rPr>
-                <w:rFonts w:hint="eastAsia" w:ascii="Arial" w:hAnsi="Arial" w:eastAsia="微软雅黑"/>
-                <w:sz w:val="20"/>
-                <w:lang w:val="en-US" w:eastAsia="zh-CN"/>
-              </w:rPr>
-              <w:t>数据分析师</w:t>
-            </w:r>
-          </w:p>
-        </w:tc>
-        <w:tc>
-          <w:tcPr>
-            <w:tcW w:w="4356" w:type="dxa"/>
-            <w:vAlign w:val="center"/>
-          </w:tcPr>
-          <w:p>
-            <w:pPr>
-              <w:spacing w:after="0" w:line="240" w:lineRule="auto"/>
-              <w:rPr>
-                <w:rFonts w:ascii="Arial" w:hAnsi="Arial" w:eastAsia="微软雅黑"/>
-                <w:sz w:val="20"/>
-                <w:lang w:val="en-US" w:eastAsia="zh-CN"/>
-              </w:rPr>
-            </w:pPr>
-            <w:r>
-              <w:rPr>
-                <w:rFonts w:ascii="Arial" w:hAnsi="Arial" w:eastAsia="微软雅黑"/>
-                <w:sz w:val="20"/>
+              <w:spacing w:line="360" w:lineRule="exact"/>
+              <w:rPr>
+                <w:rFonts w:hint="eastAsia" w:ascii="宋体" w:hAnsi="宋体" w:eastAsia="宋体" w:cs="宋体"/>
+                <w:lang w:val="en-US" w:eastAsia="zh-CN"/>
+              </w:rPr>
+            </w:pPr>
+            <w:r>
+              <w:rPr>
+                <w:rFonts w:hint="eastAsia" w:ascii="宋体" w:hAnsi="宋体" w:eastAsia="宋体" w:cs="宋体"/>
                 <w:lang w:val="en-US" w:eastAsia="zh-CN"/>
               </w:rPr>
               <w:t>管理情感分析模型与推荐算法模型版本。</w:t>
-            </w:r>
-          </w:p>
-        </w:tc>
-      </w:tr>
-      <w:tr>
-        <w:tblPrEx>
-          <w:tblBorders>
-            <w:top w:val="single" w:color="auto" w:sz="4" w:space="0"/>
-            <w:left w:val="single" w:color="auto" w:sz="4" w:space="0"/>
-            <w:bottom w:val="single" w:color="auto" w:sz="4" w:space="0"/>
-            <w:right w:val="single" w:color="auto" w:sz="4" w:space="0"/>
-            <w:insideH w:val="single" w:color="auto" w:sz="4" w:space="0"/>
-            <w:insideV w:val="single" w:color="auto" w:sz="4" w:space="0"/>
-          </w:tblBorders>
-          <w:tblCellMar>
-            <w:top w:w="0" w:type="dxa"/>
-            <w:left w:w="108" w:type="dxa"/>
-            <w:bottom w:w="0" w:type="dxa"/>
-            <w:right w:w="108" w:type="dxa"/>
-          </w:tblCellMar>
-        </w:tblPrEx>
-        <w:tc>
-          <w:tcPr>
-            <w:tcW w:w="1119" w:type="dxa"/>
-            <w:vAlign w:val="center"/>
-          </w:tcPr>
-          <w:p>
-            <w:pPr>
-              <w:spacing w:after="0" w:line="240" w:lineRule="auto"/>
-              <w:rPr>
-                <w:rFonts w:hint="default" w:ascii="Arial" w:hAnsi="Arial" w:eastAsia="微软雅黑"/>
-                <w:sz w:val="20"/>
-                <w:lang w:val="en-US" w:eastAsia="zh-CN"/>
-              </w:rPr>
-            </w:pPr>
-            <w:r>
-              <w:rPr>
-                <w:rFonts w:hint="eastAsia" w:ascii="Arial" w:hAnsi="Arial" w:eastAsia="微软雅黑"/>
-                <w:sz w:val="20"/>
-                <w:lang w:val="en-US" w:eastAsia="zh-CN"/>
-              </w:rPr>
-              <w:t>搜索优化</w:t>
-            </w:r>
-          </w:p>
-        </w:tc>
-        <w:tc>
-          <w:tcPr>
-            <w:tcW w:w="1523" w:type="dxa"/>
-            <w:vAlign w:val="center"/>
-          </w:tcPr>
-          <w:p>
-            <w:pPr>
-              <w:spacing w:after="0" w:line="240" w:lineRule="auto"/>
-              <w:rPr>
-                <w:rFonts w:hint="default" w:ascii="Arial" w:hAnsi="Arial" w:eastAsia="微软雅黑"/>
-                <w:sz w:val="20"/>
-                <w:lang w:val="en-US" w:eastAsia="zh-CN"/>
-              </w:rPr>
-            </w:pPr>
-            <w:r>
-              <w:rPr>
-                <w:rFonts w:hint="eastAsia" w:ascii="Arial" w:hAnsi="Arial" w:eastAsia="微软雅黑"/>
-                <w:sz w:val="20"/>
-                <w:lang w:val="en-US" w:eastAsia="zh-CN"/>
-              </w:rPr>
-              <w:t>数据接口开放</w:t>
-            </w:r>
-          </w:p>
-        </w:tc>
-        <w:tc>
-          <w:tcPr>
-            <w:tcW w:w="1524" w:type="dxa"/>
-            <w:vAlign w:val="center"/>
-          </w:tcPr>
-          <w:p>
-            <w:pPr>
-              <w:spacing w:after="0" w:line="240" w:lineRule="auto"/>
-              <w:rPr>
-                <w:rFonts w:hint="default" w:ascii="Arial" w:hAnsi="Arial" w:eastAsia="微软雅黑"/>
-                <w:sz w:val="20"/>
-                <w:lang w:val="en-US" w:eastAsia="zh-CN"/>
-              </w:rPr>
-            </w:pPr>
-            <w:r>
-              <w:rPr>
-                <w:rFonts w:hint="eastAsia" w:ascii="Arial" w:hAnsi="Arial" w:eastAsia="微软雅黑"/>
-                <w:sz w:val="20"/>
-                <w:lang w:val="en-US" w:eastAsia="zh-CN"/>
-              </w:rPr>
-              <w:t>技术人员</w:t>
-            </w:r>
-          </w:p>
-        </w:tc>
-        <w:tc>
-          <w:tcPr>
-            <w:tcW w:w="4356" w:type="dxa"/>
-            <w:vAlign w:val="center"/>
-          </w:tcPr>
-          <w:p>
-            <w:pPr>
-              <w:spacing w:after="0" w:line="240" w:lineRule="auto"/>
-              <w:rPr>
-                <w:rFonts w:ascii="Arial" w:hAnsi="Arial" w:eastAsia="微软雅黑"/>
-                <w:sz w:val="20"/>
-                <w:lang w:val="en-US" w:eastAsia="zh-CN"/>
-              </w:rPr>
-            </w:pPr>
-            <w:r>
-              <w:rPr>
-                <w:rFonts w:ascii="Arial" w:hAnsi="Arial" w:eastAsia="微软雅黑"/>
-                <w:sz w:val="20"/>
-                <w:lang w:val="en-US" w:eastAsia="zh-CN"/>
-              </w:rPr>
-              <w:t>提供数据接口支持外部系统调用，实现数据共享。</w:t>
             </w:r>
           </w:p>
         </w:tc>
@@ -4125,23 +3353,10 @@
     </w:tbl>
     <w:p>
       <w:pPr>
-        <w:pStyle w:val="3"/>
-        <w:keepNext w:val="0"/>
-        <w:keepLines w:val="0"/>
-        <w:widowControl/>
-        <w:suppressLineNumbers w:val="0"/>
-        <w:rPr>
-          <w:rFonts w:hint="eastAsia" w:ascii="Tahoma" w:hAnsi="Tahoma" w:eastAsia="宋体" w:cs="Tahoma"/>
-          <w:i w:val="0"/>
-          <w:iCs w:val="0"/>
-          <w:caps w:val="0"/>
-          <w:color w:val="000000"/>
-          <w:spacing w:val="0"/>
-          <w:kern w:val="2"/>
-          <w:sz w:val="21"/>
-          <w:szCs w:val="21"/>
-          <w:shd w:val="clear" w:color="auto" w:fill="FFFFFF"/>
-          <w:lang w:val="en-US" w:eastAsia="zh-CN" w:bidi="ar-SA"/>
+        <w:spacing w:line="360" w:lineRule="exact"/>
+        <w:rPr>
+          <w:rFonts w:hint="eastAsia" w:ascii="宋体" w:hAnsi="宋体" w:eastAsia="宋体" w:cs="宋体"/>
+          <w:lang w:val="en-US" w:eastAsia="zh-CN"/>
         </w:rPr>
       </w:pPr>
     </w:p>
@@ -4443,6 +3658,7 @@
   </w:latentStyles>
   <w:style w:type="paragraph" w:default="1" w:styleId="1">
     <w:name w:val="Normal"/>
+    <w:next w:val="2"/>
     <w:qFormat/>
     <w:uiPriority w:val="0"/>
     <w:pPr>

--- a/projectWorkpiece/0.第2组_调研报告.docx
+++ b/projectWorkpiece/0.第2组_调研报告.docx
@@ -98,7 +98,7 @@
           <w:shd w:val="clear" w:color="auto" w:fill="FFFFFF"/>
           <w:lang w:val="en-US" w:eastAsia="zh-CN"/>
         </w:rPr>
-        <w:t>随着网络文学这个行业越来越成熟，还有移动阅读也相当普及，小说平台已从“多写多更”逐步转向“通过数据调查从而针对读者喜好的精细规划”。用户阅读行为、题材偏好、评论互动与人物设定等因素，正在直接影响作品热度、作品收益转率与平台内容生存，特别是在网络文学这个细分领域里，题材的分类会更加细致，用户给出的情绪反馈也更加密集。在网络文学中，故事里人物关系，感情线和剧情线对用户留存有关键影响。所以，对平台上的数据进行系统化的收集，并且做深入的分析，拥有较高的研究价值和商业价值。</w:t>
+        <w:t>随着网络文学这个行业越来越成熟，还有移动阅读也相当普及，小说平台已从多写多更逐步转向通过数据调查从而针对读者喜好的精细规划。用户阅读行为、题材偏好、评论互动与人物设定等因素，正在直接影响作品热度、作品收益转率与平台内容生存，特别是在网络文学这个细分领域里，题材的分类会更加细致，用户给出的情绪反馈也更加密集。在网络文学中，故事里人物关系，感情线和剧情线对用户留存有关键影响。所以，对平台上的数据进行系统化的收集，并且做深入的分析，拥有较高的研究价值和商业价值。</w:t>
       </w:r>
     </w:p>
     <w:p>
@@ -245,11 +245,35 @@
           <w:shd w:val="clear" w:color="auto" w:fill="FFFFFF"/>
           <w:lang w:val="en-US" w:eastAsia="zh-CN"/>
         </w:rPr>
-        <w:t>作品状态：记录小说当前状态与内容产出情况。具体来说会覆盖以下几个维度：首先是作品的连载状态，判断它正在连载中还是已完结。其次是作品更新频率，更新频率可以通过调查作品近几天章节更新次数获得数据。然后是作品字数包含总字数和章节数。最后是作品上架时间，这个时间点能够当作进行趋势分析时一个非常重要的时间锚点</w:t>
+        <w:t>作品状态：记录小说当前状态与内容产出情况。具体来说会覆盖以下几个维度：首先是作品的连载状态，判断它正在连载中还是已完结。其次是作品更新频率，更新频率可以通过调查作品近几天章节更新次数获得数据。然后是作品字数包含总字数和章节数。最后是作品上架时间，这个时间点能够当作进行趋势分析时一个非常重要的时间锚点来使用。</w:t>
       </w:r>
-      <w:bookmarkStart w:id="0" w:name="_GoBack"/>
-      <w:bookmarkEnd w:id="0"/>
+    </w:p>
+    <w:p>
+      <w:pPr>
+        <w:numPr>
+          <w:ilvl w:val="0"/>
+          <w:numId w:val="1"/>
+        </w:numPr>
+        <w:rPr>
+          <w:rFonts w:hint="eastAsia" w:ascii="宋体" w:hAnsi="宋体" w:eastAsia="宋体" w:cs="宋体"/>
+          <w:b/>
+          <w:bCs/>
+          <w:lang w:val="en-US" w:eastAsia="zh-CN"/>
+        </w:rPr>
+      </w:pPr>
       <w:r>
+        <w:rPr>
+          <w:rFonts w:hint="eastAsia" w:ascii="宋体" w:hAnsi="宋体" w:eastAsia="宋体" w:cs="宋体"/>
+          <w:b/>
+          <w:bCs/>
+          <w:lang w:val="en-US" w:eastAsia="zh-CN"/>
+        </w:rPr>
+        <w:t>作者信息</w:t>
+      </w:r>
+    </w:p>
+    <w:p>
+      <w:pPr>
+        <w:ind w:firstLine="210" w:firstLineChars="100"/>
         <w:rPr>
           <w:rFonts w:hint="eastAsia" w:ascii="Tahoma" w:hAnsi="Tahoma" w:eastAsia="宋体" w:cs="Tahoma"/>
           <w:i w:val="0"/>
@@ -262,35 +286,8 @@
           <w:shd w:val="clear" w:color="auto" w:fill="FFFFFF"/>
           <w:lang w:val="en-US" w:eastAsia="zh-CN"/>
         </w:rPr>
-        <w:t>来使用。</w:t>
-      </w:r>
-    </w:p>
-    <w:p>
-      <w:pPr>
-        <w:numPr>
-          <w:ilvl w:val="0"/>
-          <w:numId w:val="1"/>
-        </w:numPr>
-        <w:rPr>
-          <w:rFonts w:hint="eastAsia" w:ascii="宋体" w:hAnsi="宋体" w:eastAsia="宋体" w:cs="宋体"/>
-          <w:b/>
-          <w:bCs/>
-          <w:lang w:val="en-US" w:eastAsia="zh-CN"/>
-        </w:rPr>
       </w:pPr>
       <w:r>
-        <w:rPr>
-          <w:rFonts w:hint="eastAsia" w:ascii="宋体" w:hAnsi="宋体" w:eastAsia="宋体" w:cs="宋体"/>
-          <w:b/>
-          <w:bCs/>
-          <w:lang w:val="en-US" w:eastAsia="zh-CN"/>
-        </w:rPr>
-        <w:t>作者信息</w:t>
-      </w:r>
-    </w:p>
-    <w:p>
-      <w:pPr>
-        <w:ind w:firstLine="210" w:firstLineChars="100"/>
         <w:rPr>
           <w:rFonts w:hint="eastAsia" w:ascii="Tahoma" w:hAnsi="Tahoma" w:eastAsia="宋体" w:cs="Tahoma"/>
           <w:i w:val="0"/>
@@ -303,8 +300,12 @@
           <w:shd w:val="clear" w:color="auto" w:fill="FFFFFF"/>
           <w:lang w:val="en-US" w:eastAsia="zh-CN"/>
         </w:rPr>
-      </w:pPr>
-      <w:r>
+        <w:t>作者识别：确定每部小说对应作者主体信息，用于头部作者识别。我们平台会采集数据：作者名称、作者主页标识、作者作品数、作者粉丝。</w:t>
+      </w:r>
+    </w:p>
+    <w:p>
+      <w:pPr>
+        <w:ind w:firstLine="210" w:firstLineChars="100"/>
         <w:rPr>
           <w:rFonts w:hint="eastAsia" w:ascii="Tahoma" w:hAnsi="Tahoma" w:eastAsia="宋体" w:cs="Tahoma"/>
           <w:i w:val="0"/>
@@ -317,12 +318,8 @@
           <w:shd w:val="clear" w:color="auto" w:fill="FFFFFF"/>
           <w:lang w:val="en-US" w:eastAsia="zh-CN"/>
         </w:rPr>
-        <w:t>作者识别：确定每部小说对应作者主体信息，用于头部作者识别。我们平台会采集数据：作者名称、作者主页标识、作者作品数、作者粉丝。</w:t>
-      </w:r>
-    </w:p>
-    <w:p>
-      <w:pPr>
-        <w:ind w:firstLine="210" w:firstLineChars="100"/>
+      </w:pPr>
+      <w:r>
         <w:rPr>
           <w:rFonts w:hint="eastAsia" w:ascii="Tahoma" w:hAnsi="Tahoma" w:eastAsia="宋体" w:cs="Tahoma"/>
           <w:i w:val="0"/>
@@ -335,8 +332,31 @@
           <w:shd w:val="clear" w:color="auto" w:fill="FFFFFF"/>
           <w:lang w:val="en-US" w:eastAsia="zh-CN"/>
         </w:rPr>
+        <w:t>创作特征：记录作者内容产出与作品质量表现的相关指标，主要目的在于对“作者产出”和“热度表现”这两者之间的关联去开展分析工作，包括：平均作品字数、平均完结率。</w:t>
+      </w:r>
+    </w:p>
+    <w:p>
+      <w:pPr>
+        <w:rPr>
+          <w:rFonts w:hint="eastAsia" w:ascii="宋体" w:hAnsi="宋体" w:eastAsia="宋体" w:cs="宋体"/>
+          <w:b/>
+          <w:bCs/>
+          <w:lang w:val="en-US" w:eastAsia="zh-CN"/>
+        </w:rPr>
       </w:pPr>
       <w:r>
+        <w:rPr>
+          <w:rFonts w:hint="eastAsia" w:ascii="宋体" w:hAnsi="宋体" w:eastAsia="宋体" w:cs="宋体"/>
+          <w:b/>
+          <w:bCs/>
+          <w:lang w:val="en-US" w:eastAsia="zh-CN"/>
+        </w:rPr>
+        <w:t>3.评论与互动反馈</w:t>
+      </w:r>
+    </w:p>
+    <w:p>
+      <w:pPr>
+        <w:ind w:firstLine="210" w:firstLineChars="100"/>
         <w:rPr>
           <w:rFonts w:hint="eastAsia" w:ascii="Tahoma" w:hAnsi="Tahoma" w:eastAsia="宋体" w:cs="Tahoma"/>
           <w:i w:val="0"/>
@@ -349,31 +369,8 @@
           <w:shd w:val="clear" w:color="auto" w:fill="FFFFFF"/>
           <w:lang w:val="en-US" w:eastAsia="zh-CN"/>
         </w:rPr>
-        <w:t>创作特征：记录作者内容产出与作品质量表现的相关指标，主要目的在于对“作者产出”和“热度表现”这两者之间的关联去开展分析工作，包括：平均作品字数、平均完结率。</w:t>
-      </w:r>
-    </w:p>
-    <w:p>
-      <w:pPr>
-        <w:rPr>
-          <w:rFonts w:hint="eastAsia" w:ascii="宋体" w:hAnsi="宋体" w:eastAsia="宋体" w:cs="宋体"/>
-          <w:b/>
-          <w:bCs/>
-          <w:lang w:val="en-US" w:eastAsia="zh-CN"/>
-        </w:rPr>
       </w:pPr>
       <w:r>
-        <w:rPr>
-          <w:rFonts w:hint="eastAsia" w:ascii="宋体" w:hAnsi="宋体" w:eastAsia="宋体" w:cs="宋体"/>
-          <w:b/>
-          <w:bCs/>
-          <w:lang w:val="en-US" w:eastAsia="zh-CN"/>
-        </w:rPr>
-        <w:t>3.评论与互动反馈</w:t>
-      </w:r>
-    </w:p>
-    <w:p>
-      <w:pPr>
-        <w:ind w:firstLine="210" w:firstLineChars="100"/>
         <w:rPr>
           <w:rFonts w:hint="eastAsia" w:ascii="Tahoma" w:hAnsi="Tahoma" w:eastAsia="宋体" w:cs="Tahoma"/>
           <w:i w:val="0"/>
@@ -386,8 +383,12 @@
           <w:shd w:val="clear" w:color="auto" w:fill="FFFFFF"/>
           <w:lang w:val="en-US" w:eastAsia="zh-CN"/>
         </w:rPr>
-      </w:pPr>
-      <w:r>
+        <w:t>评论采集范围：对小说详情页评论区、章节评论进行采集，形成用户评论语料库，用于对读者情绪与关注点深入观察。我们平台采集数据有：首先是评论内容本身，其次是评论时间，最后是该评论热度，热度判断主要通过评论点赞数和回复数。</w:t>
+      </w:r>
+    </w:p>
+    <w:p>
+      <w:pPr>
+        <w:ind w:firstLine="210" w:firstLineChars="100"/>
         <w:rPr>
           <w:rFonts w:hint="eastAsia" w:ascii="Tahoma" w:hAnsi="Tahoma" w:eastAsia="宋体" w:cs="Tahoma"/>
           <w:i w:val="0"/>
@@ -400,8 +401,7 @@
           <w:shd w:val="clear" w:color="auto" w:fill="FFFFFF"/>
           <w:lang w:val="en-US" w:eastAsia="zh-CN"/>
         </w:rPr>
-        <w:t>评论</w:t>
-      </w:r>
+      </w:pPr>
       <w:r>
         <w:rPr>
           <w:rFonts w:hint="eastAsia" w:ascii="Tahoma" w:hAnsi="Tahoma" w:eastAsia="宋体" w:cs="Tahoma"/>
@@ -415,7 +415,26 @@
           <w:shd w:val="clear" w:color="auto" w:fill="FFFFFF"/>
           <w:lang w:val="en-US" w:eastAsia="zh-CN"/>
         </w:rPr>
-        <w:t>采集范围：对小说详情页评论区、章节评论进行采集，形成用户评论语料库，用于对读者情绪与关注点深入观察。我们平台采集数据有：首先是评论内容本身，其次是评论时间，最后是该评论热度，热度判断主要通过评论点赞数和回复数。</w:t>
+        <w:t>分析目标：对评论情绪倾向分析，识别评论内情绪正向，负向及中性比例权重，并且对情绪强度分布做量化评估。关注点提取：挖掘高频词、对主题聚类分析。风险与痛点识别：集中差评点，把集中出现的差评内容进行分析。</w:t>
+      </w:r>
+    </w:p>
+    <w:p>
+      <w:pPr>
+        <w:rPr>
+          <w:rFonts w:hint="eastAsia" w:ascii="宋体" w:hAnsi="宋体" w:eastAsia="宋体" w:cs="宋体"/>
+          <w:b/>
+          <w:bCs/>
+          <w:lang w:val="en-US" w:eastAsia="zh-CN"/>
+        </w:rPr>
+      </w:pPr>
+      <w:r>
+        <w:rPr>
+          <w:rFonts w:hint="eastAsia" w:ascii="宋体" w:hAnsi="宋体" w:eastAsia="宋体" w:cs="宋体"/>
+          <w:b/>
+          <w:bCs/>
+          <w:lang w:val="en-US" w:eastAsia="zh-CN"/>
+        </w:rPr>
+        <w:t>4.数据标识与可追溯性</w:t>
       </w:r>
     </w:p>
     <w:p>
@@ -447,31 +466,9 @@
           <w:shd w:val="clear" w:color="auto" w:fill="FFFFFF"/>
           <w:lang w:val="en-US" w:eastAsia="zh-CN"/>
         </w:rPr>
-        <w:t>分析目标：对评论情绪倾向分析，识别评论内情绪正向，负向及中性比例权重，并且对情绪强度分布做量化评估。关注点提取：挖掘高频词、对主题聚类分析。风险与痛点识别：集中差评点，把集中出现的差评内容进行分析。</w:t>
+        <w:t>数据编码：为每部小说、作者、评论记录分配唯一标识（ID），确保追踪分析工作都能保持稳定并可重复使用。</w:t>
       </w:r>
-    </w:p>
-    <w:p>
-      <w:pPr>
-        <w:rPr>
-          <w:rFonts w:hint="eastAsia" w:ascii="宋体" w:hAnsi="宋体" w:eastAsia="宋体" w:cs="宋体"/>
-          <w:b/>
-          <w:bCs/>
-          <w:lang w:val="en-US" w:eastAsia="zh-CN"/>
-        </w:rPr>
-      </w:pPr>
       <w:r>
-        <w:rPr>
-          <w:rFonts w:hint="eastAsia" w:ascii="宋体" w:hAnsi="宋体" w:eastAsia="宋体" w:cs="宋体"/>
-          <w:b/>
-          <w:bCs/>
-          <w:lang w:val="en-US" w:eastAsia="zh-CN"/>
-        </w:rPr>
-        <w:t>4.数据标识与可追溯性</w:t>
-      </w:r>
-    </w:p>
-    <w:p>
-      <w:pPr>
-        <w:ind w:firstLine="210" w:firstLineChars="100"/>
         <w:rPr>
           <w:rFonts w:hint="eastAsia" w:ascii="Tahoma" w:hAnsi="Tahoma" w:eastAsia="宋体" w:cs="Tahoma"/>
           <w:i w:val="0"/>
@@ -484,7 +481,8 @@
           <w:shd w:val="clear" w:color="auto" w:fill="FFFFFF"/>
           <w:lang w:val="en-US" w:eastAsia="zh-CN"/>
         </w:rPr>
-      </w:pPr>
+        <w:br w:type="textWrapping"/>
+      </w:r>
       <w:r>
         <w:rPr>
           <w:rFonts w:hint="eastAsia" w:ascii="Tahoma" w:hAnsi="Tahoma" w:eastAsia="宋体" w:cs="Tahoma"/>
@@ -498,8 +496,10 @@
           <w:shd w:val="clear" w:color="auto" w:fill="FFFFFF"/>
           <w:lang w:val="en-US" w:eastAsia="zh-CN"/>
         </w:rPr>
-        <w:t>数据编码：为每部小说、作者、评论记录分配唯一标识（ID），确保追踪分析工作都能保持稳定并可重复使用。</w:t>
+        <w:t xml:space="preserve">  口径统一：对关键指标</w:t>
       </w:r>
+      <w:bookmarkStart w:id="0" w:name="_GoBack"/>
+      <w:bookmarkEnd w:id="0"/>
       <w:r>
         <w:rPr>
           <w:rFonts w:hint="eastAsia" w:ascii="Tahoma" w:hAnsi="Tahoma" w:eastAsia="宋体" w:cs="Tahoma"/>
@@ -513,22 +513,7 @@
           <w:shd w:val="clear" w:color="auto" w:fill="FFFFFF"/>
           <w:lang w:val="en-US" w:eastAsia="zh-CN"/>
         </w:rPr>
-        <w:br w:type="textWrapping"/>
-      </w:r>
-      <w:r>
-        <w:rPr>
-          <w:rFonts w:hint="eastAsia" w:ascii="Tahoma" w:hAnsi="Tahoma" w:eastAsia="宋体" w:cs="Tahoma"/>
-          <w:i w:val="0"/>
-          <w:iCs w:val="0"/>
-          <w:caps w:val="0"/>
-          <w:color w:val="000000"/>
-          <w:spacing w:val="0"/>
-          <w:sz w:val="21"/>
-          <w:szCs w:val="21"/>
-          <w:shd w:val="clear" w:color="auto" w:fill="FFFFFF"/>
-          <w:lang w:val="en-US" w:eastAsia="zh-CN"/>
-        </w:rPr>
-        <w:t xml:space="preserve">  口径统一：对关键指标（如热度、评论数等）制定统计标准确保来源于不同页面，或者不同采集批次的数据结果之间，具备可对比性。</w:t>
+        <w:t>制定统计标准确保来源于不同页面，或者不同采集批次的数据结果之间，具备可对比性。</w:t>
       </w:r>
     </w:p>
     <w:p>
@@ -764,7 +749,7 @@
           </w:tcPr>
           <w:p>
             <w:pPr>
-              <w:spacing w:line="360" w:lineRule="exact"/>
+              <w:spacing w:after="0" w:line="360" w:lineRule="exact"/>
               <w:rPr>
                 <w:rFonts w:hint="eastAsia" w:ascii="宋体" w:hAnsi="宋体" w:eastAsia="宋体" w:cs="宋体"/>
               </w:rPr>
@@ -784,7 +769,7 @@
           </w:tcPr>
           <w:p>
             <w:pPr>
-              <w:spacing w:line="360" w:lineRule="exact"/>
+              <w:spacing w:after="0" w:line="360" w:lineRule="exact"/>
               <w:rPr>
                 <w:rFonts w:hint="eastAsia" w:ascii="宋体" w:hAnsi="宋体" w:eastAsia="宋体" w:cs="宋体"/>
               </w:rPr>
@@ -804,7 +789,7 @@
           </w:tcPr>
           <w:p>
             <w:pPr>
-              <w:spacing w:line="360" w:lineRule="exact"/>
+              <w:spacing w:after="0" w:line="360" w:lineRule="exact"/>
               <w:rPr>
                 <w:rFonts w:hint="eastAsia" w:ascii="宋体" w:hAnsi="宋体" w:eastAsia="宋体" w:cs="宋体"/>
               </w:rPr>
@@ -824,7 +809,7 @@
           </w:tcPr>
           <w:p>
             <w:pPr>
-              <w:spacing w:line="360" w:lineRule="exact"/>
+              <w:spacing w:after="0" w:line="360" w:lineRule="exact"/>
               <w:rPr>
                 <w:rFonts w:hint="eastAsia" w:ascii="宋体" w:hAnsi="宋体" w:eastAsia="宋体" w:cs="宋体"/>
               </w:rPr>
@@ -863,7 +848,7 @@
           </w:tcPr>
           <w:p>
             <w:pPr>
-              <w:spacing w:line="360" w:lineRule="exact"/>
+              <w:spacing w:after="0" w:line="360" w:lineRule="exact"/>
               <w:rPr>
                 <w:rFonts w:hint="eastAsia" w:ascii="宋体" w:hAnsi="宋体" w:eastAsia="宋体" w:cs="宋体"/>
               </w:rPr>
@@ -883,7 +868,7 @@
           </w:tcPr>
           <w:p>
             <w:pPr>
-              <w:spacing w:line="360" w:lineRule="exact"/>
+              <w:spacing w:after="0" w:line="360" w:lineRule="exact"/>
               <w:rPr>
                 <w:rFonts w:hint="eastAsia" w:ascii="宋体" w:hAnsi="宋体" w:eastAsia="宋体" w:cs="宋体"/>
               </w:rPr>
@@ -903,7 +888,7 @@
           </w:tcPr>
           <w:p>
             <w:pPr>
-              <w:spacing w:line="360" w:lineRule="exact"/>
+              <w:spacing w:after="0" w:line="360" w:lineRule="exact"/>
               <w:rPr>
                 <w:rFonts w:hint="eastAsia" w:ascii="宋体" w:hAnsi="宋体" w:eastAsia="宋体" w:cs="宋体"/>
               </w:rPr>
@@ -923,7 +908,7 @@
           </w:tcPr>
           <w:p>
             <w:pPr>
-              <w:spacing w:line="360" w:lineRule="exact"/>
+              <w:spacing w:after="0" w:line="360" w:lineRule="exact"/>
               <w:rPr>
                 <w:rFonts w:hint="eastAsia" w:ascii="宋体" w:hAnsi="宋体" w:eastAsia="宋体" w:cs="宋体"/>
                 <w:lang w:eastAsia="zh-CN"/>
@@ -978,7 +963,7 @@
           </w:tcPr>
           <w:p>
             <w:pPr>
-              <w:spacing w:line="360" w:lineRule="exact"/>
+              <w:spacing w:after="0" w:line="360" w:lineRule="exact"/>
               <w:rPr>
                 <w:rFonts w:hint="eastAsia" w:ascii="宋体" w:hAnsi="宋体" w:eastAsia="宋体" w:cs="宋体"/>
                 <w:lang w:eastAsia="zh-CN"/>
@@ -993,7 +978,7 @@
           </w:tcPr>
           <w:p>
             <w:pPr>
-              <w:spacing w:line="360" w:lineRule="exact"/>
+              <w:spacing w:after="0" w:line="360" w:lineRule="exact"/>
               <w:rPr>
                 <w:rFonts w:hint="eastAsia" w:ascii="宋体" w:hAnsi="宋体" w:eastAsia="宋体" w:cs="宋体"/>
               </w:rPr>
@@ -1013,7 +998,7 @@
           </w:tcPr>
           <w:p>
             <w:pPr>
-              <w:spacing w:line="360" w:lineRule="exact"/>
+              <w:spacing w:after="0" w:line="360" w:lineRule="exact"/>
               <w:rPr>
                 <w:rFonts w:hint="eastAsia" w:ascii="宋体" w:hAnsi="宋体" w:eastAsia="宋体" w:cs="宋体"/>
               </w:rPr>
@@ -1033,7 +1018,7 @@
           </w:tcPr>
           <w:p>
             <w:pPr>
-              <w:spacing w:line="360" w:lineRule="exact"/>
+              <w:spacing w:after="0" w:line="360" w:lineRule="exact"/>
               <w:rPr>
                 <w:rFonts w:hint="eastAsia" w:ascii="宋体" w:hAnsi="宋体" w:eastAsia="宋体" w:cs="宋体"/>
                 <w:lang w:eastAsia="zh-CN"/>
@@ -1074,7 +1059,7 @@
           </w:tcPr>
           <w:p>
             <w:pPr>
-              <w:spacing w:line="360" w:lineRule="exact"/>
+              <w:spacing w:after="0" w:line="360" w:lineRule="exact"/>
               <w:rPr>
                 <w:rFonts w:hint="eastAsia" w:ascii="宋体" w:hAnsi="宋体" w:eastAsia="宋体" w:cs="宋体"/>
                 <w:lang w:eastAsia="zh-CN"/>
@@ -1089,7 +1074,7 @@
           </w:tcPr>
           <w:p>
             <w:pPr>
-              <w:spacing w:line="360" w:lineRule="exact"/>
+              <w:spacing w:after="0" w:line="360" w:lineRule="exact"/>
               <w:rPr>
                 <w:rFonts w:hint="eastAsia" w:ascii="宋体" w:hAnsi="宋体" w:eastAsia="宋体" w:cs="宋体"/>
               </w:rPr>
@@ -1109,7 +1094,7 @@
           </w:tcPr>
           <w:p>
             <w:pPr>
-              <w:spacing w:line="360" w:lineRule="exact"/>
+              <w:spacing w:after="0" w:line="360" w:lineRule="exact"/>
               <w:rPr>
                 <w:rFonts w:hint="eastAsia" w:ascii="宋体" w:hAnsi="宋体" w:eastAsia="宋体" w:cs="宋体"/>
               </w:rPr>
@@ -1129,7 +1114,7 @@
           </w:tcPr>
           <w:p>
             <w:pPr>
-              <w:spacing w:line="360" w:lineRule="exact"/>
+              <w:spacing w:after="0" w:line="360" w:lineRule="exact"/>
               <w:rPr>
                 <w:rFonts w:hint="eastAsia" w:ascii="宋体" w:hAnsi="宋体" w:eastAsia="宋体" w:cs="宋体"/>
                 <w:lang w:eastAsia="zh-CN"/>
@@ -1170,7 +1155,7 @@
           </w:tcPr>
           <w:p>
             <w:pPr>
-              <w:spacing w:line="360" w:lineRule="exact"/>
+              <w:spacing w:after="0" w:line="360" w:lineRule="exact"/>
               <w:rPr>
                 <w:rFonts w:hint="eastAsia" w:ascii="宋体" w:hAnsi="宋体" w:eastAsia="宋体" w:cs="宋体"/>
               </w:rPr>
@@ -1190,7 +1175,7 @@
           </w:tcPr>
           <w:p>
             <w:pPr>
-              <w:spacing w:line="360" w:lineRule="exact"/>
+              <w:spacing w:after="0" w:line="360" w:lineRule="exact"/>
               <w:rPr>
                 <w:rFonts w:hint="eastAsia" w:ascii="宋体" w:hAnsi="宋体" w:eastAsia="宋体" w:cs="宋体"/>
               </w:rPr>
@@ -1210,7 +1195,7 @@
           </w:tcPr>
           <w:p>
             <w:pPr>
-              <w:spacing w:line="360" w:lineRule="exact"/>
+              <w:spacing w:after="0" w:line="360" w:lineRule="exact"/>
               <w:rPr>
                 <w:rFonts w:hint="eastAsia" w:ascii="宋体" w:hAnsi="宋体" w:eastAsia="宋体" w:cs="宋体"/>
               </w:rPr>
@@ -1230,7 +1215,7 @@
           </w:tcPr>
           <w:p>
             <w:pPr>
-              <w:spacing w:line="360" w:lineRule="exact"/>
+              <w:spacing w:after="0" w:line="360" w:lineRule="exact"/>
               <w:rPr>
                 <w:rFonts w:hint="eastAsia" w:ascii="宋体" w:hAnsi="宋体" w:eastAsia="宋体" w:cs="宋体"/>
                 <w:lang w:eastAsia="zh-CN"/>
@@ -1271,7 +1256,7 @@
           </w:tcPr>
           <w:p>
             <w:pPr>
-              <w:spacing w:line="360" w:lineRule="exact"/>
+              <w:spacing w:after="0" w:line="360" w:lineRule="exact"/>
               <w:rPr>
                 <w:rFonts w:hint="eastAsia" w:ascii="宋体" w:hAnsi="宋体" w:eastAsia="宋体" w:cs="宋体"/>
                 <w:lang w:eastAsia="zh-CN"/>
@@ -1286,7 +1271,7 @@
           </w:tcPr>
           <w:p>
             <w:pPr>
-              <w:spacing w:line="360" w:lineRule="exact"/>
+              <w:spacing w:after="0" w:line="360" w:lineRule="exact"/>
               <w:rPr>
                 <w:rFonts w:hint="eastAsia" w:ascii="宋体" w:hAnsi="宋体" w:eastAsia="宋体" w:cs="宋体"/>
               </w:rPr>
@@ -1306,7 +1291,7 @@
           </w:tcPr>
           <w:p>
             <w:pPr>
-              <w:spacing w:line="360" w:lineRule="exact"/>
+              <w:spacing w:after="0" w:line="360" w:lineRule="exact"/>
               <w:rPr>
                 <w:rFonts w:hint="eastAsia" w:ascii="宋体" w:hAnsi="宋体" w:eastAsia="宋体" w:cs="宋体"/>
               </w:rPr>
@@ -1326,7 +1311,7 @@
           </w:tcPr>
           <w:p>
             <w:pPr>
-              <w:spacing w:line="360" w:lineRule="exact"/>
+              <w:spacing w:after="0" w:line="360" w:lineRule="exact"/>
               <w:rPr>
                 <w:rFonts w:hint="eastAsia" w:ascii="宋体" w:hAnsi="宋体" w:eastAsia="宋体" w:cs="宋体"/>
                 <w:lang w:eastAsia="zh-CN"/>
@@ -1367,7 +1352,7 @@
           </w:tcPr>
           <w:p>
             <w:pPr>
-              <w:spacing w:line="360" w:lineRule="exact"/>
+              <w:spacing w:after="0" w:line="360" w:lineRule="exact"/>
               <w:rPr>
                 <w:rFonts w:hint="eastAsia" w:ascii="宋体" w:hAnsi="宋体" w:eastAsia="宋体" w:cs="宋体"/>
                 <w:lang w:eastAsia="zh-CN"/>
@@ -1382,7 +1367,7 @@
           </w:tcPr>
           <w:p>
             <w:pPr>
-              <w:spacing w:line="360" w:lineRule="exact"/>
+              <w:spacing w:after="0" w:line="360" w:lineRule="exact"/>
               <w:rPr>
                 <w:rFonts w:hint="eastAsia" w:ascii="宋体" w:hAnsi="宋体" w:eastAsia="宋体" w:cs="宋体"/>
               </w:rPr>
@@ -1402,7 +1387,7 @@
           </w:tcPr>
           <w:p>
             <w:pPr>
-              <w:spacing w:line="360" w:lineRule="exact"/>
+              <w:spacing w:after="0" w:line="360" w:lineRule="exact"/>
               <w:rPr>
                 <w:rFonts w:hint="eastAsia" w:ascii="宋体" w:hAnsi="宋体" w:eastAsia="宋体" w:cs="宋体"/>
               </w:rPr>
@@ -1422,7 +1407,7 @@
           </w:tcPr>
           <w:p>
             <w:pPr>
-              <w:spacing w:line="360" w:lineRule="exact"/>
+              <w:spacing w:after="0" w:line="360" w:lineRule="exact"/>
               <w:rPr>
                 <w:rFonts w:hint="eastAsia" w:ascii="宋体" w:hAnsi="宋体" w:eastAsia="宋体" w:cs="宋体"/>
                 <w:lang w:eastAsia="zh-CN"/>
@@ -1462,7 +1447,7 @@
           </w:tcPr>
           <w:p>
             <w:pPr>
-              <w:spacing w:line="360" w:lineRule="exact"/>
+              <w:spacing w:after="0" w:line="360" w:lineRule="exact"/>
               <w:rPr>
                 <w:rFonts w:hint="eastAsia" w:ascii="宋体" w:hAnsi="宋体" w:eastAsia="宋体" w:cs="宋体"/>
               </w:rPr>
@@ -1482,7 +1467,7 @@
           </w:tcPr>
           <w:p>
             <w:pPr>
-              <w:spacing w:line="360" w:lineRule="exact"/>
+              <w:spacing w:after="0" w:line="360" w:lineRule="exact"/>
               <w:rPr>
                 <w:rFonts w:hint="eastAsia" w:ascii="宋体" w:hAnsi="宋体" w:eastAsia="宋体" w:cs="宋体"/>
               </w:rPr>
@@ -1502,7 +1487,7 @@
           </w:tcPr>
           <w:p>
             <w:pPr>
-              <w:spacing w:line="360" w:lineRule="exact"/>
+              <w:spacing w:after="0" w:line="360" w:lineRule="exact"/>
               <w:rPr>
                 <w:rFonts w:hint="eastAsia" w:ascii="宋体" w:hAnsi="宋体" w:eastAsia="宋体" w:cs="宋体"/>
               </w:rPr>
@@ -1522,7 +1507,7 @@
           </w:tcPr>
           <w:p>
             <w:pPr>
-              <w:spacing w:line="360" w:lineRule="exact"/>
+              <w:spacing w:after="0" w:line="360" w:lineRule="exact"/>
               <w:rPr>
                 <w:rFonts w:hint="eastAsia" w:ascii="宋体" w:hAnsi="宋体" w:eastAsia="宋体" w:cs="宋体"/>
                 <w:lang w:eastAsia="zh-CN"/>
@@ -1562,7 +1547,7 @@
           </w:tcPr>
           <w:p>
             <w:pPr>
-              <w:spacing w:line="360" w:lineRule="exact"/>
+              <w:spacing w:after="0" w:line="360" w:lineRule="exact"/>
               <w:rPr>
                 <w:rFonts w:hint="eastAsia" w:ascii="宋体" w:hAnsi="宋体" w:eastAsia="宋体" w:cs="宋体"/>
               </w:rPr>
@@ -1582,7 +1567,7 @@
           </w:tcPr>
           <w:p>
             <w:pPr>
-              <w:spacing w:line="360" w:lineRule="exact"/>
+              <w:spacing w:after="0" w:line="360" w:lineRule="exact"/>
               <w:rPr>
                 <w:rFonts w:hint="eastAsia" w:ascii="宋体" w:hAnsi="宋体" w:eastAsia="宋体" w:cs="宋体"/>
               </w:rPr>
@@ -1602,7 +1587,7 @@
           </w:tcPr>
           <w:p>
             <w:pPr>
-              <w:spacing w:line="360" w:lineRule="exact"/>
+              <w:spacing w:after="0" w:line="360" w:lineRule="exact"/>
               <w:rPr>
                 <w:rFonts w:hint="eastAsia" w:ascii="宋体" w:hAnsi="宋体" w:eastAsia="宋体" w:cs="宋体"/>
               </w:rPr>
@@ -1622,7 +1607,7 @@
           </w:tcPr>
           <w:p>
             <w:pPr>
-              <w:spacing w:line="360" w:lineRule="exact"/>
+              <w:spacing w:after="0" w:line="360" w:lineRule="exact"/>
               <w:rPr>
                 <w:rFonts w:hint="eastAsia" w:ascii="宋体" w:hAnsi="宋体" w:eastAsia="宋体" w:cs="宋体"/>
                 <w:lang w:eastAsia="zh-CN"/>
@@ -1662,7 +1647,7 @@
           </w:tcPr>
           <w:p>
             <w:pPr>
-              <w:spacing w:line="360" w:lineRule="exact"/>
+              <w:spacing w:after="0" w:line="360" w:lineRule="exact"/>
               <w:rPr>
                 <w:rFonts w:hint="eastAsia" w:ascii="宋体" w:hAnsi="宋体" w:eastAsia="宋体" w:cs="宋体"/>
               </w:rPr>
@@ -1682,7 +1667,7 @@
           </w:tcPr>
           <w:p>
             <w:pPr>
-              <w:spacing w:line="360" w:lineRule="exact"/>
+              <w:spacing w:after="0" w:line="360" w:lineRule="exact"/>
               <w:rPr>
                 <w:rFonts w:hint="eastAsia" w:ascii="宋体" w:hAnsi="宋体" w:eastAsia="宋体" w:cs="宋体"/>
               </w:rPr>
@@ -1702,7 +1687,7 @@
           </w:tcPr>
           <w:p>
             <w:pPr>
-              <w:spacing w:line="360" w:lineRule="exact"/>
+              <w:spacing w:after="0" w:line="360" w:lineRule="exact"/>
               <w:rPr>
                 <w:rFonts w:hint="eastAsia" w:ascii="宋体" w:hAnsi="宋体" w:eastAsia="宋体" w:cs="宋体"/>
               </w:rPr>
@@ -1722,7 +1707,7 @@
           </w:tcPr>
           <w:p>
             <w:pPr>
-              <w:spacing w:line="360" w:lineRule="exact"/>
+              <w:spacing w:after="0" w:line="360" w:lineRule="exact"/>
               <w:rPr>
                 <w:rFonts w:hint="eastAsia" w:ascii="宋体" w:hAnsi="宋体" w:eastAsia="宋体" w:cs="宋体"/>
                 <w:lang w:eastAsia="zh-CN"/>
@@ -1762,7 +1747,7 @@
           </w:tcPr>
           <w:p>
             <w:pPr>
-              <w:spacing w:line="360" w:lineRule="exact"/>
+              <w:spacing w:after="0" w:line="360" w:lineRule="exact"/>
               <w:rPr>
                 <w:rFonts w:hint="eastAsia" w:ascii="宋体" w:hAnsi="宋体" w:eastAsia="宋体" w:cs="宋体"/>
               </w:rPr>
@@ -1782,7 +1767,7 @@
           </w:tcPr>
           <w:p>
             <w:pPr>
-              <w:spacing w:line="360" w:lineRule="exact"/>
+              <w:spacing w:after="0" w:line="360" w:lineRule="exact"/>
               <w:rPr>
                 <w:rFonts w:hint="eastAsia" w:ascii="宋体" w:hAnsi="宋体" w:eastAsia="宋体" w:cs="宋体"/>
               </w:rPr>
@@ -1802,7 +1787,7 @@
           </w:tcPr>
           <w:p>
             <w:pPr>
-              <w:spacing w:line="360" w:lineRule="exact"/>
+              <w:spacing w:after="0" w:line="360" w:lineRule="exact"/>
               <w:rPr>
                 <w:rFonts w:hint="eastAsia" w:ascii="宋体" w:hAnsi="宋体" w:eastAsia="宋体" w:cs="宋体"/>
               </w:rPr>
@@ -1822,7 +1807,7 @@
           </w:tcPr>
           <w:p>
             <w:pPr>
-              <w:spacing w:line="360" w:lineRule="exact"/>
+              <w:spacing w:after="0" w:line="360" w:lineRule="exact"/>
               <w:rPr>
                 <w:rFonts w:hint="eastAsia" w:ascii="宋体" w:hAnsi="宋体" w:eastAsia="宋体" w:cs="宋体"/>
                 <w:lang w:eastAsia="zh-CN"/>
@@ -1862,7 +1847,7 @@
           </w:tcPr>
           <w:p>
             <w:pPr>
-              <w:spacing w:line="360" w:lineRule="exact"/>
+              <w:spacing w:after="0" w:line="360" w:lineRule="exact"/>
               <w:rPr>
                 <w:rFonts w:hint="eastAsia" w:ascii="宋体" w:hAnsi="宋体" w:eastAsia="宋体" w:cs="宋体"/>
               </w:rPr>
@@ -1882,7 +1867,7 @@
           </w:tcPr>
           <w:p>
             <w:pPr>
-              <w:spacing w:line="360" w:lineRule="exact"/>
+              <w:spacing w:after="0" w:line="360" w:lineRule="exact"/>
               <w:rPr>
                 <w:rFonts w:hint="eastAsia" w:ascii="宋体" w:hAnsi="宋体" w:eastAsia="宋体" w:cs="宋体"/>
               </w:rPr>
@@ -1902,7 +1887,7 @@
           </w:tcPr>
           <w:p>
             <w:pPr>
-              <w:spacing w:line="360" w:lineRule="exact"/>
+              <w:spacing w:after="0" w:line="360" w:lineRule="exact"/>
               <w:rPr>
                 <w:rFonts w:hint="eastAsia" w:ascii="宋体" w:hAnsi="宋体" w:eastAsia="宋体" w:cs="宋体"/>
               </w:rPr>
@@ -1922,7 +1907,7 @@
           </w:tcPr>
           <w:p>
             <w:pPr>
-              <w:spacing w:line="360" w:lineRule="exact"/>
+              <w:spacing w:after="0" w:line="360" w:lineRule="exact"/>
               <w:rPr>
                 <w:rFonts w:hint="eastAsia" w:ascii="宋体" w:hAnsi="宋体" w:eastAsia="宋体" w:cs="宋体"/>
                 <w:lang w:eastAsia="zh-CN"/>
@@ -1962,7 +1947,7 @@
           </w:tcPr>
           <w:p>
             <w:pPr>
-              <w:spacing w:line="360" w:lineRule="exact"/>
+              <w:spacing w:after="0" w:line="360" w:lineRule="exact"/>
               <w:rPr>
                 <w:rFonts w:hint="eastAsia" w:ascii="宋体" w:hAnsi="宋体" w:eastAsia="宋体" w:cs="宋体"/>
               </w:rPr>
@@ -1982,7 +1967,7 @@
           </w:tcPr>
           <w:p>
             <w:pPr>
-              <w:spacing w:line="360" w:lineRule="exact"/>
+              <w:spacing w:after="0" w:line="360" w:lineRule="exact"/>
               <w:rPr>
                 <w:rFonts w:hint="eastAsia" w:ascii="宋体" w:hAnsi="宋体" w:eastAsia="宋体" w:cs="宋体"/>
               </w:rPr>
@@ -2002,7 +1987,7 @@
           </w:tcPr>
           <w:p>
             <w:pPr>
-              <w:spacing w:line="360" w:lineRule="exact"/>
+              <w:spacing w:after="0" w:line="360" w:lineRule="exact"/>
               <w:rPr>
                 <w:rFonts w:hint="eastAsia" w:ascii="宋体" w:hAnsi="宋体" w:eastAsia="宋体" w:cs="宋体"/>
               </w:rPr>
@@ -2022,7 +2007,7 @@
           </w:tcPr>
           <w:p>
             <w:pPr>
-              <w:spacing w:line="360" w:lineRule="exact"/>
+              <w:spacing w:after="0" w:line="360" w:lineRule="exact"/>
               <w:rPr>
                 <w:rFonts w:hint="eastAsia" w:ascii="宋体" w:hAnsi="宋体" w:eastAsia="宋体" w:cs="宋体"/>
                 <w:lang w:eastAsia="zh-CN"/>
@@ -2062,7 +2047,7 @@
           </w:tcPr>
           <w:p>
             <w:pPr>
-              <w:spacing w:line="360" w:lineRule="exact"/>
+              <w:spacing w:after="0" w:line="360" w:lineRule="exact"/>
               <w:rPr>
                 <w:rFonts w:hint="eastAsia" w:ascii="宋体" w:hAnsi="宋体" w:eastAsia="宋体" w:cs="宋体"/>
               </w:rPr>
@@ -2082,7 +2067,7 @@
           </w:tcPr>
           <w:p>
             <w:pPr>
-              <w:spacing w:line="360" w:lineRule="exact"/>
+              <w:spacing w:after="0" w:line="360" w:lineRule="exact"/>
               <w:rPr>
                 <w:rFonts w:hint="eastAsia" w:ascii="宋体" w:hAnsi="宋体" w:eastAsia="宋体" w:cs="宋体"/>
               </w:rPr>
@@ -2102,7 +2087,7 @@
           </w:tcPr>
           <w:p>
             <w:pPr>
-              <w:spacing w:line="360" w:lineRule="exact"/>
+              <w:spacing w:after="0" w:line="360" w:lineRule="exact"/>
               <w:rPr>
                 <w:rFonts w:hint="eastAsia" w:ascii="宋体" w:hAnsi="宋体" w:eastAsia="宋体" w:cs="宋体"/>
               </w:rPr>
@@ -2122,7 +2107,7 @@
           </w:tcPr>
           <w:p>
             <w:pPr>
-              <w:spacing w:line="360" w:lineRule="exact"/>
+              <w:spacing w:after="0" w:line="360" w:lineRule="exact"/>
               <w:rPr>
                 <w:rFonts w:hint="eastAsia" w:ascii="宋体" w:hAnsi="宋体" w:eastAsia="宋体" w:cs="宋体"/>
                 <w:lang w:eastAsia="zh-CN"/>
@@ -2163,7 +2148,7 @@
           </w:tcPr>
           <w:p>
             <w:pPr>
-              <w:spacing w:line="360" w:lineRule="exact"/>
+              <w:spacing w:after="0" w:line="360" w:lineRule="exact"/>
               <w:rPr>
                 <w:rFonts w:hint="eastAsia" w:ascii="宋体" w:hAnsi="宋体" w:eastAsia="宋体" w:cs="宋体"/>
               </w:rPr>
@@ -2183,7 +2168,7 @@
           </w:tcPr>
           <w:p>
             <w:pPr>
-              <w:spacing w:line="360" w:lineRule="exact"/>
+              <w:spacing w:after="0" w:line="360" w:lineRule="exact"/>
               <w:rPr>
                 <w:rFonts w:hint="eastAsia" w:ascii="宋体" w:hAnsi="宋体" w:eastAsia="宋体" w:cs="宋体"/>
               </w:rPr>
@@ -2203,7 +2188,7 @@
           </w:tcPr>
           <w:p>
             <w:pPr>
-              <w:spacing w:line="360" w:lineRule="exact"/>
+              <w:spacing w:after="0" w:line="360" w:lineRule="exact"/>
               <w:rPr>
                 <w:rFonts w:hint="eastAsia" w:ascii="宋体" w:hAnsi="宋体" w:eastAsia="宋体" w:cs="宋体"/>
               </w:rPr>
@@ -2223,7 +2208,7 @@
           </w:tcPr>
           <w:p>
             <w:pPr>
-              <w:spacing w:line="360" w:lineRule="exact"/>
+              <w:spacing w:after="0" w:line="360" w:lineRule="exact"/>
               <w:rPr>
                 <w:rFonts w:hint="eastAsia" w:ascii="宋体" w:hAnsi="宋体" w:eastAsia="宋体" w:cs="宋体"/>
                 <w:lang w:eastAsia="zh-CN"/>
@@ -2264,7 +2249,7 @@
           </w:tcPr>
           <w:p>
             <w:pPr>
-              <w:spacing w:line="360" w:lineRule="exact"/>
+              <w:spacing w:after="0" w:line="360" w:lineRule="exact"/>
               <w:rPr>
                 <w:rFonts w:hint="eastAsia" w:ascii="宋体" w:hAnsi="宋体" w:eastAsia="宋体" w:cs="宋体"/>
                 <w:lang w:eastAsia="zh-CN"/>
@@ -2279,7 +2264,7 @@
           </w:tcPr>
           <w:p>
             <w:pPr>
-              <w:spacing w:line="360" w:lineRule="exact"/>
+              <w:spacing w:after="0" w:line="360" w:lineRule="exact"/>
               <w:rPr>
                 <w:rFonts w:hint="eastAsia" w:ascii="宋体" w:hAnsi="宋体" w:eastAsia="宋体" w:cs="宋体"/>
               </w:rPr>
@@ -2299,7 +2284,7 @@
           </w:tcPr>
           <w:p>
             <w:pPr>
-              <w:spacing w:line="360" w:lineRule="exact"/>
+              <w:spacing w:after="0" w:line="360" w:lineRule="exact"/>
               <w:rPr>
                 <w:rFonts w:hint="eastAsia" w:ascii="宋体" w:hAnsi="宋体" w:eastAsia="宋体" w:cs="宋体"/>
               </w:rPr>
@@ -2319,7 +2304,7 @@
           </w:tcPr>
           <w:p>
             <w:pPr>
-              <w:spacing w:line="360" w:lineRule="exact"/>
+              <w:spacing w:after="0" w:line="360" w:lineRule="exact"/>
               <w:rPr>
                 <w:rFonts w:hint="eastAsia" w:ascii="宋体" w:hAnsi="宋体" w:eastAsia="宋体" w:cs="宋体"/>
                 <w:lang w:eastAsia="zh-CN"/>
@@ -2450,7 +2435,7 @@
           </w:tcPr>
           <w:p>
             <w:pPr>
-              <w:spacing w:line="360" w:lineRule="exact"/>
+              <w:spacing w:after="0" w:line="360" w:lineRule="exact"/>
               <w:rPr>
                 <w:rFonts w:hint="eastAsia" w:ascii="宋体" w:hAnsi="宋体" w:eastAsia="宋体" w:cs="宋体"/>
               </w:rPr>
@@ -2470,7 +2455,7 @@
           </w:tcPr>
           <w:p>
             <w:pPr>
-              <w:spacing w:line="360" w:lineRule="exact"/>
+              <w:spacing w:after="0" w:line="360" w:lineRule="exact"/>
               <w:rPr>
                 <w:rFonts w:hint="eastAsia" w:ascii="宋体" w:hAnsi="宋体" w:eastAsia="宋体" w:cs="宋体"/>
               </w:rPr>
@@ -2490,7 +2475,7 @@
           </w:tcPr>
           <w:p>
             <w:pPr>
-              <w:spacing w:line="360" w:lineRule="exact"/>
+              <w:spacing w:after="0" w:line="360" w:lineRule="exact"/>
               <w:rPr>
                 <w:rFonts w:hint="eastAsia" w:ascii="宋体" w:hAnsi="宋体" w:eastAsia="宋体" w:cs="宋体"/>
                 <w:lang w:val="en-US" w:eastAsia="zh-CN"/>
@@ -2512,7 +2497,7 @@
           </w:tcPr>
           <w:p>
             <w:pPr>
-              <w:spacing w:line="360" w:lineRule="exact"/>
+              <w:spacing w:after="0" w:line="360" w:lineRule="exact"/>
               <w:rPr>
                 <w:rFonts w:hint="eastAsia" w:ascii="宋体" w:hAnsi="宋体" w:eastAsia="宋体" w:cs="宋体"/>
               </w:rPr>
@@ -2551,7 +2536,7 @@
           </w:tcPr>
           <w:p>
             <w:pPr>
-              <w:spacing w:line="360" w:lineRule="exact"/>
+              <w:spacing w:after="0" w:line="360" w:lineRule="exact"/>
               <w:rPr>
                 <w:rFonts w:hint="eastAsia" w:ascii="宋体" w:hAnsi="宋体" w:eastAsia="宋体" w:cs="宋体"/>
               </w:rPr>
@@ -2572,7 +2557,7 @@
           </w:tcPr>
           <w:p>
             <w:pPr>
-              <w:spacing w:line="360" w:lineRule="exact"/>
+              <w:spacing w:after="0" w:line="360" w:lineRule="exact"/>
               <w:rPr>
                 <w:rFonts w:hint="default" w:ascii="宋体" w:hAnsi="宋体" w:eastAsia="宋体" w:cs="宋体"/>
                 <w:lang w:val="en-US" w:eastAsia="zh-CN"/>
@@ -2594,7 +2579,7 @@
           </w:tcPr>
           <w:p>
             <w:pPr>
-              <w:spacing w:line="360" w:lineRule="exact"/>
+              <w:spacing w:after="0" w:line="360" w:lineRule="exact"/>
               <w:rPr>
                 <w:rFonts w:hint="eastAsia" w:ascii="宋体" w:hAnsi="宋体" w:eastAsia="宋体" w:cs="宋体"/>
               </w:rPr>
@@ -2615,7 +2600,7 @@
           </w:tcPr>
           <w:p>
             <w:pPr>
-              <w:spacing w:line="360" w:lineRule="exact"/>
+              <w:spacing w:after="0" w:line="360" w:lineRule="exact"/>
               <w:rPr>
                 <w:rFonts w:hint="eastAsia" w:ascii="宋体" w:hAnsi="宋体" w:eastAsia="宋体" w:cs="宋体"/>
                 <w:lang w:eastAsia="zh-CN"/>
@@ -2656,7 +2641,7 @@
           </w:tcPr>
           <w:p>
             <w:pPr>
-              <w:spacing w:line="360" w:lineRule="exact"/>
+              <w:spacing w:after="0" w:line="360" w:lineRule="exact"/>
               <w:rPr>
                 <w:rFonts w:hint="eastAsia" w:ascii="宋体" w:hAnsi="宋体" w:eastAsia="宋体" w:cs="宋体"/>
                 <w:lang w:eastAsia="zh-CN"/>
@@ -2671,7 +2656,7 @@
           </w:tcPr>
           <w:p>
             <w:pPr>
-              <w:spacing w:line="360" w:lineRule="exact"/>
+              <w:spacing w:after="0" w:line="360" w:lineRule="exact"/>
               <w:rPr>
                 <w:rFonts w:hint="eastAsia" w:ascii="宋体" w:hAnsi="宋体" w:eastAsia="宋体" w:cs="宋体"/>
               </w:rPr>
@@ -2692,7 +2677,7 @@
           </w:tcPr>
           <w:p>
             <w:pPr>
-              <w:spacing w:line="360" w:lineRule="exact"/>
+              <w:spacing w:after="0" w:line="360" w:lineRule="exact"/>
               <w:rPr>
                 <w:rFonts w:hint="eastAsia" w:ascii="宋体" w:hAnsi="宋体" w:eastAsia="宋体" w:cs="宋体"/>
               </w:rPr>
@@ -2713,7 +2698,7 @@
           </w:tcPr>
           <w:p>
             <w:pPr>
-              <w:spacing w:line="360" w:lineRule="exact"/>
+              <w:spacing w:after="0" w:line="360" w:lineRule="exact"/>
               <w:rPr>
                 <w:rFonts w:hint="eastAsia" w:ascii="宋体" w:hAnsi="宋体" w:eastAsia="宋体" w:cs="宋体"/>
                 <w:lang w:eastAsia="zh-CN"/>
@@ -2754,7 +2739,7 @@
           </w:tcPr>
           <w:p>
             <w:pPr>
-              <w:spacing w:line="360" w:lineRule="exact"/>
+              <w:spacing w:after="0" w:line="360" w:lineRule="exact"/>
               <w:rPr>
                 <w:rFonts w:hint="eastAsia" w:ascii="宋体" w:hAnsi="宋体" w:eastAsia="宋体" w:cs="宋体"/>
                 <w:lang w:eastAsia="zh-CN"/>
@@ -2769,7 +2754,7 @@
           </w:tcPr>
           <w:p>
             <w:pPr>
-              <w:spacing w:line="360" w:lineRule="exact"/>
+              <w:spacing w:after="0" w:line="360" w:lineRule="exact"/>
               <w:rPr>
                 <w:rFonts w:hint="eastAsia" w:ascii="宋体" w:hAnsi="宋体" w:eastAsia="宋体" w:cs="宋体"/>
               </w:rPr>
@@ -2789,7 +2774,7 @@
           </w:tcPr>
           <w:p>
             <w:pPr>
-              <w:spacing w:line="360" w:lineRule="exact"/>
+              <w:spacing w:after="0" w:line="360" w:lineRule="exact"/>
               <w:rPr>
                 <w:rFonts w:hint="eastAsia" w:ascii="宋体" w:hAnsi="宋体" w:eastAsia="宋体" w:cs="宋体"/>
               </w:rPr>
@@ -2809,7 +2794,7 @@
           </w:tcPr>
           <w:p>
             <w:pPr>
-              <w:spacing w:line="360" w:lineRule="exact"/>
+              <w:spacing w:after="0" w:line="360" w:lineRule="exact"/>
               <w:rPr>
                 <w:rFonts w:hint="eastAsia" w:ascii="宋体" w:hAnsi="宋体" w:eastAsia="宋体" w:cs="宋体"/>
                 <w:lang w:eastAsia="zh-CN"/>
@@ -2850,7 +2835,7 @@
           </w:tcPr>
           <w:p>
             <w:pPr>
-              <w:spacing w:line="360" w:lineRule="exact"/>
+              <w:spacing w:after="0" w:line="360" w:lineRule="exact"/>
               <w:rPr>
                 <w:rFonts w:hint="default" w:ascii="宋体" w:hAnsi="宋体" w:eastAsia="宋体" w:cs="宋体"/>
                 <w:lang w:val="en-US" w:eastAsia="zh-CN"/>
@@ -2872,7 +2857,7 @@
           </w:tcPr>
           <w:p>
             <w:pPr>
-              <w:spacing w:line="360" w:lineRule="exact"/>
+              <w:spacing w:after="0" w:line="360" w:lineRule="exact"/>
               <w:rPr>
                 <w:rFonts w:hint="default" w:ascii="宋体" w:hAnsi="宋体" w:eastAsia="宋体" w:cs="宋体"/>
                 <w:lang w:val="en-US" w:eastAsia="zh-CN"/>
@@ -2894,7 +2879,7 @@
           </w:tcPr>
           <w:p>
             <w:pPr>
-              <w:spacing w:line="360" w:lineRule="exact"/>
+              <w:spacing w:after="0" w:line="360" w:lineRule="exact"/>
               <w:rPr>
                 <w:rFonts w:hint="default" w:ascii="宋体" w:hAnsi="宋体" w:eastAsia="宋体" w:cs="宋体"/>
                 <w:lang w:val="en-US" w:eastAsia="zh-CN"/>
@@ -2916,7 +2901,7 @@
           </w:tcPr>
           <w:p>
             <w:pPr>
-              <w:spacing w:line="360" w:lineRule="exact"/>
+              <w:spacing w:after="0" w:line="360" w:lineRule="exact"/>
               <w:rPr>
                 <w:rFonts w:hint="default" w:ascii="宋体" w:hAnsi="宋体" w:eastAsia="宋体" w:cs="宋体"/>
                 <w:lang w:val="en-US" w:eastAsia="zh-CN"/>
@@ -2957,7 +2942,7 @@
           </w:tcPr>
           <w:p>
             <w:pPr>
-              <w:spacing w:line="360" w:lineRule="exact"/>
+              <w:spacing w:after="0" w:line="360" w:lineRule="exact"/>
               <w:rPr>
                 <w:rFonts w:hint="default" w:ascii="宋体" w:hAnsi="宋体" w:eastAsia="宋体" w:cs="宋体"/>
                 <w:lang w:val="en-US" w:eastAsia="zh-CN"/>
@@ -2972,7 +2957,7 @@
           </w:tcPr>
           <w:p>
             <w:pPr>
-              <w:spacing w:line="360" w:lineRule="exact"/>
+              <w:spacing w:after="0" w:line="360" w:lineRule="exact"/>
               <w:rPr>
                 <w:rFonts w:hint="default" w:ascii="宋体" w:hAnsi="宋体" w:eastAsia="宋体" w:cs="宋体"/>
                 <w:lang w:val="en-US" w:eastAsia="zh-CN"/>
@@ -2994,7 +2979,7 @@
           </w:tcPr>
           <w:p>
             <w:pPr>
-              <w:spacing w:line="360" w:lineRule="exact"/>
+              <w:spacing w:after="0" w:line="360" w:lineRule="exact"/>
               <w:rPr>
                 <w:rFonts w:hint="default" w:ascii="宋体" w:hAnsi="宋体" w:eastAsia="宋体" w:cs="宋体"/>
                 <w:lang w:val="en-US" w:eastAsia="zh-CN"/>
@@ -3016,7 +3001,7 @@
           </w:tcPr>
           <w:p>
             <w:pPr>
-              <w:spacing w:line="360" w:lineRule="exact"/>
+              <w:spacing w:after="0" w:line="360" w:lineRule="exact"/>
               <w:rPr>
                 <w:rFonts w:hint="default" w:ascii="宋体" w:hAnsi="宋体" w:eastAsia="宋体" w:cs="宋体"/>
                 <w:lang w:val="en-US" w:eastAsia="zh-CN"/>
@@ -3056,7 +3041,7 @@
           </w:tcPr>
           <w:p>
             <w:pPr>
-              <w:spacing w:line="360" w:lineRule="exact"/>
+              <w:spacing w:after="0" w:line="360" w:lineRule="exact"/>
               <w:rPr>
                 <w:rFonts w:hint="default" w:ascii="宋体" w:hAnsi="宋体" w:eastAsia="宋体" w:cs="宋体"/>
                 <w:lang w:val="en-US" w:eastAsia="zh-CN"/>
@@ -3078,7 +3063,7 @@
           </w:tcPr>
           <w:p>
             <w:pPr>
-              <w:spacing w:line="360" w:lineRule="exact"/>
+              <w:spacing w:after="0" w:line="360" w:lineRule="exact"/>
               <w:rPr>
                 <w:rFonts w:hint="default" w:ascii="宋体" w:hAnsi="宋体" w:eastAsia="宋体" w:cs="宋体"/>
                 <w:lang w:val="en-US" w:eastAsia="zh-CN"/>
@@ -3100,7 +3085,7 @@
           </w:tcPr>
           <w:p>
             <w:pPr>
-              <w:spacing w:line="360" w:lineRule="exact"/>
+              <w:spacing w:after="0" w:line="360" w:lineRule="exact"/>
               <w:rPr>
                 <w:rFonts w:hint="default" w:ascii="宋体" w:hAnsi="宋体" w:eastAsia="宋体" w:cs="宋体"/>
                 <w:lang w:val="en-US" w:eastAsia="zh-CN"/>
@@ -3122,7 +3107,7 @@
           </w:tcPr>
           <w:p>
             <w:pPr>
-              <w:spacing w:line="360" w:lineRule="exact"/>
+              <w:spacing w:after="0" w:line="360" w:lineRule="exact"/>
               <w:rPr>
                 <w:rFonts w:hint="eastAsia" w:ascii="宋体" w:hAnsi="宋体" w:eastAsia="宋体" w:cs="宋体"/>
                 <w:lang w:val="en-US" w:eastAsia="zh-CN"/>
@@ -3162,7 +3147,7 @@
           </w:tcPr>
           <w:p>
             <w:pPr>
-              <w:spacing w:line="360" w:lineRule="exact"/>
+              <w:spacing w:after="0" w:line="360" w:lineRule="exact"/>
               <w:rPr>
                 <w:rFonts w:hint="default" w:ascii="宋体" w:hAnsi="宋体" w:eastAsia="宋体" w:cs="宋体"/>
                 <w:lang w:val="en-US" w:eastAsia="zh-CN"/>
@@ -3184,7 +3169,7 @@
           </w:tcPr>
           <w:p>
             <w:pPr>
-              <w:spacing w:line="360" w:lineRule="exact"/>
+              <w:spacing w:after="0" w:line="360" w:lineRule="exact"/>
               <w:rPr>
                 <w:rFonts w:hint="default" w:ascii="宋体" w:hAnsi="宋体" w:eastAsia="宋体" w:cs="宋体"/>
                 <w:lang w:val="en-US" w:eastAsia="zh-CN"/>
@@ -3206,7 +3191,7 @@
           </w:tcPr>
           <w:p>
             <w:pPr>
-              <w:spacing w:line="360" w:lineRule="exact"/>
+              <w:spacing w:after="0" w:line="360" w:lineRule="exact"/>
               <w:rPr>
                 <w:rFonts w:hint="default" w:ascii="宋体" w:hAnsi="宋体" w:eastAsia="宋体" w:cs="宋体"/>
                 <w:lang w:val="en-US" w:eastAsia="zh-CN"/>
@@ -3228,7 +3213,7 @@
           </w:tcPr>
           <w:p>
             <w:pPr>
-              <w:spacing w:line="360" w:lineRule="exact"/>
+              <w:spacing w:after="0" w:line="360" w:lineRule="exact"/>
               <w:rPr>
                 <w:rFonts w:hint="eastAsia" w:ascii="宋体" w:hAnsi="宋体" w:eastAsia="宋体" w:cs="宋体"/>
                 <w:lang w:val="en-US" w:eastAsia="zh-CN"/>
@@ -3268,7 +3253,7 @@
           </w:tcPr>
           <w:p>
             <w:pPr>
-              <w:spacing w:line="360" w:lineRule="exact"/>
+              <w:spacing w:after="0" w:line="360" w:lineRule="exact"/>
               <w:rPr>
                 <w:rFonts w:hint="default" w:ascii="宋体" w:hAnsi="宋体" w:eastAsia="宋体" w:cs="宋体"/>
                 <w:lang w:val="en-US" w:eastAsia="zh-CN"/>
@@ -3290,7 +3275,7 @@
           </w:tcPr>
           <w:p>
             <w:pPr>
-              <w:spacing w:line="360" w:lineRule="exact"/>
+              <w:spacing w:after="0" w:line="360" w:lineRule="exact"/>
               <w:rPr>
                 <w:rFonts w:hint="default" w:ascii="宋体" w:hAnsi="宋体" w:eastAsia="宋体" w:cs="宋体"/>
                 <w:lang w:val="en-US" w:eastAsia="zh-CN"/>
@@ -3312,7 +3297,7 @@
           </w:tcPr>
           <w:p>
             <w:pPr>
-              <w:spacing w:line="360" w:lineRule="exact"/>
+              <w:spacing w:after="0" w:line="360" w:lineRule="exact"/>
               <w:rPr>
                 <w:rFonts w:hint="default" w:ascii="宋体" w:hAnsi="宋体" w:eastAsia="宋体" w:cs="宋体"/>
                 <w:lang w:val="en-US" w:eastAsia="zh-CN"/>
@@ -3334,7 +3319,7 @@
           </w:tcPr>
           <w:p>
             <w:pPr>
-              <w:spacing w:line="360" w:lineRule="exact"/>
+              <w:spacing w:after="0" w:line="360" w:lineRule="exact"/>
               <w:rPr>
                 <w:rFonts w:hint="eastAsia" w:ascii="宋体" w:hAnsi="宋体" w:eastAsia="宋体" w:cs="宋体"/>
                 <w:lang w:val="en-US" w:eastAsia="zh-CN"/>
